--- a/작업일지/21주차.docx
+++ b/작업일지/21주차.docx
@@ -1,87 +1,62 @@
 
 <file path=word/document.xml><?xml version="1.0" encoding="utf-8"?>
-<w:document xmlns:o="urn:schemas-microsoft-com:office:office" xmlns:r="http://schemas.openxmlformats.org/officeDocument/2006/relationships" xmlns:v="urn:schemas-microsoft-com:vml" xmlns:w="http://schemas.openxmlformats.org/wordprocessingml/2006/main" xmlns:w10="urn:schemas-microsoft-com:office:word" xmlns:wp="http://schemas.openxmlformats.org/drawingml/2006/wordprocessingDrawing" xmlns:wps="http://schemas.microsoft.com/office/word/2010/wordprocessingShape" xmlns:wpg="http://schemas.microsoft.com/office/word/2010/wordprocessingGroup" xmlns:mc="http://schemas.openxmlformats.org/markup-compatibility/2006" xmlns:wp14="http://schemas.microsoft.com/office/word/2010/wordprocessingDrawing" xmlns:w14="http://schemas.microsoft.com/office/word/2010/wordml" mc:Ignorable="w14 wp14">
+<w:document xmlns:wpc="http://schemas.microsoft.com/office/word/2010/wordprocessingCanvas" xmlns:cx="http://schemas.microsoft.com/office/drawing/2014/chartex" xmlns:cx1="http://schemas.microsoft.com/office/drawing/2015/9/8/chartex" xmlns:cx2="http://schemas.microsoft.com/office/drawing/2015/10/21/chartex" xmlns:cx3="http://schemas.microsoft.com/office/drawing/2016/5/9/chartex" xmlns:cx4="http://schemas.microsoft.com/office/drawing/2016/5/10/chartex" xmlns:cx5="http://schemas.microsoft.com/office/drawing/2016/5/11/chartex" xmlns:cx6="http://schemas.microsoft.com/office/drawing/2016/5/12/chartex" xmlns:cx7="http://schemas.microsoft.com/office/drawing/2016/5/13/chartex" xmlns:cx8="http://schemas.microsoft.com/office/drawing/2016/5/14/chartex" xmlns:mc="http://schemas.openxmlformats.org/markup-compatibility/2006" xmlns:aink="http://schemas.microsoft.com/office/drawing/2016/ink" xmlns:am3d="http://schemas.microsoft.com/office/drawing/2017/model3d" xmlns:o="urn:schemas-microsoft-com:office:office" xmlns:oel="http://schemas.microsoft.com/office/2019/extlst" xmlns:r="http://schemas.openxmlformats.org/officeDocument/2006/relationships" xmlns:m="http://schemas.openxmlformats.org/officeDocument/2006/math" xmlns:v="urn:schemas-microsoft-com:vml" xmlns:wp14="http://schemas.microsoft.com/office/word/2010/wordprocessingDrawing" xmlns:wp="http://schemas.openxmlformats.org/drawingml/2006/wordprocessingDrawing" xmlns:w10="urn:schemas-microsoft-com:office:word" xmlns:w="http://schemas.openxmlformats.org/wordprocessingml/2006/main" xmlns:w14="http://schemas.microsoft.com/office/word/2010/wordml" xmlns:w15="http://schemas.microsoft.com/office/word/2012/wordml" xmlns:w16cex="http://schemas.microsoft.com/office/word/2018/wordml/cex" xmlns:w16cid="http://schemas.microsoft.com/office/word/2016/wordml/cid" xmlns:w16="http://schemas.microsoft.com/office/word/2018/wordml" xmlns:w16du="http://schemas.microsoft.com/office/word/2023/wordml/word16du" xmlns:w16sdtdh="http://schemas.microsoft.com/office/word/2020/wordml/sdtdatahash" xmlns:w16sdtfl="http://schemas.microsoft.com/office/word/2024/wordml/sdtformatlock" xmlns:w16se="http://schemas.microsoft.com/office/word/2015/wordml/symex" xmlns:wpg="http://schemas.microsoft.com/office/word/2010/wordprocessingGroup" xmlns:wpi="http://schemas.microsoft.com/office/word/2010/wordprocessingInk" xmlns:wne="http://schemas.microsoft.com/office/word/2006/wordml" xmlns:wps="http://schemas.microsoft.com/office/word/2010/wordprocessingShape" mc:Ignorable="w14 w15 w16se w16cid w16 w16cex w16sdtdh w16sdtfl w16du wp14">
   <w:body>
     <w:tbl>
       <w:tblPr>
-        <w:tblStyle w:val="1"/>
+        <w:tblStyle w:val="10"/>
         <w:tblW w:w="10468" w:type="dxa"/>
-        <w:jc w:val="left"/>
         <w:tblInd w:w="5" w:type="dxa"/>
-        <w:tblCellMar>
-          <w:top w:w="0" w:type="dxa"/>
-          <w:left w:w="108" w:type="dxa"/>
-          <w:bottom w:w="0" w:type="dxa"/>
-          <w:right w:w="108" w:type="dxa"/>
-        </w:tblCellMar>
-        <w:tblLook w:firstRow="1" w:noVBand="1" w:lastRow="0" w:firstColumn="1" w:lastColumn="0" w:noHBand="0" w:val="04a0"/>
+        <w:tblLook w:val="04A0" w:firstRow="1" w:lastRow="0" w:firstColumn="1" w:lastColumn="0" w:noHBand="0" w:noVBand="1"/>
       </w:tblPr>
       <w:tblGrid>
-        <w:gridCol w:w="1741"/>
-        <w:gridCol w:w="1742"/>
-        <w:gridCol w:w="2"/>
-        <w:gridCol w:w="1041"/>
-        <w:gridCol w:w="2"/>
-        <w:gridCol w:w="2974"/>
-        <w:gridCol w:w="2"/>
-        <w:gridCol w:w="1212"/>
-        <w:gridCol w:w="2"/>
-        <w:gridCol w:w="1749"/>
+        <w:gridCol w:w="1740"/>
+        <w:gridCol w:w="1744"/>
+        <w:gridCol w:w="1043"/>
+        <w:gridCol w:w="2976"/>
+        <w:gridCol w:w="1214"/>
+        <w:gridCol w:w="1751"/>
       </w:tblGrid>
       <w:tr>
         <w:trPr>
-          <w:trHeight w:val="888" w:hRule="atLeast"/>
+          <w:trHeight w:val="888"/>
         </w:trPr>
         <w:tc>
           <w:tcPr>
             <w:tcW w:w="3485" w:type="dxa"/>
-            <w:gridSpan w:val="3"/>
-            <w:tcBorders/>
-            <w:shd w:fill="auto" w:val="clear"/>
+            <w:gridSpan w:val="2"/>
+            <w:shd w:val="clear" w:color="auto" w:fill="auto"/>
             <w:vAlign w:val="center"/>
           </w:tcPr>
           <w:p>
             <w:pPr>
-              <w:pStyle w:val="Normal"/>
-              <w:spacing w:lineRule="auto" w:line="240" w:before="0" w:after="0"/>
-              <w:rPr>
-                <w:color w:val="605E5C"/>
-                <w:highlight w:val="lightGray"/>
-              </w:rPr>
-            </w:pPr>
-            <w:r>
-              <w:rPr>
-                <w:color w:val="605E5C"/>
-                <w:shd w:fill="E1DFDD" w:val="clear"/>
-              </w:rPr>
-            </w:r>
+              <w:spacing w:after="0" w:line="240" w:lineRule="auto"/>
+              <w:rPr>
+                <w:color w:val="605E5C"/>
+              </w:rPr>
+            </w:pPr>
           </w:p>
         </w:tc>
         <w:tc>
           <w:tcPr>
             <w:tcW w:w="1043" w:type="dxa"/>
-            <w:gridSpan w:val="2"/>
-            <w:tcBorders/>
-            <w:shd w:fill="auto" w:val="clear"/>
+            <w:shd w:val="clear" w:color="auto" w:fill="auto"/>
             <w:vAlign w:val="center"/>
           </w:tcPr>
           <w:p>
             <w:pPr>
-              <w:pStyle w:val="Normal"/>
-              <w:spacing w:lineRule="auto" w:line="240" w:before="0" w:after="0"/>
+              <w:spacing w:after="0" w:line="240" w:lineRule="auto"/>
               <w:jc w:val="center"/>
               <w:rPr>
                 <w:b/>
-                <w:b/>
-                <w:sz w:val="22"/>
-              </w:rPr>
-            </w:pPr>
-            <w:r>
-              <w:rPr>
-                <w:b/>
-                <w:color w:val="605E5C"/>
-                <w:sz w:val="22"/>
-                <w:highlight w:val="lightGray"/>
+                <w:sz w:val="22"/>
+              </w:rPr>
+            </w:pPr>
+            <w:r>
+              <w:rPr>
+                <w:b/>
+                <w:color w:val="605E5C"/>
+                <w:sz w:val="22"/>
               </w:rPr>
               <w:t>작성자</w:t>
             </w:r>
@@ -90,15 +65,12 @@
         <w:tc>
           <w:tcPr>
             <w:tcW w:w="2976" w:type="dxa"/>
-            <w:gridSpan w:val="2"/>
-            <w:tcBorders/>
-            <w:shd w:fill="auto" w:val="clear"/>
+            <w:shd w:val="clear" w:color="auto" w:fill="auto"/>
             <w:vAlign w:val="center"/>
           </w:tcPr>
           <w:p>
             <w:pPr>
-              <w:pStyle w:val="Normal"/>
-              <w:spacing w:lineRule="auto" w:line="240" w:before="0" w:after="0"/>
+              <w:spacing w:after="0" w:line="240" w:lineRule="auto"/>
               <w:jc w:val="center"/>
               <w:rPr>
                 <w:szCs w:val="20"/>
@@ -108,79 +80,47 @@
               <w:rPr>
                 <w:color w:val="605E5C"/>
                 <w:szCs w:val="20"/>
-                <w:highlight w:val="lightGray"/>
-              </w:rPr>
-              <w:t xml:space="preserve">2022180041 </w:t>
+              </w:rPr>
+              <w:t>2022180041 최재혁</w:t>
             </w:r>
             <w:r>
               <w:rPr>
                 <w:color w:val="605E5C"/>
                 <w:szCs w:val="20"/>
-                <w:highlight w:val="lightGray"/>
-              </w:rPr>
-              <w:t>최재혁</w:t>
+              </w:rPr>
+              <w:br/>
+              <w:t>2022180003 김도엽</w:t>
             </w:r>
             <w:r>
               <w:rPr>
                 <w:color w:val="605E5C"/>
                 <w:szCs w:val="20"/>
-                <w:highlight w:val="lightGray"/>
               </w:rPr>
               <w:br/>
-              <w:t xml:space="preserve">2022180003 </w:t>
-            </w:r>
-            <w:r>
-              <w:rPr>
-                <w:color w:val="605E5C"/>
-                <w:szCs w:val="20"/>
-                <w:highlight w:val="lightGray"/>
-              </w:rPr>
-              <w:t>김도엽</w:t>
-            </w:r>
-            <w:r>
-              <w:rPr>
-                <w:color w:val="605E5C"/>
-                <w:szCs w:val="20"/>
-                <w:highlight w:val="lightGray"/>
-              </w:rPr>
-              <w:br/>
-              <w:t xml:space="preserve">2020184005 </w:t>
-            </w:r>
-            <w:r>
-              <w:rPr>
-                <w:color w:val="605E5C"/>
-                <w:szCs w:val="20"/>
-                <w:highlight w:val="lightGray"/>
-              </w:rPr>
-              <w:t>김나현</w:t>
+              <w:t>2020184005 김나현</w:t>
             </w:r>
           </w:p>
         </w:tc>
         <w:tc>
           <w:tcPr>
             <w:tcW w:w="1214" w:type="dxa"/>
-            <w:gridSpan w:val="2"/>
-            <w:tcBorders/>
-            <w:shd w:fill="auto" w:val="clear"/>
+            <w:shd w:val="clear" w:color="auto" w:fill="auto"/>
             <w:vAlign w:val="center"/>
           </w:tcPr>
           <w:p>
             <w:pPr>
-              <w:pStyle w:val="Normal"/>
-              <w:spacing w:lineRule="auto" w:line="240" w:before="0" w:after="0"/>
+              <w:spacing w:after="0" w:line="240" w:lineRule="auto"/>
               <w:jc w:val="center"/>
               <w:rPr>
                 <w:b/>
-                <w:b/>
-                <w:sz w:val="22"/>
-              </w:rPr>
-            </w:pPr>
-            <w:r>
-              <w:rPr>
-                <w:b/>
-                <w:color w:val="605E5C"/>
-                <w:sz w:val="22"/>
-                <w:highlight w:val="lightGray"/>
+                <w:sz w:val="22"/>
+              </w:rPr>
+            </w:pPr>
+            <w:r>
+              <w:rPr>
+                <w:b/>
+                <w:color w:val="605E5C"/>
+                <w:sz w:val="22"/>
               </w:rPr>
               <w:t>팀명</w:t>
             </w:r>
@@ -189,35 +129,33 @@
         <w:tc>
           <w:tcPr>
             <w:tcW w:w="1749" w:type="dxa"/>
-            <w:tcBorders/>
-            <w:shd w:fill="auto" w:val="clear"/>
+            <w:shd w:val="clear" w:color="auto" w:fill="auto"/>
             <w:vAlign w:val="center"/>
           </w:tcPr>
           <w:p>
             <w:pPr>
-              <w:pStyle w:val="Normal"/>
-              <w:spacing w:lineRule="auto" w:line="240" w:before="0" w:after="0"/>
+              <w:spacing w:after="0" w:line="240" w:lineRule="auto"/>
               <w:jc w:val="center"/>
               <w:rPr>
                 <w:sz w:val="24"/>
                 <w:szCs w:val="24"/>
               </w:rPr>
             </w:pPr>
+            <w:proofErr w:type="spellStart"/>
             <w:r>
               <w:rPr>
                 <w:color w:val="605E5C"/>
                 <w:sz w:val="24"/>
                 <w:szCs w:val="24"/>
-                <w:highlight w:val="lightGray"/>
               </w:rPr>
               <w:t>zl</w:t>
             </w:r>
+            <w:proofErr w:type="spellEnd"/>
             <w:r>
               <w:rPr>
                 <w:color w:val="605E5C"/>
                 <w:sz w:val="24"/>
                 <w:szCs w:val="24"/>
-                <w:highlight w:val="lightGray"/>
               </w:rPr>
               <w:t>존졸작전사</w:t>
             </w:r>
@@ -226,32 +164,28 @@
       </w:tr>
       <w:tr>
         <w:trPr>
-          <w:trHeight w:val="648" w:hRule="atLeast"/>
+          <w:trHeight w:val="648"/>
         </w:trPr>
         <w:tc>
           <w:tcPr>
             <w:tcW w:w="1741" w:type="dxa"/>
-            <w:tcBorders/>
-            <w:shd w:fill="auto" w:val="clear"/>
+            <w:shd w:val="clear" w:color="auto" w:fill="auto"/>
             <w:vAlign w:val="center"/>
           </w:tcPr>
           <w:p>
             <w:pPr>
-              <w:pStyle w:val="Normal"/>
-              <w:spacing w:lineRule="auto" w:line="240" w:before="0" w:after="0"/>
+              <w:spacing w:after="0" w:line="240" w:lineRule="auto"/>
               <w:jc w:val="center"/>
               <w:rPr>
                 <w:b/>
-                <w:b/>
-                <w:sz w:val="22"/>
-              </w:rPr>
-            </w:pPr>
-            <w:r>
-              <w:rPr>
-                <w:b/>
-                <w:color w:val="605E5C"/>
-                <w:sz w:val="22"/>
-                <w:highlight w:val="lightGray"/>
+                <w:sz w:val="22"/>
+              </w:rPr>
+            </w:pPr>
+            <w:r>
+              <w:rPr>
+                <w:b/>
+                <w:color w:val="605E5C"/>
+                <w:sz w:val="22"/>
               </w:rPr>
               <w:t>주차</w:t>
             </w:r>
@@ -260,27 +194,22 @@
         <w:tc>
           <w:tcPr>
             <w:tcW w:w="1742" w:type="dxa"/>
-            <w:tcBorders/>
-            <w:shd w:fill="auto" w:val="clear"/>
+            <w:shd w:val="clear" w:color="auto" w:fill="auto"/>
             <w:vAlign w:val="center"/>
           </w:tcPr>
           <w:p>
             <w:pPr>
-              <w:pStyle w:val="Normal"/>
-              <w:spacing w:lineRule="auto" w:line="240" w:before="0" w:after="0"/>
+              <w:spacing w:after="0" w:line="240" w:lineRule="auto"/>
               <w:jc w:val="center"/>
               <w:rPr>
                 <w:b/>
-                <w:b/>
-                <w:color w:val="605E5C"/>
-                <w:highlight w:val="lightGray"/>
-              </w:rPr>
-            </w:pPr>
-            <w:r>
-              <w:rPr>
-                <w:b/>
-                <w:color w:val="605E5C"/>
-                <w:shd w:fill="E1DFDD" w:val="clear"/>
+                <w:color w:val="605E5C"/>
+              </w:rPr>
+            </w:pPr>
+            <w:r>
+              <w:rPr>
+                <w:b/>
+                <w:color w:val="605E5C"/>
               </w:rPr>
               <w:t>21</w:t>
             </w:r>
@@ -289,28 +218,23 @@
         <w:tc>
           <w:tcPr>
             <w:tcW w:w="1043" w:type="dxa"/>
-            <w:gridSpan w:val="2"/>
-            <w:tcBorders/>
-            <w:shd w:fill="auto" w:val="clear"/>
+            <w:shd w:val="clear" w:color="auto" w:fill="auto"/>
             <w:vAlign w:val="center"/>
           </w:tcPr>
           <w:p>
             <w:pPr>
-              <w:pStyle w:val="Normal"/>
-              <w:spacing w:lineRule="auto" w:line="240" w:before="0" w:after="0"/>
+              <w:spacing w:after="0" w:line="240" w:lineRule="auto"/>
               <w:jc w:val="center"/>
               <w:rPr>
                 <w:b/>
-                <w:b/>
-                <w:sz w:val="22"/>
-              </w:rPr>
-            </w:pPr>
-            <w:r>
-              <w:rPr>
-                <w:b/>
-                <w:color w:val="605E5C"/>
-                <w:sz w:val="22"/>
-                <w:highlight w:val="lightGray"/>
+                <w:sz w:val="22"/>
+              </w:rPr>
+            </w:pPr>
+            <w:r>
+              <w:rPr>
+                <w:b/>
+                <w:color w:val="605E5C"/>
+                <w:sz w:val="22"/>
               </w:rPr>
               <w:t>기간</w:t>
             </w:r>
@@ -319,21 +243,16 @@
         <w:tc>
           <w:tcPr>
             <w:tcW w:w="2976" w:type="dxa"/>
-            <w:gridSpan w:val="2"/>
-            <w:tcBorders/>
-            <w:shd w:fill="auto" w:val="clear"/>
+            <w:shd w:val="clear" w:color="auto" w:fill="auto"/>
             <w:vAlign w:val="center"/>
           </w:tcPr>
           <w:p>
             <w:pPr>
-              <w:pStyle w:val="Normal"/>
-              <w:spacing w:lineRule="auto" w:line="240" w:before="0" w:after="0"/>
+              <w:spacing w:after="0" w:line="240" w:lineRule="auto"/>
               <w:jc w:val="center"/>
               <w:rPr>
                 <w:b/>
-                <w:b/>
-                <w:color w:val="605E5C"/>
-                <w:highlight w:val="lightGray"/>
+                <w:color w:val="605E5C"/>
               </w:rPr>
             </w:pPr>
             <w:bookmarkStart w:id="0" w:name="__DdeLink__208_3068397457"/>
@@ -341,57 +260,8 @@
               <w:rPr>
                 <w:b/>
                 <w:color w:val="605E5C"/>
-                <w:highlight w:val="lightGray"/>
-              </w:rPr>
-              <w:t>2025.06.</w:t>
-            </w:r>
-            <w:r>
-              <w:rPr>
-                <w:b/>
-                <w:color w:val="605E5C"/>
-                <w:highlight w:val="lightGray"/>
-              </w:rPr>
-              <w:t>30</w:t>
-            </w:r>
-            <w:r>
-              <w:rPr>
-                <w:b/>
-                <w:color w:val="605E5C"/>
-                <w:highlight w:val="lightGray"/>
-              </w:rPr>
-              <w:t xml:space="preserve"> ~ 2025.0</w:t>
-            </w:r>
-            <w:r>
-              <w:rPr>
-                <w:b/>
-                <w:color w:val="605E5C"/>
-                <w:highlight w:val="lightGray"/>
-              </w:rPr>
-              <w:t>7</w:t>
-            </w:r>
-            <w:r>
-              <w:rPr>
-                <w:b/>
-                <w:color w:val="605E5C"/>
-                <w:highlight w:val="lightGray"/>
-              </w:rPr>
-              <w:t>.</w:t>
-            </w:r>
-            <w:r>
-              <w:rPr>
-                <w:b/>
-                <w:color w:val="605E5C"/>
-                <w:highlight w:val="lightGray"/>
-              </w:rPr>
-              <w:t>0</w:t>
-            </w:r>
-            <w:r>
-              <w:rPr>
-                <w:b/>
-                <w:color w:val="605E5C"/>
-                <w:highlight w:val="lightGray"/>
-              </w:rPr>
-              <w:t>7</w:t>
+              </w:rPr>
+              <w:t>2025.06.30 ~ 2025.07.07</w:t>
             </w:r>
             <w:bookmarkEnd w:id="0"/>
           </w:p>
@@ -399,28 +269,23 @@
         <w:tc>
           <w:tcPr>
             <w:tcW w:w="1214" w:type="dxa"/>
-            <w:gridSpan w:val="2"/>
-            <w:tcBorders/>
-            <w:shd w:fill="auto" w:val="clear"/>
+            <w:shd w:val="clear" w:color="auto" w:fill="auto"/>
             <w:vAlign w:val="center"/>
           </w:tcPr>
           <w:p>
             <w:pPr>
-              <w:pStyle w:val="Normal"/>
-              <w:spacing w:lineRule="auto" w:line="240" w:before="0" w:after="0"/>
+              <w:spacing w:after="0" w:line="240" w:lineRule="auto"/>
               <w:jc w:val="center"/>
               <w:rPr>
                 <w:b/>
-                <w:b/>
-                <w:sz w:val="22"/>
-              </w:rPr>
-            </w:pPr>
-            <w:r>
-              <w:rPr>
-                <w:b/>
-                <w:color w:val="605E5C"/>
-                <w:sz w:val="22"/>
-                <w:highlight w:val="lightGray"/>
+                <w:sz w:val="22"/>
+              </w:rPr>
+            </w:pPr>
+            <w:r>
+              <w:rPr>
+                <w:b/>
+                <w:color w:val="605E5C"/>
+                <w:sz w:val="22"/>
               </w:rPr>
               <w:t>지도교수</w:t>
             </w:r>
@@ -429,82 +294,58 @@
         <w:tc>
           <w:tcPr>
             <w:tcW w:w="1751" w:type="dxa"/>
-            <w:gridSpan w:val="2"/>
-            <w:tcBorders/>
-            <w:shd w:fill="auto" w:val="clear"/>
+            <w:shd w:val="clear" w:color="auto" w:fill="auto"/>
             <w:vAlign w:val="center"/>
           </w:tcPr>
           <w:p>
             <w:pPr>
-              <w:pStyle w:val="Normal"/>
-              <w:spacing w:lineRule="auto" w:line="240" w:before="0" w:after="0"/>
+              <w:spacing w:after="0" w:line="240" w:lineRule="auto"/>
               <w:jc w:val="left"/>
               <w:rPr>
                 <w:color w:val="605E5C"/>
-                <w:highlight w:val="lightGray"/>
-              </w:rPr>
-            </w:pPr>
-            <w:r>
-              <w:rPr>
-                <w:b/>
-                <w:color w:val="605E5C"/>
-                <w:sz w:val="22"/>
-                <w:highlight w:val="lightGray"/>
+              </w:rPr>
+            </w:pPr>
+            <w:r>
+              <w:rPr>
+                <w:b/>
+                <w:color w:val="605E5C"/>
+                <w:sz w:val="22"/>
               </w:rPr>
               <w:t>정 내 훈</w:t>
             </w:r>
             <w:r>
               <w:rPr>
                 <w:color w:val="605E5C"/>
-                <w:highlight w:val="lightGray"/>
-              </w:rPr>
-              <w:t>(</w:t>
-            </w:r>
-            <w:r>
-              <w:rPr>
-                <w:color w:val="605E5C"/>
-                <w:highlight w:val="lightGray"/>
-              </w:rPr>
-              <w:t>서명</w:t>
-            </w:r>
-            <w:r>
-              <w:rPr>
-                <w:color w:val="605E5C"/>
-                <w:highlight w:val="lightGray"/>
-              </w:rPr>
-              <w:t>)</w:t>
+              </w:rPr>
+              <w:t>(서명)</w:t>
             </w:r>
           </w:p>
         </w:tc>
       </w:tr>
       <w:tr>
         <w:trPr>
-          <w:trHeight w:val="1266" w:hRule="atLeast"/>
+          <w:trHeight w:val="1266"/>
         </w:trPr>
         <w:tc>
           <w:tcPr>
             <w:tcW w:w="1741" w:type="dxa"/>
-            <w:tcBorders/>
-            <w:shd w:fill="auto" w:val="clear"/>
+            <w:shd w:val="clear" w:color="auto" w:fill="auto"/>
             <w:vAlign w:val="center"/>
           </w:tcPr>
           <w:p>
             <w:pPr>
-              <w:pStyle w:val="Normal"/>
-              <w:spacing w:lineRule="auto" w:line="240" w:before="0" w:after="0"/>
+              <w:spacing w:after="0" w:line="240" w:lineRule="auto"/>
               <w:jc w:val="center"/>
               <w:rPr>
                 <w:b/>
-                <w:b/>
-                <w:sz w:val="22"/>
-              </w:rPr>
-            </w:pPr>
-            <w:r>
-              <w:rPr>
-                <w:b/>
-                <w:color w:val="605E5C"/>
-                <w:sz w:val="22"/>
-                <w:highlight w:val="lightGray"/>
+                <w:sz w:val="22"/>
+              </w:rPr>
+            </w:pPr>
+            <w:r>
+              <w:rPr>
+                <w:b/>
+                <w:color w:val="605E5C"/>
+                <w:sz w:val="22"/>
               </w:rPr>
               <w:t>이번주 한일</w:t>
             </w:r>
@@ -513,19 +354,16 @@
         <w:tc>
           <w:tcPr>
             <w:tcW w:w="8726" w:type="dxa"/>
-            <w:gridSpan w:val="9"/>
-            <w:tcBorders/>
-            <w:shd w:fill="auto" w:val="clear"/>
+            <w:gridSpan w:val="5"/>
+            <w:shd w:val="clear" w:color="auto" w:fill="auto"/>
             <w:vAlign w:val="center"/>
           </w:tcPr>
           <w:p>
             <w:pPr>
-              <w:pStyle w:val="Normal"/>
-              <w:spacing w:lineRule="auto" w:line="240" w:before="0" w:after="0"/>
+              <w:spacing w:after="0" w:line="240" w:lineRule="auto"/>
               <w:jc w:val="left"/>
               <w:rPr>
                 <w:color w:val="605E5C"/>
-                <w:highlight w:val="lightGray"/>
               </w:rPr>
             </w:pPr>
             <w:r>
@@ -533,28 +371,90 @@
                 <w:b/>
                 <w:bCs/>
                 <w:color w:val="605E5C"/>
-                <w:highlight w:val="lightGray"/>
-              </w:rPr>
-              <w:t>최재혁</w:t>
-            </w:r>
+              </w:rPr>
+              <w:t xml:space="preserve">최재혁: </w:t>
+            </w:r>
+          </w:p>
+          <w:p>
+            <w:pPr>
+              <w:spacing w:after="0" w:line="240" w:lineRule="auto"/>
+              <w:jc w:val="left"/>
+              <w:rPr>
+                <w:rFonts w:hint="eastAsia"/>
+                <w:color w:val="605E5C"/>
+              </w:rPr>
+            </w:pPr>
             <w:r>
               <w:rPr>
                 <w:b/>
                 <w:bCs/>
                 <w:color w:val="605E5C"/>
-                <w:highlight w:val="lightGray"/>
-              </w:rPr>
-              <w:t xml:space="preserve">: </w:t>
-            </w:r>
-          </w:p>
-          <w:p>
-            <w:pPr>
-              <w:pStyle w:val="Normal"/>
-              <w:spacing w:lineRule="auto" w:line="240" w:before="0" w:after="0"/>
+              </w:rPr>
+              <w:t>김도엽:</w:t>
+            </w:r>
+            <w:r>
+              <w:rPr>
+                <w:rFonts w:hint="eastAsia"/>
+                <w:b/>
+                <w:bCs/>
+                <w:color w:val="605E5C"/>
+              </w:rPr>
+              <w:t xml:space="preserve"> Main / Game 씬 분리, </w:t>
+            </w:r>
+            <w:r>
+              <w:rPr>
+                <w:rFonts w:hint="eastAsia"/>
+                <w:b/>
+                <w:bCs/>
+                <w:color w:val="605E5C"/>
+              </w:rPr>
+              <w:t xml:space="preserve">마을 / </w:t>
+            </w:r>
+            <w:r>
+              <w:rPr>
+                <w:rFonts w:hint="eastAsia"/>
+                <w:b/>
+                <w:bCs/>
+                <w:color w:val="605E5C"/>
+              </w:rPr>
+              <w:t xml:space="preserve">보스 맵 전환, </w:t>
+            </w:r>
+            <w:proofErr w:type="spellStart"/>
+            <w:r>
+              <w:rPr>
+                <w:rFonts w:hint="eastAsia"/>
+                <w:b/>
+                <w:bCs/>
+                <w:color w:val="605E5C"/>
+              </w:rPr>
+              <w:t>ImGUI</w:t>
+            </w:r>
+            <w:proofErr w:type="spellEnd"/>
+            <w:r>
+              <w:rPr>
+                <w:rFonts w:hint="eastAsia"/>
+                <w:b/>
+                <w:bCs/>
+                <w:color w:val="605E5C"/>
+              </w:rPr>
+              <w:t>를 활용한 디버깅</w:t>
+            </w:r>
+            <w:r>
+              <w:rPr>
+                <w:rFonts w:hint="eastAsia"/>
+                <w:b/>
+                <w:bCs/>
+                <w:color w:val="605E5C"/>
+              </w:rPr>
+              <w:t xml:space="preserve"> 툴 제작</w:t>
+            </w:r>
+          </w:p>
+          <w:p>
+            <w:pPr>
+              <w:spacing w:after="0" w:line="240" w:lineRule="auto"/>
               <w:jc w:val="left"/>
               <w:rPr>
                 <w:color w:val="605E5C"/>
-                <w:highlight w:val="lightGray"/>
               </w:rPr>
             </w:pPr>
             <w:r>
@@ -562,47 +462,8 @@
                 <w:b/>
                 <w:bCs/>
                 <w:color w:val="605E5C"/>
-                <w:highlight w:val="lightGray"/>
-              </w:rPr>
-              <w:t>김도엽</w:t>
-            </w:r>
-            <w:r>
-              <w:rPr>
-                <w:b/>
-                <w:bCs/>
-                <w:color w:val="605E5C"/>
-                <w:highlight w:val="lightGray"/>
-              </w:rPr>
-              <w:t>:</w:t>
-            </w:r>
-          </w:p>
-          <w:p>
-            <w:pPr>
-              <w:pStyle w:val="Normal"/>
-              <w:spacing w:lineRule="auto" w:line="240" w:before="0" w:after="0"/>
-              <w:jc w:val="left"/>
-              <w:rPr>
-                <w:color w:val="605E5C"/>
-                <w:highlight w:val="lightGray"/>
-              </w:rPr>
-            </w:pPr>
-            <w:r>
-              <w:rPr>
-                <w:b/>
-                <w:bCs/>
-                <w:color w:val="605E5C"/>
-                <w:highlight w:val="lightGray"/>
-              </w:rPr>
-              <w:t>김나현</w:t>
-            </w:r>
-            <w:r>
-              <w:rPr>
-                <w:b/>
-                <w:bCs/>
-                <w:color w:val="605E5C"/>
-                <w:highlight w:val="lightGray"/>
-              </w:rPr>
-              <w:t xml:space="preserve">: </w:t>
+              </w:rPr>
+              <w:t xml:space="preserve">김나현: </w:t>
             </w:r>
           </w:p>
         </w:tc>
@@ -610,9 +471,7 @@
     </w:tbl>
     <w:p>
       <w:pPr>
-        <w:pStyle w:val="Normal"/>
-        <w:rPr>
-          <w:b/>
+        <w:rPr>
           <w:b/>
           <w:sz w:val="22"/>
         </w:rPr>
@@ -622,21 +481,7 @@
           <w:b/>
           <w:sz w:val="22"/>
         </w:rPr>
-        <w:t>&lt;</w:t>
-      </w:r>
-      <w:r>
-        <w:rPr>
-          <w:b/>
-          <w:sz w:val="22"/>
-        </w:rPr>
-        <w:t>상세 수행내용</w:t>
-      </w:r>
-      <w:r>
-        <w:rPr>
-          <w:b/>
-          <w:sz w:val="22"/>
-        </w:rPr>
-        <w:t>&gt;</w:t>
+        <w:t>&lt;상세 수행내용&gt;</w:t>
       </w:r>
     </w:p>
     <w:p>
@@ -648,40 +493,24 @@
         </w:numPr>
         <w:rPr>
           <w:b/>
+          <w:sz w:val="22"/>
+        </w:rPr>
+      </w:pPr>
+      <w:r>
+        <w:rPr>
+          <w:bCs/>
+          <w:sz w:val="22"/>
+        </w:rPr>
+        <w:t>최재혁:</w:t>
+      </w:r>
+    </w:p>
+    <w:p>
+      <w:pPr>
+        <w:rPr>
           <w:b/>
           <w:sz w:val="22"/>
         </w:rPr>
       </w:pPr>
-      <w:r>
-        <w:rPr>
-          <w:bCs/>
-          <w:sz w:val="22"/>
-        </w:rPr>
-        <w:t>최재혁</w:t>
-      </w:r>
-      <w:r>
-        <w:rPr>
-          <w:bCs/>
-          <w:sz w:val="22"/>
-        </w:rPr>
-        <w:t>:</w:t>
-      </w:r>
-    </w:p>
-    <w:p>
-      <w:pPr>
-        <w:pStyle w:val="Normal"/>
-        <w:rPr>
-          <w:b/>
-          <w:b/>
-          <w:sz w:val="22"/>
-        </w:rPr>
-      </w:pPr>
-      <w:r>
-        <w:rPr>
-          <w:b/>
-          <w:sz w:val="22"/>
-        </w:rPr>
-      </w:r>
     </w:p>
     <w:p>
       <w:pPr>
@@ -700,31 +529,595 @@
           <w:bCs/>
           <w:sz w:val="22"/>
         </w:rPr>
-        <w:t>김도엽</w:t>
-      </w:r>
-      <w:r>
-        <w:rPr>
-          <w:bCs/>
-          <w:sz w:val="22"/>
-        </w:rPr>
-        <w:t>:</w:t>
+        <w:t>김도엽:</w:t>
       </w:r>
     </w:p>
     <w:p>
       <w:pPr>
         <w:pStyle w:val="ListParagraph"/>
-        <w:ind w:left="800" w:hanging="0"/>
-        <w:rPr>
-          <w:bCs/>
-          <w:sz w:val="22"/>
-        </w:rPr>
-      </w:pPr>
-      <w:r>
-        <w:rPr>
-          <w:bCs/>
-          <w:sz w:val="22"/>
-        </w:rPr>
-      </w:r>
+        <w:numPr>
+          <w:ilvl w:val="1"/>
+          <w:numId w:val="1"/>
+        </w:numPr>
+        <w:rPr>
+          <w:bCs/>
+          <w:szCs w:val="20"/>
+        </w:rPr>
+      </w:pPr>
+      <w:r>
+        <w:rPr>
+          <w:rFonts w:hint="eastAsia"/>
+          <w:bCs/>
+          <w:szCs w:val="20"/>
+        </w:rPr>
+        <w:t>Main / Game 씬 분리</w:t>
+      </w:r>
+    </w:p>
+    <w:p>
+      <w:pPr>
+        <w:pStyle w:val="ListParagraph"/>
+        <w:numPr>
+          <w:ilvl w:val="2"/>
+          <w:numId w:val="1"/>
+        </w:numPr>
+        <w:rPr>
+          <w:bCs/>
+          <w:szCs w:val="20"/>
+        </w:rPr>
+      </w:pPr>
+      <w:r>
+        <w:rPr>
+          <w:rFonts w:hint="eastAsia"/>
+          <w:bCs/>
+          <w:szCs w:val="20"/>
+        </w:rPr>
+        <w:t xml:space="preserve">시작 화면과 게임 화면이 로직상으로 동일한 씬에서 재생되던 것을 별도의 씬으로 분리하여 </w:t>
+      </w:r>
+      <w:r>
+        <w:rPr>
+          <w:rFonts w:hint="eastAsia"/>
+          <w:bCs/>
+          <w:szCs w:val="20"/>
+        </w:rPr>
+        <w:t>퇴장 후 재진입이 용이하게 로직 구현</w:t>
+      </w:r>
+      <w:r>
+        <w:rPr>
+          <w:rFonts w:hint="eastAsia"/>
+          <w:bCs/>
+          <w:szCs w:val="20"/>
+        </w:rPr>
+        <w:t>.</w:t>
+      </w:r>
+    </w:p>
+    <w:p>
+      <w:pPr>
+        <w:pStyle w:val="ListParagraph"/>
+        <w:numPr>
+          <w:ilvl w:val="2"/>
+          <w:numId w:val="1"/>
+        </w:numPr>
+        <w:rPr>
+          <w:bCs/>
+          <w:szCs w:val="20"/>
+        </w:rPr>
+      </w:pPr>
+      <w:r>
+        <w:rPr>
+          <w:rFonts w:hint="eastAsia"/>
+          <w:bCs/>
+          <w:szCs w:val="20"/>
+        </w:rPr>
+        <w:t>시작 화면에서 게임 화면 진입 시 네트워크 연결, 게임 화면에서 시작 화면으로 나갈 시 네트워크 해제.</w:t>
+      </w:r>
+    </w:p>
+    <w:p>
+      <w:pPr>
+        <w:pStyle w:val="ListParagraph"/>
+        <w:numPr>
+          <w:ilvl w:val="1"/>
+          <w:numId w:val="1"/>
+        </w:numPr>
+        <w:rPr>
+          <w:bCs/>
+          <w:szCs w:val="20"/>
+        </w:rPr>
+      </w:pPr>
+      <w:r>
+        <w:rPr>
+          <w:rFonts w:hint="eastAsia"/>
+          <w:bCs/>
+          <w:szCs w:val="20"/>
+        </w:rPr>
+        <w:t>마을 / 보스 맵 전환</w:t>
+      </w:r>
+    </w:p>
+    <w:p>
+      <w:pPr>
+        <w:pStyle w:val="ListParagraph"/>
+        <w:numPr>
+          <w:ilvl w:val="1"/>
+          <w:numId w:val="1"/>
+        </w:numPr>
+        <w:rPr>
+          <w:bCs/>
+          <w:szCs w:val="20"/>
+        </w:rPr>
+      </w:pPr>
+      <w:r>
+        <w:rPr>
+          <w:noProof/>
+          <w:szCs w:val="20"/>
+        </w:rPr>
+        <w:drawing>
+          <wp:inline distT="0" distB="0" distL="0" distR="0" wp14:anchorId="3575A63D" wp14:editId="4D703782">
+            <wp:extent cx="5486400" cy="3089704"/>
+            <wp:effectExtent l="0" t="0" r="0" b="0"/>
+            <wp:docPr id="131574527" name="Picture 1" descr="A screenshot of a video game&#10;&#10;AI-generated content may be incorrect."/>
+            <wp:cNvGraphicFramePr>
+              <a:graphicFrameLocks xmlns:a="http://schemas.openxmlformats.org/drawingml/2006/main" noChangeAspect="1"/>
+            </wp:cNvGraphicFramePr>
+            <a:graphic xmlns:a="http://schemas.openxmlformats.org/drawingml/2006/main">
+              <a:graphicData uri="http://schemas.openxmlformats.org/drawingml/2006/picture">
+                <pic:pic xmlns:pic="http://schemas.openxmlformats.org/drawingml/2006/picture">
+                  <pic:nvPicPr>
+                    <pic:cNvPr id="131574527" name="Picture 1" descr="A screenshot of a video game&#10;&#10;AI-generated content may be incorrect."/>
+                    <pic:cNvPicPr/>
+                  </pic:nvPicPr>
+                  <pic:blipFill>
+                    <a:blip r:embed="rId5"/>
+                    <a:stretch>
+                      <a:fillRect/>
+                    </a:stretch>
+                  </pic:blipFill>
+                  <pic:spPr>
+                    <a:xfrm>
+                      <a:off x="0" y="0"/>
+                      <a:ext cx="5486400" cy="3089704"/>
+                    </a:xfrm>
+                    <a:prstGeom prst="rect">
+                      <a:avLst/>
+                    </a:prstGeom>
+                  </pic:spPr>
+                </pic:pic>
+              </a:graphicData>
+            </a:graphic>
+          </wp:inline>
+        </w:drawing>
+      </w:r>
+    </w:p>
+    <w:p>
+      <w:pPr>
+        <w:pStyle w:val="ListParagraph"/>
+        <w:numPr>
+          <w:ilvl w:val="2"/>
+          <w:numId w:val="1"/>
+        </w:numPr>
+        <w:rPr>
+          <w:bCs/>
+          <w:szCs w:val="20"/>
+        </w:rPr>
+      </w:pPr>
+      <w:r>
+        <w:rPr>
+          <w:rFonts w:hint="eastAsia"/>
+          <w:bCs/>
+          <w:szCs w:val="20"/>
+        </w:rPr>
+        <w:t>게임 씬에서 보스 퀘스트를 시작할 경우</w:t>
+      </w:r>
+      <w:r>
+        <w:rPr>
+          <w:rFonts w:hint="eastAsia"/>
+          <w:bCs/>
+          <w:szCs w:val="20"/>
+        </w:rPr>
+        <w:t>, 플레이어를</w:t>
+      </w:r>
+      <w:r>
+        <w:rPr>
+          <w:rFonts w:hint="eastAsia"/>
+          <w:bCs/>
+          <w:szCs w:val="20"/>
+        </w:rPr>
+        <w:t xml:space="preserve"> 특정 지점으로</w:t>
+      </w:r>
+      <w:r>
+        <w:rPr>
+          <w:rFonts w:hint="eastAsia"/>
+          <w:bCs/>
+          <w:szCs w:val="20"/>
+        </w:rPr>
+        <w:t xml:space="preserve"> 이동함과 동시에</w:t>
+      </w:r>
+      <w:r>
+        <w:rPr>
+          <w:rFonts w:hint="eastAsia"/>
+          <w:bCs/>
+          <w:szCs w:val="20"/>
+        </w:rPr>
+        <w:t xml:space="preserve"> 별도의 지형 메쉬와 네비메쉬를 가진 보스맵으로 전환</w:t>
+      </w:r>
+      <w:r>
+        <w:rPr>
+          <w:rFonts w:hint="eastAsia"/>
+          <w:bCs/>
+          <w:szCs w:val="20"/>
+        </w:rPr>
+        <w:t>.</w:t>
+      </w:r>
+    </w:p>
+    <w:p>
+      <w:pPr>
+        <w:pStyle w:val="ListParagraph"/>
+        <w:numPr>
+          <w:ilvl w:val="2"/>
+          <w:numId w:val="1"/>
+        </w:numPr>
+        <w:rPr>
+          <w:bCs/>
+          <w:szCs w:val="20"/>
+        </w:rPr>
+      </w:pPr>
+      <w:r>
+        <w:rPr>
+          <w:rFonts w:hint="eastAsia"/>
+          <w:bCs/>
+          <w:szCs w:val="20"/>
+        </w:rPr>
+        <w:t>물 표면 쉐이더는 추후 구현 예정</w:t>
+      </w:r>
+      <w:r>
+        <w:rPr>
+          <w:rFonts w:hint="eastAsia"/>
+          <w:bCs/>
+          <w:szCs w:val="20"/>
+        </w:rPr>
+        <w:t>.</w:t>
+      </w:r>
+    </w:p>
+    <w:p>
+      <w:pPr>
+        <w:pStyle w:val="ListParagraph"/>
+        <w:numPr>
+          <w:ilvl w:val="1"/>
+          <w:numId w:val="1"/>
+        </w:numPr>
+        <w:rPr>
+          <w:bCs/>
+          <w:szCs w:val="20"/>
+        </w:rPr>
+      </w:pPr>
+      <w:proofErr w:type="spellStart"/>
+      <w:r>
+        <w:rPr>
+          <w:rFonts w:hint="eastAsia"/>
+          <w:bCs/>
+          <w:szCs w:val="20"/>
+        </w:rPr>
+        <w:t>ImGUI</w:t>
+      </w:r>
+      <w:proofErr w:type="spellEnd"/>
+      <w:r>
+        <w:rPr>
+          <w:rFonts w:hint="eastAsia"/>
+          <w:bCs/>
+          <w:szCs w:val="20"/>
+        </w:rPr>
+        <w:t>를 활용한 디버깅 툴 제작</w:t>
+      </w:r>
+    </w:p>
+    <w:p>
+      <w:pPr>
+        <w:pStyle w:val="ListParagraph"/>
+        <w:numPr>
+          <w:ilvl w:val="1"/>
+          <w:numId w:val="1"/>
+        </w:numPr>
+        <w:rPr>
+          <w:bCs/>
+          <w:szCs w:val="20"/>
+        </w:rPr>
+      </w:pPr>
+      <w:r>
+        <w:rPr>
+          <w:noProof/>
+          <w:szCs w:val="20"/>
+        </w:rPr>
+        <w:lastRenderedPageBreak/>
+        <w:drawing>
+          <wp:inline distT="0" distB="0" distL="0" distR="0" wp14:anchorId="339E669F" wp14:editId="73FC8CFF">
+            <wp:extent cx="5486400" cy="3360722"/>
+            <wp:effectExtent l="0" t="0" r="0" b="0"/>
+            <wp:docPr id="122686008" name="Picture 1" descr="A screenshot of a video game&#10;&#10;AI-generated content may be incorrect."/>
+            <wp:cNvGraphicFramePr>
+              <a:graphicFrameLocks xmlns:a="http://schemas.openxmlformats.org/drawingml/2006/main" noChangeAspect="1"/>
+            </wp:cNvGraphicFramePr>
+            <a:graphic xmlns:a="http://schemas.openxmlformats.org/drawingml/2006/main">
+              <a:graphicData uri="http://schemas.openxmlformats.org/drawingml/2006/picture">
+                <pic:pic xmlns:pic="http://schemas.openxmlformats.org/drawingml/2006/picture">
+                  <pic:nvPicPr>
+                    <pic:cNvPr id="122686008" name="Picture 1" descr="A screenshot of a video game&#10;&#10;AI-generated content may be incorrect."/>
+                    <pic:cNvPicPr/>
+                  </pic:nvPicPr>
+                  <pic:blipFill>
+                    <a:blip r:embed="rId6"/>
+                    <a:stretch>
+                      <a:fillRect/>
+                    </a:stretch>
+                  </pic:blipFill>
+                  <pic:spPr>
+                    <a:xfrm>
+                      <a:off x="0" y="0"/>
+                      <a:ext cx="5486400" cy="3360722"/>
+                    </a:xfrm>
+                    <a:prstGeom prst="rect">
+                      <a:avLst/>
+                    </a:prstGeom>
+                  </pic:spPr>
+                </pic:pic>
+              </a:graphicData>
+            </a:graphic>
+          </wp:inline>
+        </w:drawing>
+      </w:r>
+    </w:p>
+    <w:p>
+      <w:pPr>
+        <w:pStyle w:val="ListParagraph"/>
+        <w:numPr>
+          <w:ilvl w:val="1"/>
+          <w:numId w:val="1"/>
+        </w:numPr>
+        <w:rPr>
+          <w:bCs/>
+          <w:szCs w:val="20"/>
+        </w:rPr>
+      </w:pPr>
+      <w:r>
+        <w:rPr>
+          <w:noProof/>
+          <w:szCs w:val="20"/>
+        </w:rPr>
+        <w:drawing>
+          <wp:inline distT="0" distB="0" distL="0" distR="0" wp14:anchorId="18308425" wp14:editId="1973132D">
+            <wp:extent cx="5486400" cy="3360721"/>
+            <wp:effectExtent l="0" t="0" r="0" b="0"/>
+            <wp:docPr id="2139140228" name="Picture 1" descr="A screenshot of a computer&#10;&#10;AI-generated content may be incorrect."/>
+            <wp:cNvGraphicFramePr>
+              <a:graphicFrameLocks xmlns:a="http://schemas.openxmlformats.org/drawingml/2006/main" noChangeAspect="1"/>
+            </wp:cNvGraphicFramePr>
+            <a:graphic xmlns:a="http://schemas.openxmlformats.org/drawingml/2006/main">
+              <a:graphicData uri="http://schemas.openxmlformats.org/drawingml/2006/picture">
+                <pic:pic xmlns:pic="http://schemas.openxmlformats.org/drawingml/2006/picture">
+                  <pic:nvPicPr>
+                    <pic:cNvPr id="2139140228" name="Picture 1" descr="A screenshot of a computer&#10;&#10;AI-generated content may be incorrect."/>
+                    <pic:cNvPicPr/>
+                  </pic:nvPicPr>
+                  <pic:blipFill>
+                    <a:blip r:embed="rId7"/>
+                    <a:stretch>
+                      <a:fillRect/>
+                    </a:stretch>
+                  </pic:blipFill>
+                  <pic:spPr>
+                    <a:xfrm>
+                      <a:off x="0" y="0"/>
+                      <a:ext cx="5486400" cy="3360721"/>
+                    </a:xfrm>
+                    <a:prstGeom prst="rect">
+                      <a:avLst/>
+                    </a:prstGeom>
+                  </pic:spPr>
+                </pic:pic>
+              </a:graphicData>
+            </a:graphic>
+          </wp:inline>
+        </w:drawing>
+      </w:r>
+    </w:p>
+    <w:p>
+      <w:pPr>
+        <w:pStyle w:val="ListParagraph"/>
+        <w:numPr>
+          <w:ilvl w:val="2"/>
+          <w:numId w:val="1"/>
+        </w:numPr>
+        <w:rPr>
+          <w:bCs/>
+          <w:szCs w:val="20"/>
+        </w:rPr>
+      </w:pPr>
+      <w:r>
+        <w:rPr>
+          <w:rFonts w:hint="eastAsia"/>
+          <w:bCs/>
+          <w:szCs w:val="20"/>
+        </w:rPr>
+        <w:t>확장성이</w:t>
+      </w:r>
+      <w:r>
+        <w:rPr>
+          <w:bCs/>
+          <w:szCs w:val="20"/>
+        </w:rPr>
+        <w:t xml:space="preserve"> 매우 용이한 </w:t>
+      </w:r>
+      <w:proofErr w:type="spellStart"/>
+      <w:r>
+        <w:rPr>
+          <w:bCs/>
+          <w:szCs w:val="20"/>
+        </w:rPr>
+        <w:t>ImGUI</w:t>
+      </w:r>
+      <w:proofErr w:type="spellEnd"/>
+      <w:r>
+        <w:rPr>
+          <w:bCs/>
+          <w:szCs w:val="20"/>
+        </w:rPr>
+        <w:t>의 라이브러리를 빌드에 포함시켜</w:t>
+      </w:r>
+      <w:r>
+        <w:rPr>
+          <w:rFonts w:hint="eastAsia"/>
+          <w:bCs/>
+          <w:szCs w:val="20"/>
+        </w:rPr>
+        <w:t>, F12를 통해 디버깅 레이어를 활성화하여</w:t>
+      </w:r>
+      <w:r>
+        <w:rPr>
+          <w:bCs/>
+          <w:szCs w:val="20"/>
+        </w:rPr>
+        <w:t xml:space="preserve"> 다양한 정보를 확인하거나 수정 가능</w:t>
+      </w:r>
+      <w:r>
+        <w:rPr>
+          <w:rFonts w:hint="eastAsia"/>
+          <w:bCs/>
+          <w:szCs w:val="20"/>
+        </w:rPr>
+        <w:t>.</w:t>
+      </w:r>
+    </w:p>
+    <w:p>
+      <w:pPr>
+        <w:pStyle w:val="ListParagraph"/>
+        <w:numPr>
+          <w:ilvl w:val="2"/>
+          <w:numId w:val="1"/>
+        </w:numPr>
+        <w:rPr>
+          <w:bCs/>
+          <w:szCs w:val="20"/>
+        </w:rPr>
+      </w:pPr>
+      <w:r>
+        <w:rPr>
+          <w:rFonts w:hint="eastAsia"/>
+          <w:bCs/>
+          <w:szCs w:val="20"/>
+        </w:rPr>
+        <w:t>디버깅 레이어 내용 :</w:t>
+      </w:r>
+    </w:p>
+    <w:p>
+      <w:pPr>
+        <w:pStyle w:val="ListParagraph"/>
+        <w:numPr>
+          <w:ilvl w:val="3"/>
+          <w:numId w:val="1"/>
+        </w:numPr>
+        <w:rPr>
+          <w:bCs/>
+          <w:szCs w:val="20"/>
+        </w:rPr>
+      </w:pPr>
+      <w:r>
+        <w:rPr>
+          <w:rFonts w:hint="eastAsia"/>
+          <w:bCs/>
+          <w:szCs w:val="20"/>
+        </w:rPr>
+        <w:t>프레임 시간 정보 (히스토리, 누적 히스토그램)</w:t>
+      </w:r>
+    </w:p>
+    <w:p>
+      <w:pPr>
+        <w:pStyle w:val="ListParagraph"/>
+        <w:numPr>
+          <w:ilvl w:val="3"/>
+          <w:numId w:val="1"/>
+        </w:numPr>
+        <w:rPr>
+          <w:bCs/>
+          <w:szCs w:val="20"/>
+        </w:rPr>
+      </w:pPr>
+      <w:r>
+        <w:rPr>
+          <w:rFonts w:hint="eastAsia"/>
+          <w:bCs/>
+          <w:szCs w:val="20"/>
+        </w:rPr>
+        <w:t>그림자 매핑, SSAO, 모션블러, FXAA, 아웃라인 활성화 / 비활성화 토글</w:t>
+      </w:r>
+    </w:p>
+    <w:p>
+      <w:pPr>
+        <w:pStyle w:val="ListParagraph"/>
+        <w:numPr>
+          <w:ilvl w:val="3"/>
+          <w:numId w:val="1"/>
+        </w:numPr>
+        <w:rPr>
+          <w:bCs/>
+          <w:szCs w:val="20"/>
+        </w:rPr>
+      </w:pPr>
+      <w:r>
+        <w:rPr>
+          <w:rFonts w:hint="eastAsia"/>
+          <w:bCs/>
+          <w:szCs w:val="20"/>
+        </w:rPr>
+        <w:t>월드 공간의 좌표축 기즈모</w:t>
+      </w:r>
+    </w:p>
+    <w:p>
+      <w:pPr>
+        <w:pStyle w:val="ListParagraph"/>
+        <w:numPr>
+          <w:ilvl w:val="3"/>
+          <w:numId w:val="1"/>
+        </w:numPr>
+        <w:rPr>
+          <w:bCs/>
+          <w:szCs w:val="20"/>
+        </w:rPr>
+      </w:pPr>
+      <w:r>
+        <w:rPr>
+          <w:rFonts w:hint="eastAsia"/>
+          <w:bCs/>
+          <w:szCs w:val="20"/>
+        </w:rPr>
+        <w:t>씬의 오브젝트 목록, 오브젝트 트랜스폼 정보, 컴포넌트 정보, 좌표축 기즈모</w:t>
+      </w:r>
+    </w:p>
+    <w:p>
+      <w:pPr>
+        <w:pStyle w:val="ListParagraph"/>
+        <w:numPr>
+          <w:ilvl w:val="3"/>
+          <w:numId w:val="1"/>
+        </w:numPr>
+        <w:rPr>
+          <w:bCs/>
+          <w:szCs w:val="20"/>
+        </w:rPr>
+      </w:pPr>
+      <w:r>
+        <w:rPr>
+          <w:rFonts w:hint="eastAsia"/>
+          <w:bCs/>
+          <w:szCs w:val="20"/>
+        </w:rPr>
+        <w:t>Skinned Mesh의 현재 뼈대 정보</w:t>
+      </w:r>
+    </w:p>
+    <w:p>
+      <w:pPr>
+        <w:pStyle w:val="ListParagraph"/>
+        <w:ind w:left="1440"/>
+        <w:rPr>
+          <w:bCs/>
+          <w:szCs w:val="20"/>
+        </w:rPr>
+      </w:pPr>
     </w:p>
     <w:p>
       <w:pPr>
@@ -743,94 +1136,61 @@
           <w:bCs/>
           <w:sz w:val="22"/>
         </w:rPr>
-        <w:t>김나현</w:t>
-      </w:r>
-      <w:r>
-        <w:rPr>
-          <w:bCs/>
-          <w:sz w:val="22"/>
-        </w:rPr>
-        <w:t xml:space="preserve">: </w:t>
+        <w:t xml:space="preserve">김나현: </w:t>
       </w:r>
     </w:p>
     <w:p>
       <w:pPr>
-        <w:pStyle w:val="Normal"/>
         <w:rPr>
           <w:bCs/>
           <w:sz w:val="22"/>
         </w:rPr>
       </w:pPr>
-      <w:r>
-        <w:rPr>
-          <w:bCs/>
-          <w:sz w:val="22"/>
-        </w:rPr>
-      </w:r>
     </w:p>
     <w:p>
       <w:pPr>
-        <w:pStyle w:val="Normal"/>
         <w:rPr>
           <w:bCs/>
           <w:sz w:val="22"/>
         </w:rPr>
       </w:pPr>
-      <w:r>
-        <w:rPr>
-          <w:bCs/>
-          <w:sz w:val="22"/>
-        </w:rPr>
-      </w:r>
     </w:p>
     <w:tbl>
       <w:tblPr>
-        <w:tblStyle w:val="1"/>
+        <w:tblStyle w:val="10"/>
         <w:tblW w:w="10456" w:type="dxa"/>
-        <w:jc w:val="left"/>
-        <w:tblInd w:w="0" w:type="dxa"/>
-        <w:tblCellMar>
-          <w:top w:w="0" w:type="dxa"/>
-          <w:left w:w="108" w:type="dxa"/>
-          <w:bottom w:w="0" w:type="dxa"/>
-          <w:right w:w="108" w:type="dxa"/>
-        </w:tblCellMar>
-        <w:tblLook w:firstRow="1" w:noVBand="1" w:lastRow="0" w:firstColumn="1" w:lastColumn="0" w:noHBand="0" w:val="04a0"/>
+        <w:tblLook w:val="04A0" w:firstRow="1" w:lastRow="0" w:firstColumn="1" w:lastColumn="0" w:noHBand="0" w:noVBand="1"/>
       </w:tblPr>
       <w:tblGrid>
-        <w:gridCol w:w="1553"/>
+        <w:gridCol w:w="1554"/>
         <w:gridCol w:w="3968"/>
         <w:gridCol w:w="1558"/>
         <w:gridCol w:w="3376"/>
       </w:tblGrid>
       <w:tr>
         <w:trPr>
-          <w:trHeight w:val="875" w:hRule="atLeast"/>
+          <w:trHeight w:val="875"/>
         </w:trPr>
         <w:tc>
           <w:tcPr>
             <w:tcW w:w="1553" w:type="dxa"/>
-            <w:tcBorders/>
-            <w:shd w:fill="auto" w:val="clear"/>
+            <w:shd w:val="clear" w:color="auto" w:fill="auto"/>
             <w:vAlign w:val="center"/>
           </w:tcPr>
           <w:p>
             <w:pPr>
-              <w:pStyle w:val="Normal"/>
-              <w:spacing w:lineRule="auto" w:line="240" w:before="0" w:after="0"/>
+              <w:spacing w:after="0" w:line="240" w:lineRule="auto"/>
               <w:jc w:val="center"/>
               <w:rPr>
                 <w:b/>
-                <w:b/>
-                <w:sz w:val="22"/>
-              </w:rPr>
-            </w:pPr>
-            <w:r>
-              <w:rPr>
-                <w:b/>
-                <w:color w:val="605E5C"/>
-                <w:sz w:val="22"/>
-                <w:highlight w:val="lightGray"/>
+                <w:sz w:val="22"/>
+              </w:rPr>
+            </w:pPr>
+            <w:r>
+              <w:rPr>
+                <w:b/>
+                <w:color w:val="605E5C"/>
+                <w:sz w:val="22"/>
               </w:rPr>
               <w:t>문제점 정리</w:t>
             </w:r>
@@ -839,52 +1199,39 @@
         <w:tc>
           <w:tcPr>
             <w:tcW w:w="3968" w:type="dxa"/>
-            <w:tcBorders/>
-            <w:shd w:fill="auto" w:val="clear"/>
+            <w:shd w:val="clear" w:color="auto" w:fill="auto"/>
             <w:vAlign w:val="center"/>
           </w:tcPr>
           <w:p>
             <w:pPr>
-              <w:pStyle w:val="Normal"/>
-              <w:spacing w:lineRule="auto" w:line="240" w:before="0" w:after="0"/>
+              <w:spacing w:after="0" w:line="240" w:lineRule="auto"/>
               <w:jc w:val="left"/>
               <w:rPr>
                 <w:color w:val="605E5C"/>
-                <w:highlight w:val="lightGray"/>
-              </w:rPr>
-            </w:pPr>
-            <w:r>
-              <w:rPr>
-                <w:color w:val="605E5C"/>
-                <w:shd w:fill="E1DFDD" w:val="clear"/>
-              </w:rPr>
-            </w:r>
+              </w:rPr>
+            </w:pPr>
           </w:p>
         </w:tc>
         <w:tc>
           <w:tcPr>
             <w:tcW w:w="1558" w:type="dxa"/>
-            <w:tcBorders/>
-            <w:shd w:fill="auto" w:val="clear"/>
+            <w:shd w:val="clear" w:color="auto" w:fill="auto"/>
             <w:vAlign w:val="center"/>
           </w:tcPr>
           <w:p>
             <w:pPr>
-              <w:pStyle w:val="Normal"/>
-              <w:spacing w:lineRule="auto" w:line="240" w:before="0" w:after="0"/>
+              <w:spacing w:after="0" w:line="240" w:lineRule="auto"/>
               <w:jc w:val="center"/>
               <w:rPr>
                 <w:b/>
-                <w:b/>
-                <w:sz w:val="22"/>
-              </w:rPr>
-            </w:pPr>
-            <w:r>
-              <w:rPr>
-                <w:b/>
-                <w:color w:val="605E5C"/>
-                <w:sz w:val="22"/>
-                <w:highlight w:val="lightGray"/>
+                <w:sz w:val="22"/>
+              </w:rPr>
+            </w:pPr>
+            <w:r>
+              <w:rPr>
+                <w:b/>
+                <w:color w:val="605E5C"/>
+                <w:sz w:val="22"/>
               </w:rPr>
               <w:t>해결 방안</w:t>
             </w:r>
@@ -893,57 +1240,44 @@
         <w:tc>
           <w:tcPr>
             <w:tcW w:w="3376" w:type="dxa"/>
-            <w:tcBorders/>
-            <w:shd w:fill="auto" w:val="clear"/>
+            <w:shd w:val="clear" w:color="auto" w:fill="auto"/>
             <w:vAlign w:val="center"/>
           </w:tcPr>
           <w:p>
             <w:pPr>
-              <w:pStyle w:val="Normal"/>
-              <w:spacing w:lineRule="auto" w:line="240" w:before="0" w:after="0"/>
+              <w:spacing w:after="0" w:line="240" w:lineRule="auto"/>
               <w:jc w:val="left"/>
               <w:rPr>
                 <w:color w:val="605E5C"/>
-                <w:highlight w:val="lightGray"/>
-              </w:rPr>
-            </w:pPr>
-            <w:r>
-              <w:rPr>
-                <w:color w:val="605E5C"/>
-                <w:shd w:fill="E1DFDD" w:val="clear"/>
-              </w:rPr>
-            </w:r>
+              </w:rPr>
+            </w:pPr>
           </w:p>
         </w:tc>
       </w:tr>
       <w:tr>
         <w:trPr>
-          <w:trHeight w:val="590" w:hRule="atLeast"/>
+          <w:trHeight w:val="590"/>
         </w:trPr>
         <w:tc>
           <w:tcPr>
             <w:tcW w:w="1553" w:type="dxa"/>
-            <w:tcBorders/>
-            <w:shd w:fill="auto" w:val="clear"/>
+            <w:shd w:val="clear" w:color="auto" w:fill="auto"/>
             <w:vAlign w:val="center"/>
           </w:tcPr>
           <w:p>
             <w:pPr>
-              <w:pStyle w:val="Normal"/>
-              <w:spacing w:lineRule="auto" w:line="240" w:before="0" w:after="0"/>
+              <w:spacing w:after="0" w:line="240" w:lineRule="auto"/>
               <w:jc w:val="center"/>
               <w:rPr>
                 <w:b/>
-                <w:b/>
-                <w:sz w:val="22"/>
-              </w:rPr>
-            </w:pPr>
-            <w:r>
-              <w:rPr>
-                <w:b/>
-                <w:color w:val="605E5C"/>
-                <w:sz w:val="22"/>
-                <w:highlight w:val="lightGray"/>
+                <w:sz w:val="22"/>
+              </w:rPr>
+            </w:pPr>
+            <w:r>
+              <w:rPr>
+                <w:b/>
+                <w:color w:val="605E5C"/>
+                <w:sz w:val="22"/>
               </w:rPr>
               <w:t>다음 주차</w:t>
             </w:r>
@@ -952,29 +1286,24 @@
         <w:tc>
           <w:tcPr>
             <w:tcW w:w="3968" w:type="dxa"/>
-            <w:tcBorders/>
-            <w:shd w:fill="auto" w:val="clear"/>
+            <w:shd w:val="clear" w:color="auto" w:fill="auto"/>
             <w:vAlign w:val="center"/>
           </w:tcPr>
           <w:p>
             <w:pPr>
-              <w:pStyle w:val="Normal"/>
-              <w:spacing w:lineRule="auto" w:line="240" w:before="0" w:after="0"/>
+              <w:spacing w:after="0" w:line="240" w:lineRule="auto"/>
               <w:jc w:val="center"/>
               <w:rPr>
                 <w:b/>
-                <w:b/>
-                <w:color w:val="605E5C"/>
-                <w:sz w:val="22"/>
-                <w:highlight w:val="lightGray"/>
-              </w:rPr>
-            </w:pPr>
-            <w:r>
-              <w:rPr>
-                <w:b/>
-                <w:color w:val="605E5C"/>
-                <w:sz w:val="22"/>
-                <w:shd w:fill="E1DFDD" w:val="clear"/>
+                <w:color w:val="605E5C"/>
+                <w:sz w:val="22"/>
+              </w:rPr>
+            </w:pPr>
+            <w:r>
+              <w:rPr>
+                <w:b/>
+                <w:color w:val="605E5C"/>
+                <w:sz w:val="22"/>
               </w:rPr>
               <w:t>22</w:t>
             </w:r>
@@ -983,27 +1312,23 @@
         <w:tc>
           <w:tcPr>
             <w:tcW w:w="1558" w:type="dxa"/>
-            <w:tcBorders/>
-            <w:shd w:fill="auto" w:val="clear"/>
+            <w:shd w:val="clear" w:color="auto" w:fill="auto"/>
             <w:vAlign w:val="center"/>
           </w:tcPr>
           <w:p>
             <w:pPr>
-              <w:pStyle w:val="Normal"/>
-              <w:spacing w:lineRule="auto" w:line="240" w:before="0" w:after="0"/>
+              <w:spacing w:after="0" w:line="240" w:lineRule="auto"/>
               <w:jc w:val="center"/>
               <w:rPr>
                 <w:b/>
-                <w:b/>
-                <w:sz w:val="22"/>
-              </w:rPr>
-            </w:pPr>
-            <w:r>
-              <w:rPr>
-                <w:b/>
-                <w:color w:val="605E5C"/>
-                <w:sz w:val="22"/>
-                <w:highlight w:val="lightGray"/>
+                <w:sz w:val="22"/>
+              </w:rPr>
+            </w:pPr>
+            <w:r>
+              <w:rPr>
+                <w:b/>
+                <w:color w:val="605E5C"/>
+                <w:sz w:val="22"/>
               </w:rPr>
               <w:t>다음 기간</w:t>
             </w:r>
@@ -1012,117 +1337,52 @@
         <w:tc>
           <w:tcPr>
             <w:tcW w:w="3376" w:type="dxa"/>
-            <w:tcBorders/>
-            <w:shd w:fill="auto" w:val="clear"/>
+            <w:shd w:val="clear" w:color="auto" w:fill="auto"/>
             <w:vAlign w:val="center"/>
           </w:tcPr>
           <w:p>
             <w:pPr>
-              <w:pStyle w:val="Normal"/>
-              <w:spacing w:lineRule="auto" w:line="240" w:before="0" w:after="0"/>
+              <w:spacing w:after="0" w:line="240" w:lineRule="auto"/>
               <w:jc w:val="center"/>
               <w:rPr>
                 <w:b/>
-                <w:b/>
-                <w:color w:val="605E5C"/>
-                <w:highlight w:val="lightGray"/>
-              </w:rPr>
-            </w:pPr>
-            <w:r>
-              <w:rPr>
-                <w:b/>
-                <w:color w:val="605E5C"/>
-                <w:highlight w:val="lightGray"/>
-              </w:rPr>
-              <w:t>2025.0</w:t>
-            </w:r>
-            <w:r>
-              <w:rPr>
-                <w:b/>
-                <w:color w:val="605E5C"/>
-                <w:highlight w:val="lightGray"/>
-              </w:rPr>
-              <w:t>7</w:t>
-            </w:r>
-            <w:r>
-              <w:rPr>
-                <w:b/>
-                <w:color w:val="605E5C"/>
-                <w:highlight w:val="lightGray"/>
-              </w:rPr>
-              <w:t>.</w:t>
-            </w:r>
-            <w:r>
-              <w:rPr>
-                <w:b/>
-                <w:color w:val="605E5C"/>
-                <w:highlight w:val="lightGray"/>
-              </w:rPr>
-              <w:t>08</w:t>
-            </w:r>
-            <w:r>
-              <w:rPr>
-                <w:b/>
-                <w:color w:val="605E5C"/>
-                <w:highlight w:val="lightGray"/>
-              </w:rPr>
-              <w:t xml:space="preserve"> ~ 2025.0</w:t>
-            </w:r>
-            <w:r>
-              <w:rPr>
-                <w:b/>
-                <w:color w:val="605E5C"/>
-                <w:highlight w:val="lightGray"/>
-              </w:rPr>
-              <w:t>7</w:t>
-            </w:r>
-            <w:r>
-              <w:rPr>
-                <w:b/>
-                <w:color w:val="605E5C"/>
-                <w:highlight w:val="lightGray"/>
-              </w:rPr>
-              <w:t>.</w:t>
-            </w:r>
-            <w:r>
-              <w:rPr>
-                <w:b/>
-                <w:color w:val="605E5C"/>
-                <w:highlight w:val="lightGray"/>
-              </w:rPr>
-              <w:t>15</w:t>
+                <w:color w:val="605E5C"/>
+              </w:rPr>
+            </w:pPr>
+            <w:r>
+              <w:rPr>
+                <w:b/>
+                <w:color w:val="605E5C"/>
+              </w:rPr>
+              <w:t>2025.07.08 ~ 2025.07.15</w:t>
             </w:r>
           </w:p>
         </w:tc>
       </w:tr>
       <w:tr>
         <w:trPr>
-          <w:trHeight w:val="1520" w:hRule="atLeast"/>
+          <w:trHeight w:val="1520"/>
         </w:trPr>
         <w:tc>
           <w:tcPr>
             <w:tcW w:w="1553" w:type="dxa"/>
-            <w:tcBorders/>
-            <w:shd w:fill="auto" w:val="clear"/>
+            <w:shd w:val="clear" w:color="auto" w:fill="auto"/>
             <w:vAlign w:val="center"/>
           </w:tcPr>
           <w:p>
             <w:pPr>
-              <w:pStyle w:val="Normal"/>
-              <w:spacing w:lineRule="auto" w:line="240" w:before="0" w:after="0"/>
+              <w:spacing w:after="0" w:line="240" w:lineRule="auto"/>
               <w:jc w:val="center"/>
               <w:rPr>
                 <w:b/>
-                <w:b/>
-                <w:sz w:val="22"/>
-              </w:rPr>
-            </w:pPr>
-            <w:r>
-              <w:rPr>
-                <w:b/>
-                <w:color w:val="605E5C"/>
-                <w:sz w:val="22"/>
-                <w:highlight w:val="lightGray"/>
+                <w:sz w:val="22"/>
+              </w:rPr>
+            </w:pPr>
+            <w:r>
+              <w:rPr>
+                <w:b/>
+                <w:color w:val="605E5C"/>
+                <w:sz w:val="22"/>
               </w:rPr>
               <w:t>다음주 할 일</w:t>
             </w:r>
@@ -1132,79 +1392,79 @@
           <w:tcPr>
             <w:tcW w:w="8902" w:type="dxa"/>
             <w:gridSpan w:val="3"/>
-            <w:tcBorders/>
-            <w:shd w:fill="auto" w:val="clear"/>
+            <w:shd w:val="clear" w:color="auto" w:fill="auto"/>
             <w:vAlign w:val="center"/>
           </w:tcPr>
           <w:p>
             <w:pPr>
-              <w:pStyle w:val="Normal"/>
-              <w:spacing w:lineRule="auto" w:line="240" w:before="0" w:after="0"/>
-              <w:rPr>
+              <w:spacing w:after="0" w:line="240" w:lineRule="auto"/>
+              <w:rPr>
+                <w:rFonts w:hint="eastAsia"/>
                 <w:color w:val="605E5C"/>
                 <w:szCs w:val="20"/>
-                <w:highlight w:val="lightGray"/>
-              </w:rPr>
-            </w:pPr>
-            <w:r>
-              <w:rPr>
+              </w:rPr>
+            </w:pPr>
+            <w:r>
+              <w:rPr>
+                <w:rFonts w:hint="eastAsia"/>
                 <w:color w:val="605E5C"/>
                 <w:szCs w:val="20"/>
-                <w:shd w:fill="E1DFDD" w:val="clear"/>
-              </w:rPr>
+              </w:rPr>
+              <w:t>NPC 다이얼로그 시스템</w:t>
+            </w:r>
+            <w:r>
+              <w:rPr>
+                <w:rFonts w:hint="eastAsia"/>
+                <w:color w:val="605E5C"/>
+                <w:szCs w:val="20"/>
+              </w:rPr>
+              <w:t>, 전투 UX 개선, 이펙트 / 파티클 추가</w:t>
             </w:r>
           </w:p>
         </w:tc>
       </w:tr>
       <w:tr>
         <w:trPr>
-          <w:trHeight w:val="1963" w:hRule="atLeast"/>
+          <w:trHeight w:val="1963"/>
         </w:trPr>
         <w:tc>
           <w:tcPr>
             <w:tcW w:w="1553" w:type="dxa"/>
-            <w:tcBorders/>
-            <w:shd w:color="auto" w:fill="F2F2F2" w:val="clear"/>
+            <w:shd w:val="clear" w:color="auto" w:fill="F2F2F2"/>
             <w:vAlign w:val="center"/>
           </w:tcPr>
           <w:p>
             <w:pPr>
-              <w:pStyle w:val="Normal"/>
-              <w:spacing w:lineRule="auto" w:line="240" w:before="0" w:after="0"/>
+              <w:spacing w:after="0" w:line="240" w:lineRule="auto"/>
               <w:jc w:val="center"/>
               <w:rPr>
                 <w:b/>
-                <w:b/>
-                <w:sz w:val="22"/>
-              </w:rPr>
-            </w:pPr>
-            <w:r>
-              <w:rPr>
-                <w:b/>
-                <w:color w:val="605E5C"/>
-                <w:sz w:val="22"/>
-                <w:highlight w:val="lightGray"/>
+                <w:sz w:val="22"/>
+              </w:rPr>
+            </w:pPr>
+            <w:r>
+              <w:rPr>
+                <w:b/>
+                <w:color w:val="605E5C"/>
+                <w:sz w:val="22"/>
               </w:rPr>
               <w:t>지도교수</w:t>
             </w:r>
           </w:p>
           <w:p>
             <w:pPr>
-              <w:pStyle w:val="Normal"/>
-              <w:spacing w:lineRule="auto" w:line="240" w:before="0" w:after="0"/>
+              <w:spacing w:after="0" w:line="240" w:lineRule="auto"/>
               <w:jc w:val="center"/>
               <w:rPr>
                 <w:b/>
-                <w:b/>
-                <w:sz w:val="22"/>
-              </w:rPr>
-            </w:pPr>
-            <w:r>
-              <w:rPr>
-                <w:b/>
-                <w:color w:val="605E5C"/>
-                <w:sz w:val="22"/>
-                <w:highlight w:val="lightGray"/>
+                <w:sz w:val="22"/>
+              </w:rPr>
+            </w:pPr>
+            <w:r>
+              <w:rPr>
+                <w:b/>
+                <w:color w:val="605E5C"/>
+                <w:sz w:val="22"/>
               </w:rPr>
               <w:t>Comment</w:t>
             </w:r>
@@ -1214,59 +1474,134 @@
           <w:tcPr>
             <w:tcW w:w="8902" w:type="dxa"/>
             <w:gridSpan w:val="3"/>
-            <w:tcBorders/>
-            <w:shd w:color="auto" w:fill="F2F2F2" w:val="clear"/>
+            <w:shd w:val="clear" w:color="auto" w:fill="F2F2F2"/>
             <w:vAlign w:val="center"/>
           </w:tcPr>
           <w:p>
             <w:pPr>
-              <w:pStyle w:val="Normal"/>
-              <w:spacing w:lineRule="auto" w:line="240" w:before="0" w:after="0"/>
+              <w:spacing w:after="0" w:line="240" w:lineRule="auto"/>
               <w:jc w:val="left"/>
               <w:rPr>
                 <w:color w:val="605E5C"/>
-                <w:highlight w:val="lightGray"/>
-              </w:rPr>
-            </w:pPr>
-            <w:r>
-              <w:rPr>
-                <w:color w:val="605E5C"/>
-                <w:shd w:fill="E1DFDD" w:val="clear"/>
-              </w:rPr>
-            </w:r>
+              </w:rPr>
+            </w:pPr>
           </w:p>
         </w:tc>
       </w:tr>
     </w:tbl>
-    <w:p>
-      <w:pPr>
-        <w:pStyle w:val="Normal"/>
-        <w:widowControl w:val="false"/>
-        <w:bidi w:val="0"/>
-        <w:spacing w:lineRule="auto" w:line="259" w:before="0" w:after="160"/>
-        <w:jc w:val="both"/>
-        <w:rPr/>
-      </w:pPr>
-      <w:r>
-        <w:rPr/>
-      </w:r>
-    </w:p>
+    <w:p/>
     <w:sectPr>
-      <w:type w:val="nextPage"/>
       <w:pgSz w:w="11906" w:h="16838"/>
-      <w:pgMar w:left="720" w:right="720" w:header="0" w:top="720" w:footer="0" w:bottom="720" w:gutter="0"/>
-      <w:pgNumType w:fmt="decimal"/>
-      <w:formProt w:val="false"/>
-      <w:textDirection w:val="lrTb"/>
-      <w:docGrid w:type="default" w:linePitch="360" w:charSpace="8192"/>
+      <w:pgMar w:top="720" w:right="720" w:bottom="720" w:left="720" w:header="0" w:footer="0" w:gutter="0"/>
+      <w:cols w:space="720"/>
+      <w:formProt w:val="0"/>
+      <w:docGrid w:linePitch="360" w:charSpace="8192"/>
     </w:sectPr>
   </w:body>
 </w:document>
 </file>
 
 <file path=word/numbering.xml><?xml version="1.0" encoding="utf-8"?>
-<w:numbering xmlns:w="http://schemas.openxmlformats.org/wordprocessingml/2006/main" xmlns:o="urn:schemas-microsoft-com:office:office" xmlns:r="http://schemas.openxmlformats.org/officeDocument/2006/relationships" xmlns:v="urn:schemas-microsoft-com:vml">
-  <w:abstractNum w:abstractNumId="1">
+<w:numbering xmlns:wpc="http://schemas.microsoft.com/office/word/2010/wordprocessingCanvas" xmlns:cx="http://schemas.microsoft.com/office/drawing/2014/chartex" xmlns:cx1="http://schemas.microsoft.com/office/drawing/2015/9/8/chartex" xmlns:cx2="http://schemas.microsoft.com/office/drawing/2015/10/21/chartex" xmlns:cx3="http://schemas.microsoft.com/office/drawing/2016/5/9/chartex" xmlns:cx4="http://schemas.microsoft.com/office/drawing/2016/5/10/chartex" xmlns:cx5="http://schemas.microsoft.com/office/drawing/2016/5/11/chartex" xmlns:cx6="http://schemas.microsoft.com/office/drawing/2016/5/12/chartex" xmlns:cx7="http://schemas.microsoft.com/office/drawing/2016/5/13/chartex" xmlns:cx8="http://schemas.microsoft.com/office/drawing/2016/5/14/chartex" xmlns:mc="http://schemas.openxmlformats.org/markup-compatibility/2006" xmlns:aink="http://schemas.microsoft.com/office/drawing/2016/ink" xmlns:am3d="http://schemas.microsoft.com/office/drawing/2017/model3d" xmlns:o="urn:schemas-microsoft-com:office:office" xmlns:oel="http://schemas.microsoft.com/office/2019/extlst" xmlns:r="http://schemas.openxmlformats.org/officeDocument/2006/relationships" xmlns:m="http://schemas.openxmlformats.org/officeDocument/2006/math" xmlns:v="urn:schemas-microsoft-com:vml" xmlns:wp14="http://schemas.microsoft.com/office/word/2010/wordprocessingDrawing" xmlns:wp="http://schemas.openxmlformats.org/drawingml/2006/wordprocessingDrawing" xmlns:w10="urn:schemas-microsoft-com:office:word" xmlns:w="http://schemas.openxmlformats.org/wordprocessingml/2006/main" xmlns:w14="http://schemas.microsoft.com/office/word/2010/wordml" xmlns:w15="http://schemas.microsoft.com/office/word/2012/wordml" xmlns:w16cex="http://schemas.microsoft.com/office/word/2018/wordml/cex" xmlns:w16cid="http://schemas.microsoft.com/office/word/2016/wordml/cid" xmlns:w16="http://schemas.microsoft.com/office/word/2018/wordml" xmlns:w16du="http://schemas.microsoft.com/office/word/2023/wordml/word16du" xmlns:w16sdtdh="http://schemas.microsoft.com/office/word/2020/wordml/sdtdatahash" xmlns:w16sdtfl="http://schemas.microsoft.com/office/word/2024/wordml/sdtformatlock" xmlns:w16se="http://schemas.microsoft.com/office/word/2015/wordml/symex" xmlns:wpg="http://schemas.microsoft.com/office/word/2010/wordprocessingGroup" xmlns:wpi="http://schemas.microsoft.com/office/word/2010/wordprocessingInk" xmlns:wne="http://schemas.microsoft.com/office/word/2006/wordml" xmlns:wps="http://schemas.microsoft.com/office/word/2010/wordprocessingShape" mc:Ignorable="w14 w15 w16se w16cid w16 w16cex w16sdtdh w16sdtfl w16du wp14">
+  <w:abstractNum w:abstractNumId="0" w15:restartNumberingAfterBreak="0">
+    <w:nsid w:val="370D312A"/>
+    <w:multiLevelType w:val="multilevel"/>
+    <w:tmpl w:val="A938482C"/>
+    <w:lvl w:ilvl="0">
+      <w:start w:val="1"/>
+      <w:numFmt w:val="none"/>
+      <w:suff w:val="nothing"/>
+      <w:lvlText w:val=""/>
+      <w:lvlJc w:val="left"/>
+      <w:pPr>
+        <w:ind w:left="0" w:firstLine="0"/>
+      </w:pPr>
+    </w:lvl>
+    <w:lvl w:ilvl="1">
+      <w:start w:val="1"/>
+      <w:numFmt w:val="none"/>
+      <w:suff w:val="nothing"/>
+      <w:lvlText w:val=""/>
+      <w:lvlJc w:val="left"/>
+      <w:pPr>
+        <w:ind w:left="0" w:firstLine="0"/>
+      </w:pPr>
+    </w:lvl>
+    <w:lvl w:ilvl="2">
+      <w:start w:val="1"/>
+      <w:numFmt w:val="none"/>
+      <w:suff w:val="nothing"/>
+      <w:lvlText w:val=""/>
+      <w:lvlJc w:val="left"/>
+      <w:pPr>
+        <w:ind w:left="0" w:firstLine="0"/>
+      </w:pPr>
+    </w:lvl>
+    <w:lvl w:ilvl="3">
+      <w:start w:val="1"/>
+      <w:numFmt w:val="none"/>
+      <w:suff w:val="nothing"/>
+      <w:lvlText w:val=""/>
+      <w:lvlJc w:val="left"/>
+      <w:pPr>
+        <w:ind w:left="0" w:firstLine="0"/>
+      </w:pPr>
+    </w:lvl>
+    <w:lvl w:ilvl="4">
+      <w:start w:val="1"/>
+      <w:numFmt w:val="none"/>
+      <w:suff w:val="nothing"/>
+      <w:lvlText w:val=""/>
+      <w:lvlJc w:val="left"/>
+      <w:pPr>
+        <w:ind w:left="0" w:firstLine="0"/>
+      </w:pPr>
+    </w:lvl>
+    <w:lvl w:ilvl="5">
+      <w:start w:val="1"/>
+      <w:numFmt w:val="none"/>
+      <w:suff w:val="nothing"/>
+      <w:lvlText w:val=""/>
+      <w:lvlJc w:val="left"/>
+      <w:pPr>
+        <w:ind w:left="0" w:firstLine="0"/>
+      </w:pPr>
+    </w:lvl>
+    <w:lvl w:ilvl="6">
+      <w:start w:val="1"/>
+      <w:numFmt w:val="none"/>
+      <w:suff w:val="nothing"/>
+      <w:lvlText w:val=""/>
+      <w:lvlJc w:val="left"/>
+      <w:pPr>
+        <w:ind w:left="0" w:firstLine="0"/>
+      </w:pPr>
+    </w:lvl>
+    <w:lvl w:ilvl="7">
+      <w:start w:val="1"/>
+      <w:numFmt w:val="none"/>
+      <w:suff w:val="nothing"/>
+      <w:lvlText w:val=""/>
+      <w:lvlJc w:val="left"/>
+      <w:pPr>
+        <w:ind w:left="0" w:firstLine="0"/>
+      </w:pPr>
+    </w:lvl>
+    <w:lvl w:ilvl="8">
+      <w:start w:val="1"/>
+      <w:numFmt w:val="none"/>
+      <w:suff w:val="nothing"/>
+      <w:lvlText w:val=""/>
+      <w:lvlJc w:val="left"/>
+      <w:pPr>
+        <w:ind w:left="0" w:firstLine="0"/>
+      </w:pPr>
+    </w:lvl>
+  </w:abstractNum>
+  <w:abstractNum w:abstractNumId="1" w15:restartNumberingAfterBreak="0">
+    <w:nsid w:val="535E0322"/>
+    <w:multiLevelType w:val="multilevel"/>
+    <w:tmpl w:val="79F08A16"/>
     <w:lvl w:ilvl="0">
       <w:start w:val="1"/>
       <w:numFmt w:val="bullet"/>
@@ -1277,9 +1612,8 @@
       </w:pPr>
       <w:rPr>
         <w:rFonts w:ascii="Symbol" w:hAnsi="Symbol" w:cs="Symbol" w:hint="default"/>
+        <w:b/>
         <w:sz w:val="22"/>
-        <w:b/>
-        <w:rFonts w:cs="Symbol"/>
       </w:rPr>
     </w:lvl>
     <w:lvl w:ilvl="1">
@@ -1292,9 +1626,8 @@
       </w:pPr>
       <w:rPr>
         <w:rFonts w:ascii="Courier New" w:hAnsi="Courier New" w:cs="Courier New" w:hint="default"/>
+        <w:b/>
         <w:sz w:val="22"/>
-        <w:b/>
-        <w:rFonts w:cs="Courier New"/>
       </w:rPr>
     </w:lvl>
     <w:lvl w:ilvl="2">
@@ -1307,7 +1640,6 @@
       </w:pPr>
       <w:rPr>
         <w:rFonts w:ascii="Wingdings" w:hAnsi="Wingdings" w:cs="Wingdings" w:hint="default"/>
-        <w:rFonts w:cs="Wingdings"/>
       </w:rPr>
     </w:lvl>
     <w:lvl w:ilvl="3">
@@ -1320,7 +1652,6 @@
       </w:pPr>
       <w:rPr>
         <w:rFonts w:ascii="Symbol" w:hAnsi="Symbol" w:cs="Symbol" w:hint="default"/>
-        <w:rFonts w:cs="Symbol"/>
       </w:rPr>
     </w:lvl>
     <w:lvl w:ilvl="4">
@@ -1333,7 +1664,6 @@
       </w:pPr>
       <w:rPr>
         <w:rFonts w:ascii="Courier New" w:hAnsi="Courier New" w:cs="Courier New" w:hint="default"/>
-        <w:rFonts w:cs="Courier New"/>
       </w:rPr>
     </w:lvl>
     <w:lvl w:ilvl="5">
@@ -1346,7 +1676,6 @@
       </w:pPr>
       <w:rPr>
         <w:rFonts w:ascii="Wingdings" w:hAnsi="Wingdings" w:cs="Wingdings" w:hint="default"/>
-        <w:rFonts w:cs="Wingdings"/>
       </w:rPr>
     </w:lvl>
     <w:lvl w:ilvl="6">
@@ -1359,7 +1688,6 @@
       </w:pPr>
       <w:rPr>
         <w:rFonts w:ascii="Symbol" w:hAnsi="Symbol" w:cs="Symbol" w:hint="default"/>
-        <w:rFonts w:cs="Symbol"/>
       </w:rPr>
     </w:lvl>
     <w:lvl w:ilvl="7">
@@ -1372,7 +1700,6 @@
       </w:pPr>
       <w:rPr>
         <w:rFonts w:ascii="Courier New" w:hAnsi="Courier New" w:cs="Courier New" w:hint="default"/>
-        <w:rFonts w:cs="Courier New"/>
       </w:rPr>
     </w:lvl>
     <w:lvl w:ilvl="8">
@@ -1385,140 +1712,43 @@
       </w:pPr>
       <w:rPr>
         <w:rFonts w:ascii="Wingdings" w:hAnsi="Wingdings" w:cs="Wingdings" w:hint="default"/>
-        <w:rFonts w:cs="Wingdings"/>
       </w:rPr>
     </w:lvl>
   </w:abstractNum>
-  <w:abstractNum w:abstractNumId="2">
-    <w:lvl w:ilvl="0">
-      <w:start w:val="1"/>
-      <w:numFmt w:val="none"/>
-      <w:suff w:val="nothing"/>
-      <w:lvlText w:val=""/>
-      <w:lvlJc w:val="left"/>
-      <w:pPr>
-        <w:ind w:left="0" w:hanging="0"/>
-      </w:pPr>
-    </w:lvl>
-    <w:lvl w:ilvl="1">
-      <w:start w:val="1"/>
-      <w:numFmt w:val="none"/>
-      <w:suff w:val="nothing"/>
-      <w:lvlText w:val=""/>
-      <w:lvlJc w:val="left"/>
-      <w:pPr>
-        <w:ind w:left="0" w:hanging="0"/>
-      </w:pPr>
-    </w:lvl>
-    <w:lvl w:ilvl="2">
-      <w:start w:val="1"/>
-      <w:numFmt w:val="none"/>
-      <w:suff w:val="nothing"/>
-      <w:lvlText w:val=""/>
-      <w:lvlJc w:val="left"/>
-      <w:pPr>
-        <w:ind w:left="0" w:hanging="0"/>
-      </w:pPr>
-    </w:lvl>
-    <w:lvl w:ilvl="3">
-      <w:start w:val="1"/>
-      <w:numFmt w:val="none"/>
-      <w:suff w:val="nothing"/>
-      <w:lvlText w:val=""/>
-      <w:lvlJc w:val="left"/>
-      <w:pPr>
-        <w:ind w:left="0" w:hanging="0"/>
-      </w:pPr>
-    </w:lvl>
-    <w:lvl w:ilvl="4">
-      <w:start w:val="1"/>
-      <w:numFmt w:val="none"/>
-      <w:suff w:val="nothing"/>
-      <w:lvlText w:val=""/>
-      <w:lvlJc w:val="left"/>
-      <w:pPr>
-        <w:ind w:left="0" w:hanging="0"/>
-      </w:pPr>
-    </w:lvl>
-    <w:lvl w:ilvl="5">
-      <w:start w:val="1"/>
-      <w:numFmt w:val="none"/>
-      <w:suff w:val="nothing"/>
-      <w:lvlText w:val=""/>
-      <w:lvlJc w:val="left"/>
-      <w:pPr>
-        <w:ind w:left="0" w:hanging="0"/>
-      </w:pPr>
-    </w:lvl>
-    <w:lvl w:ilvl="6">
-      <w:start w:val="1"/>
-      <w:numFmt w:val="none"/>
-      <w:suff w:val="nothing"/>
-      <w:lvlText w:val=""/>
-      <w:lvlJc w:val="left"/>
-      <w:pPr>
-        <w:ind w:left="0" w:hanging="0"/>
-      </w:pPr>
-    </w:lvl>
-    <w:lvl w:ilvl="7">
-      <w:start w:val="1"/>
-      <w:numFmt w:val="none"/>
-      <w:suff w:val="nothing"/>
-      <w:lvlText w:val=""/>
-      <w:lvlJc w:val="left"/>
-      <w:pPr>
-        <w:ind w:left="0" w:hanging="0"/>
-      </w:pPr>
-    </w:lvl>
-    <w:lvl w:ilvl="8">
-      <w:start w:val="1"/>
-      <w:numFmt w:val="none"/>
-      <w:suff w:val="nothing"/>
-      <w:lvlText w:val=""/>
-      <w:lvlJc w:val="left"/>
-      <w:pPr>
-        <w:ind w:left="0" w:hanging="0"/>
-      </w:pPr>
-    </w:lvl>
-  </w:abstractNum>
-  <w:num w:numId="1">
+  <w:num w:numId="1" w16cid:durableId="1776559677">
     <w:abstractNumId w:val="1"/>
   </w:num>
-  <w:num w:numId="2">
-    <w:abstractNumId w:val="2"/>
+  <w:num w:numId="2" w16cid:durableId="1072897918">
+    <w:abstractNumId w:val="0"/>
   </w:num>
 </w:numbering>
 </file>
 
 <file path=word/styles.xml><?xml version="1.0" encoding="utf-8"?>
-<w:styles xmlns:w="http://schemas.openxmlformats.org/wordprocessingml/2006/main" xmlns:w14="http://schemas.microsoft.com/office/word/2010/wordml" xmlns:mc="http://schemas.openxmlformats.org/markup-compatibility/2006" mc:Ignorable="w14">
+<w:styles xmlns:mc="http://schemas.openxmlformats.org/markup-compatibility/2006" xmlns:r="http://schemas.openxmlformats.org/officeDocument/2006/relationships" xmlns:w="http://schemas.openxmlformats.org/wordprocessingml/2006/main" xmlns:w14="http://schemas.microsoft.com/office/word/2010/wordml" xmlns:w15="http://schemas.microsoft.com/office/word/2012/wordml" xmlns:w16cex="http://schemas.microsoft.com/office/word/2018/wordml/cex" xmlns:w16cid="http://schemas.microsoft.com/office/word/2016/wordml/cid" xmlns:w16="http://schemas.microsoft.com/office/word/2018/wordml" xmlns:w16du="http://schemas.microsoft.com/office/word/2023/wordml/word16du" xmlns:w16sdtdh="http://schemas.microsoft.com/office/word/2020/wordml/sdtdatahash" xmlns:w16sdtfl="http://schemas.microsoft.com/office/word/2024/wordml/sdtformatlock" xmlns:w16se="http://schemas.microsoft.com/office/word/2015/wordml/symex" mc:Ignorable="w14 w15 w16se w16cid w16 w16cex w16sdtdh w16sdtfl w16du">
   <w:docDefaults>
     <w:rPrDefault>
       <w:rPr>
-        <w:rFonts w:ascii="바탕" w:hAnsi="바탕" w:eastAsia="바탕" w:cs="Arial" w:cstheme="minorBidi"/>
+        <w:rFonts w:ascii="바탕" w:eastAsia="바탕" w:hAnsi="바탕" w:cstheme="minorBidi"/>
         <w:kern w:val="2"/>
         <w:sz w:val="24"/>
         <w:szCs w:val="24"/>
         <w:lang w:val="en-US" w:eastAsia="ko-KR" w:bidi="hi-IN"/>
       </w:rPr>
     </w:rPrDefault>
-    <w:pPrDefault>
-      <w:pPr>
-        <w:widowControl/>
-      </w:pPr>
-    </w:pPrDefault>
+    <w:pPrDefault/>
   </w:docDefaults>
   <w:latentStyles w:defLockedState="0" w:defUIPriority="0" w:defSemiHidden="0" w:defUnhideWhenUsed="0" w:defQFormat="0" w:count="376">
     <w:lsdException w:name="Normal" w:qFormat="1"/>
     <w:lsdException w:name="heading 1" w:uiPriority="9" w:qFormat="1"/>
-    <w:lsdException w:name="heading 2" w:uiPriority="9" w:semiHidden="1" w:unhideWhenUsed="1" w:qFormat="1"/>
-    <w:lsdException w:name="heading 3" w:uiPriority="9" w:semiHidden="1" w:unhideWhenUsed="1" w:qFormat="1"/>
-    <w:lsdException w:name="heading 4" w:uiPriority="9" w:semiHidden="1" w:unhideWhenUsed="1" w:qFormat="1"/>
-    <w:lsdException w:name="heading 5" w:uiPriority="9" w:semiHidden="1" w:unhideWhenUsed="1" w:qFormat="1"/>
-    <w:lsdException w:name="heading 6" w:uiPriority="9" w:semiHidden="1" w:unhideWhenUsed="1" w:qFormat="1"/>
-    <w:lsdException w:name="heading 7" w:uiPriority="9" w:semiHidden="1" w:unhideWhenUsed="1" w:qFormat="1"/>
-    <w:lsdException w:name="heading 8" w:uiPriority="9" w:semiHidden="1" w:unhideWhenUsed="1" w:qFormat="1"/>
-    <w:lsdException w:name="heading 9" w:uiPriority="9" w:semiHidden="1" w:unhideWhenUsed="1" w:qFormat="1"/>
+    <w:lsdException w:name="heading 2" w:semiHidden="1" w:uiPriority="9" w:unhideWhenUsed="1" w:qFormat="1"/>
+    <w:lsdException w:name="heading 3" w:semiHidden="1" w:uiPriority="9" w:unhideWhenUsed="1" w:qFormat="1"/>
+    <w:lsdException w:name="heading 4" w:semiHidden="1" w:uiPriority="9" w:unhideWhenUsed="1" w:qFormat="1"/>
+    <w:lsdException w:name="heading 5" w:semiHidden="1" w:uiPriority="9" w:unhideWhenUsed="1" w:qFormat="1"/>
+    <w:lsdException w:name="heading 6" w:semiHidden="1" w:uiPriority="9" w:unhideWhenUsed="1" w:qFormat="1"/>
+    <w:lsdException w:name="heading 7" w:semiHidden="1" w:uiPriority="9" w:unhideWhenUsed="1" w:qFormat="1"/>
+    <w:lsdException w:name="heading 8" w:semiHidden="1" w:uiPriority="9" w:unhideWhenUsed="1" w:qFormat="1"/>
+    <w:lsdException w:name="heading 9" w:semiHidden="1" w:uiPriority="9" w:unhideWhenUsed="1" w:qFormat="1"/>
     <w:lsdException w:name="index 1" w:semiHidden="1" w:unhideWhenUsed="1"/>
     <w:lsdException w:name="index 2" w:semiHidden="1" w:unhideWhenUsed="1"/>
     <w:lsdException w:name="index 3" w:semiHidden="1" w:unhideWhenUsed="1"/>
@@ -1574,7 +1804,7 @@
     <w:lsdException w:name="Title" w:qFormat="1"/>
     <w:lsdException w:name="Closing" w:semiHidden="1" w:unhideWhenUsed="1"/>
     <w:lsdException w:name="Signature" w:semiHidden="1" w:unhideWhenUsed="1"/>
-    <w:lsdException w:name="Default Paragraph Font" w:uiPriority="1" w:semiHidden="1" w:unhideWhenUsed="1"/>
+    <w:lsdException w:name="Default Paragraph Font" w:semiHidden="1" w:uiPriority="1" w:unhideWhenUsed="1"/>
     <w:lsdException w:name="Body Text" w:semiHidden="1" w:unhideWhenUsed="1"/>
     <w:lsdException w:name="Body Text Indent" w:semiHidden="1" w:unhideWhenUsed="1"/>
     <w:lsdException w:name="List Continue" w:semiHidden="1" w:unhideWhenUsed="1"/>
@@ -1781,267 +2011,26 @@
     <w:lsdException w:name="Unresolved Mention" w:semiHidden="1" w:unhideWhenUsed="1"/>
     <w:lsdException w:name="Smart Link" w:semiHidden="1" w:unhideWhenUsed="1"/>
   </w:latentStyles>
-  <w:style w:type="paragraph" w:styleId="Normal" w:default="1">
+  <w:style w:type="paragraph" w:default="1" w:styleId="Normal">
     <w:name w:val="Normal"/>
     <w:qFormat/>
     <w:pPr>
-      <w:widowControl w:val="false"/>
-      <w:kinsoku w:val="true"/>
-      <w:overflowPunct w:val="true"/>
-      <w:autoSpaceDE w:val="true"/>
-      <w:bidi w:val="0"/>
-      <w:spacing w:lineRule="auto" w:line="259" w:before="0" w:after="160"/>
+      <w:widowControl w:val="0"/>
+      <w:spacing w:after="160" w:line="259" w:lineRule="auto"/>
       <w:jc w:val="both"/>
     </w:pPr>
     <w:rPr>
-      <w:rFonts w:ascii="맑은 고딕" w:hAnsi="맑은 고딕" w:eastAsia="맑은 고딕" w:cs="Arial" w:asciiTheme="minorHAnsi" w:cstheme="minorBidi" w:eastAsiaTheme="minorEastAsia" w:hAnsiTheme="minorHAnsi"/>
-      <w:color w:val="auto"/>
-      <w:kern w:val="2"/>
+      <w:rFonts w:asciiTheme="minorHAnsi" w:eastAsiaTheme="minorEastAsia" w:hAnsiTheme="minorHAnsi"/>
       <w:sz w:val="20"/>
       <w:szCs w:val="22"/>
-      <w:lang w:val="en-US" w:eastAsia="ko-KR" w:bidi="ar-SA"/>
+      <w:lang w:bidi="ar-SA"/>
     </w:rPr>
   </w:style>
-  <w:style w:type="character" w:styleId="DefaultParagraphFont" w:default="1">
+  <w:style w:type="character" w:default="1" w:styleId="DefaultParagraphFont">
     <w:name w:val="Default Paragraph Font"/>
     <w:uiPriority w:val="1"/>
     <w:semiHidden/>
     <w:unhideWhenUsed/>
-    <w:qFormat/>
-    <w:rPr/>
-  </w:style>
-  <w:style w:type="character" w:styleId="HeaderChar" w:customStyle="1">
-    <w:name w:val="Header Char"/>
-    <w:basedOn w:val="DefaultParagraphFont"/>
-    <w:link w:val="Header"/>
-    <w:uiPriority w:val="99"/>
-    <w:qFormat/>
-    <w:rPr/>
-  </w:style>
-  <w:style w:type="character" w:styleId="FooterChar" w:customStyle="1">
-    <w:name w:val="Footer Char"/>
-    <w:basedOn w:val="DefaultParagraphFont"/>
-    <w:link w:val="Footer"/>
-    <w:uiPriority w:val="99"/>
-    <w:qFormat/>
-    <w:rPr/>
-  </w:style>
-  <w:style w:type="character" w:styleId="InternetLink">
-    <w:name w:val="Internet Link"/>
-    <w:basedOn w:val="DefaultParagraphFont"/>
-    <w:unhideWhenUsed/>
-    <w:rPr>
-      <w:color w:val="0563C1"/>
-      <w:u w:val="single"/>
-    </w:rPr>
-  </w:style>
-  <w:style w:type="character" w:styleId="1" w:customStyle="1">
-    <w:name w:val="확인되지 않은 멘션1"/>
-    <w:basedOn w:val="DefaultParagraphFont"/>
-    <w:semiHidden/>
-    <w:unhideWhenUsed/>
-    <w:qFormat/>
-    <w:rPr>
-      <w:color w:val="605E5C"/>
-      <w:shd w:fill="E1DFDD" w:val="clear"/>
-    </w:rPr>
-  </w:style>
-  <w:style w:type="character" w:styleId="ListLabel1">
-    <w:name w:val="ListLabel 1"/>
-    <w:qFormat/>
-    <w:rPr>
-      <w:rFonts w:cs="Courier New"/>
-      <w:b/>
-      <w:sz w:val="22"/>
-    </w:rPr>
-  </w:style>
-  <w:style w:type="character" w:styleId="ListLabel2">
-    <w:name w:val="ListLabel 2"/>
-    <w:qFormat/>
-    <w:rPr>
-      <w:rFonts w:cs="Courier New"/>
-    </w:rPr>
-  </w:style>
-  <w:style w:type="character" w:styleId="ListLabel3">
-    <w:name w:val="ListLabel 3"/>
-    <w:qFormat/>
-    <w:rPr>
-      <w:rFonts w:cs="Courier New"/>
-    </w:rPr>
-  </w:style>
-  <w:style w:type="character" w:styleId="ListLabel4">
-    <w:name w:val="ListLabel 4"/>
-    <w:qFormat/>
-    <w:rPr>
-      <w:rFonts w:cs="Symbol"/>
-      <w:b/>
-      <w:sz w:val="22"/>
-    </w:rPr>
-  </w:style>
-  <w:style w:type="character" w:styleId="ListLabel5">
-    <w:name w:val="ListLabel 5"/>
-    <w:qFormat/>
-    <w:rPr>
-      <w:rFonts w:cs="Courier New"/>
-      <w:b/>
-      <w:sz w:val="22"/>
-    </w:rPr>
-  </w:style>
-  <w:style w:type="character" w:styleId="ListLabel6">
-    <w:name w:val="ListLabel 6"/>
-    <w:qFormat/>
-    <w:rPr>
-      <w:rFonts w:cs="Wingdings"/>
-    </w:rPr>
-  </w:style>
-  <w:style w:type="character" w:styleId="ListLabel7">
-    <w:name w:val="ListLabel 7"/>
-    <w:qFormat/>
-    <w:rPr>
-      <w:rFonts w:cs="Symbol"/>
-    </w:rPr>
-  </w:style>
-  <w:style w:type="character" w:styleId="ListLabel8">
-    <w:name w:val="ListLabel 8"/>
-    <w:qFormat/>
-    <w:rPr>
-      <w:rFonts w:cs="Courier New"/>
-    </w:rPr>
-  </w:style>
-  <w:style w:type="character" w:styleId="ListLabel9">
-    <w:name w:val="ListLabel 9"/>
-    <w:qFormat/>
-    <w:rPr>
-      <w:rFonts w:cs="Wingdings"/>
-    </w:rPr>
-  </w:style>
-  <w:style w:type="character" w:styleId="ListLabel10">
-    <w:name w:val="ListLabel 10"/>
-    <w:qFormat/>
-    <w:rPr>
-      <w:rFonts w:cs="Symbol"/>
-    </w:rPr>
-  </w:style>
-  <w:style w:type="character" w:styleId="ListLabel11">
-    <w:name w:val="ListLabel 11"/>
-    <w:qFormat/>
-    <w:rPr>
-      <w:rFonts w:cs="Courier New"/>
-    </w:rPr>
-  </w:style>
-  <w:style w:type="character" w:styleId="ListLabel12">
-    <w:name w:val="ListLabel 12"/>
-    <w:qFormat/>
-    <w:rPr>
-      <w:rFonts w:cs="Wingdings"/>
-    </w:rPr>
-  </w:style>
-  <w:style w:type="paragraph" w:styleId="Heading">
-    <w:name w:val="Heading"/>
-    <w:basedOn w:val="Normal"/>
-    <w:next w:val="TextBody"/>
-    <w:qFormat/>
-    <w:pPr>
-      <w:keepNext w:val="true"/>
-      <w:spacing w:before="240" w:after="120"/>
-    </w:pPr>
-    <w:rPr>
-      <w:rFonts w:ascii="Arial" w:hAnsi="Arial" w:eastAsia="바탕" w:cs="Arial"/>
-      <w:sz w:val="28"/>
-      <w:szCs w:val="28"/>
-    </w:rPr>
-  </w:style>
-  <w:style w:type="paragraph" w:styleId="TextBody">
-    <w:name w:val="Body Text"/>
-    <w:basedOn w:val="Normal"/>
-    <w:pPr>
-      <w:spacing w:lineRule="auto" w:line="276" w:before="0" w:after="140"/>
-    </w:pPr>
-    <w:rPr/>
-  </w:style>
-  <w:style w:type="paragraph" w:styleId="List">
-    <w:name w:val="List"/>
-    <w:basedOn w:val="TextBody"/>
-    <w:pPr/>
-    <w:rPr>
-      <w:rFonts w:cs="Arial"/>
-    </w:rPr>
-  </w:style>
-  <w:style w:type="paragraph" w:styleId="Caption">
-    <w:name w:val="Caption"/>
-    <w:basedOn w:val="Normal"/>
-    <w:qFormat/>
-    <w:pPr>
-      <w:suppressLineNumbers/>
-      <w:spacing w:before="120" w:after="120"/>
-    </w:pPr>
-    <w:rPr>
-      <w:rFonts w:cs="Arial"/>
-      <w:i/>
-      <w:iCs/>
-      <w:sz w:val="24"/>
-      <w:szCs w:val="24"/>
-    </w:rPr>
-  </w:style>
-  <w:style w:type="paragraph" w:styleId="Index">
-    <w:name w:val="Index"/>
-    <w:basedOn w:val="Normal"/>
-    <w:qFormat/>
-    <w:pPr>
-      <w:suppressLineNumbers/>
-    </w:pPr>
-    <w:rPr>
-      <w:rFonts w:cs="Arial"/>
-    </w:rPr>
-  </w:style>
-  <w:style w:type="paragraph" w:styleId="ListParagraph">
-    <w:name w:val="List Paragraph"/>
-    <w:basedOn w:val="Normal"/>
-    <w:uiPriority w:val="34"/>
-    <w:qFormat/>
-    <w:pPr>
-      <w:ind w:left="800" w:hanging="0"/>
-    </w:pPr>
-    <w:rPr/>
-  </w:style>
-  <w:style w:type="paragraph" w:styleId="Header">
-    <w:name w:val="Header"/>
-    <w:basedOn w:val="Normal"/>
-    <w:link w:val="HeaderChar"/>
-    <w:uiPriority w:val="99"/>
-    <w:unhideWhenUsed/>
-    <w:pPr>
-      <w:tabs>
-        <w:tab w:val="clear" w:pos="709"/>
-        <w:tab w:val="center" w:pos="4513" w:leader="none"/>
-        <w:tab w:val="right" w:pos="9026" w:leader="none"/>
-      </w:tabs>
-      <w:snapToGrid w:val="false"/>
-    </w:pPr>
-    <w:rPr/>
-  </w:style>
-  <w:style w:type="paragraph" w:styleId="Footer">
-    <w:name w:val="Footer"/>
-    <w:basedOn w:val="Normal"/>
-    <w:link w:val="FooterChar"/>
-    <w:uiPriority w:val="99"/>
-    <w:unhideWhenUsed/>
-    <w:pPr>
-      <w:tabs>
-        <w:tab w:val="clear" w:pos="709"/>
-        <w:tab w:val="center" w:pos="4513" w:leader="none"/>
-        <w:tab w:val="right" w:pos="9026" w:leader="none"/>
-      </w:tabs>
-      <w:snapToGrid w:val="false"/>
-    </w:pPr>
-    <w:rPr/>
-  </w:style>
-  <w:style w:type="numbering" w:styleId="NoList" w:default="1">
-    <w:name w:val="No List"/>
-    <w:uiPriority w:val="99"/>
-    <w:semiHidden/>
-    <w:unhideWhenUsed/>
-    <w:qFormat/>
   </w:style>
   <w:style w:type="table" w:default="1" w:styleId="TableNormal">
     <w:name w:val="Normal Table"/>
@@ -2058,38 +2047,255 @@
       </w:tblCellMar>
     </w:tblPr>
   </w:style>
-  <w:style w:type="table" w:customStyle="1" w:styleId="1">
+  <w:style w:type="numbering" w:default="1" w:styleId="NoList">
+    <w:name w:val="No List"/>
+    <w:uiPriority w:val="99"/>
+    <w:semiHidden/>
+    <w:unhideWhenUsed/>
+  </w:style>
+  <w:style w:type="character" w:customStyle="1" w:styleId="HeaderChar">
+    <w:name w:val="Header Char"/>
+    <w:basedOn w:val="DefaultParagraphFont"/>
+    <w:link w:val="Header"/>
+    <w:uiPriority w:val="99"/>
+    <w:qFormat/>
+  </w:style>
+  <w:style w:type="character" w:customStyle="1" w:styleId="FooterChar">
+    <w:name w:val="Footer Char"/>
+    <w:basedOn w:val="DefaultParagraphFont"/>
+    <w:link w:val="Footer"/>
+    <w:uiPriority w:val="99"/>
+    <w:qFormat/>
+  </w:style>
+  <w:style w:type="character" w:customStyle="1" w:styleId="InternetLink">
+    <w:name w:val="Internet Link"/>
+    <w:basedOn w:val="DefaultParagraphFont"/>
+    <w:unhideWhenUsed/>
+    <w:rPr>
+      <w:color w:val="0563C1"/>
+      <w:u w:val="single"/>
+    </w:rPr>
+  </w:style>
+  <w:style w:type="character" w:customStyle="1" w:styleId="1">
+    <w:name w:val="확인되지 않은 멘션1"/>
+    <w:basedOn w:val="DefaultParagraphFont"/>
+    <w:semiHidden/>
+    <w:unhideWhenUsed/>
+    <w:qFormat/>
+    <w:rPr>
+      <w:color w:val="605E5C"/>
+      <w:shd w:val="clear" w:color="auto" w:fill="E1DFDD"/>
+    </w:rPr>
+  </w:style>
+  <w:style w:type="character" w:customStyle="1" w:styleId="ListLabel1">
+    <w:name w:val="ListLabel 1"/>
+    <w:qFormat/>
+    <w:rPr>
+      <w:rFonts w:cs="Courier New"/>
+      <w:b/>
+      <w:sz w:val="22"/>
+    </w:rPr>
+  </w:style>
+  <w:style w:type="character" w:customStyle="1" w:styleId="ListLabel2">
+    <w:name w:val="ListLabel 2"/>
+    <w:qFormat/>
+    <w:rPr>
+      <w:rFonts w:cs="Courier New"/>
+    </w:rPr>
+  </w:style>
+  <w:style w:type="character" w:customStyle="1" w:styleId="ListLabel3">
+    <w:name w:val="ListLabel 3"/>
+    <w:qFormat/>
+    <w:rPr>
+      <w:rFonts w:cs="Courier New"/>
+    </w:rPr>
+  </w:style>
+  <w:style w:type="character" w:customStyle="1" w:styleId="ListLabel4">
+    <w:name w:val="ListLabel 4"/>
+    <w:qFormat/>
+    <w:rPr>
+      <w:rFonts w:cs="Symbol"/>
+      <w:b/>
+      <w:sz w:val="22"/>
+    </w:rPr>
+  </w:style>
+  <w:style w:type="character" w:customStyle="1" w:styleId="ListLabel5">
+    <w:name w:val="ListLabel 5"/>
+    <w:qFormat/>
+    <w:rPr>
+      <w:rFonts w:cs="Courier New"/>
+      <w:b/>
+      <w:sz w:val="22"/>
+    </w:rPr>
+  </w:style>
+  <w:style w:type="character" w:customStyle="1" w:styleId="ListLabel6">
+    <w:name w:val="ListLabel 6"/>
+    <w:qFormat/>
+    <w:rPr>
+      <w:rFonts w:cs="Wingdings"/>
+    </w:rPr>
+  </w:style>
+  <w:style w:type="character" w:customStyle="1" w:styleId="ListLabel7">
+    <w:name w:val="ListLabel 7"/>
+    <w:qFormat/>
+    <w:rPr>
+      <w:rFonts w:cs="Symbol"/>
+    </w:rPr>
+  </w:style>
+  <w:style w:type="character" w:customStyle="1" w:styleId="ListLabel8">
+    <w:name w:val="ListLabel 8"/>
+    <w:qFormat/>
+    <w:rPr>
+      <w:rFonts w:cs="Courier New"/>
+    </w:rPr>
+  </w:style>
+  <w:style w:type="character" w:customStyle="1" w:styleId="ListLabel9">
+    <w:name w:val="ListLabel 9"/>
+    <w:qFormat/>
+    <w:rPr>
+      <w:rFonts w:cs="Wingdings"/>
+    </w:rPr>
+  </w:style>
+  <w:style w:type="character" w:customStyle="1" w:styleId="ListLabel10">
+    <w:name w:val="ListLabel 10"/>
+    <w:qFormat/>
+    <w:rPr>
+      <w:rFonts w:cs="Symbol"/>
+    </w:rPr>
+  </w:style>
+  <w:style w:type="character" w:customStyle="1" w:styleId="ListLabel11">
+    <w:name w:val="ListLabel 11"/>
+    <w:qFormat/>
+    <w:rPr>
+      <w:rFonts w:cs="Courier New"/>
+    </w:rPr>
+  </w:style>
+  <w:style w:type="character" w:customStyle="1" w:styleId="ListLabel12">
+    <w:name w:val="ListLabel 12"/>
+    <w:qFormat/>
+    <w:rPr>
+      <w:rFonts w:cs="Wingdings"/>
+    </w:rPr>
+  </w:style>
+  <w:style w:type="paragraph" w:customStyle="1" w:styleId="Heading">
+    <w:name w:val="Heading"/>
+    <w:basedOn w:val="Normal"/>
+    <w:next w:val="BodyText"/>
+    <w:qFormat/>
+    <w:pPr>
+      <w:keepNext/>
+      <w:spacing w:before="240" w:after="120"/>
+    </w:pPr>
+    <w:rPr>
+      <w:rFonts w:ascii="Arial" w:eastAsia="바탕" w:hAnsi="Arial" w:cs="Arial"/>
+      <w:sz w:val="28"/>
+      <w:szCs w:val="28"/>
+    </w:rPr>
+  </w:style>
+  <w:style w:type="paragraph" w:styleId="BodyText">
+    <w:name w:val="Body Text"/>
+    <w:basedOn w:val="Normal"/>
+    <w:pPr>
+      <w:spacing w:after="140" w:line="276" w:lineRule="auto"/>
+    </w:pPr>
+  </w:style>
+  <w:style w:type="paragraph" w:styleId="List">
+    <w:name w:val="List"/>
+    <w:basedOn w:val="BodyText"/>
+    <w:rPr>
+      <w:rFonts w:cs="Arial"/>
+    </w:rPr>
+  </w:style>
+  <w:style w:type="paragraph" w:styleId="Caption">
+    <w:name w:val="caption"/>
+    <w:basedOn w:val="Normal"/>
+    <w:qFormat/>
+    <w:pPr>
+      <w:suppressLineNumbers/>
+      <w:spacing w:before="120" w:after="120"/>
+    </w:pPr>
+    <w:rPr>
+      <w:rFonts w:cs="Arial"/>
+      <w:i/>
+      <w:iCs/>
+      <w:sz w:val="24"/>
+      <w:szCs w:val="24"/>
+    </w:rPr>
+  </w:style>
+  <w:style w:type="paragraph" w:customStyle="1" w:styleId="Index">
+    <w:name w:val="Index"/>
+    <w:basedOn w:val="Normal"/>
+    <w:qFormat/>
+    <w:pPr>
+      <w:suppressLineNumbers/>
+    </w:pPr>
+    <w:rPr>
+      <w:rFonts w:cs="Arial"/>
+    </w:rPr>
+  </w:style>
+  <w:style w:type="paragraph" w:styleId="ListParagraph">
+    <w:name w:val="List Paragraph"/>
+    <w:basedOn w:val="Normal"/>
+    <w:uiPriority w:val="34"/>
+    <w:qFormat/>
+    <w:pPr>
+      <w:ind w:left="800"/>
+    </w:pPr>
+  </w:style>
+  <w:style w:type="paragraph" w:styleId="Header">
+    <w:name w:val="header"/>
+    <w:basedOn w:val="Normal"/>
+    <w:link w:val="HeaderChar"/>
+    <w:uiPriority w:val="99"/>
+    <w:unhideWhenUsed/>
+    <w:pPr>
+      <w:tabs>
+        <w:tab w:val="center" w:pos="4513"/>
+        <w:tab w:val="right" w:pos="9026"/>
+      </w:tabs>
+      <w:snapToGrid w:val="0"/>
+    </w:pPr>
+  </w:style>
+  <w:style w:type="paragraph" w:styleId="Footer">
+    <w:name w:val="footer"/>
+    <w:basedOn w:val="Normal"/>
+    <w:link w:val="FooterChar"/>
+    <w:uiPriority w:val="99"/>
+    <w:unhideWhenUsed/>
+    <w:pPr>
+      <w:tabs>
+        <w:tab w:val="center" w:pos="4513"/>
+        <w:tab w:val="right" w:pos="9026"/>
+      </w:tabs>
+      <w:snapToGrid w:val="0"/>
+    </w:pPr>
+  </w:style>
+  <w:style w:type="table" w:customStyle="1" w:styleId="10">
     <w:name w:val="표 구분선1"/>
     <w:basedOn w:val="TableNormal"/>
     <w:uiPriority w:val="39"/>
-    <w:pPr>
-      <w:spacing w:after="0" w:line="240" w:lineRule="auto"/>
-    </w:pPr>
     <w:tblPr>
       <w:tblBorders>
-        <w:top w:val="single" w:color="auto" w:sz="4" w:space="0"/>
-        <w:left w:val="single" w:color="auto" w:sz="4" w:space="0"/>
-        <w:bottom w:val="single" w:color="auto" w:sz="4" w:space="0"/>
-        <w:right w:val="single" w:color="auto" w:sz="4" w:space="0"/>
-        <w:insideH w:val="single" w:color="auto" w:sz="4" w:space="0"/>
-        <w:insideV w:val="single" w:color="auto" w:sz="4" w:space="0"/>
+        <w:top w:val="single" w:sz="4" w:space="0" w:color="auto"/>
+        <w:left w:val="single" w:sz="4" w:space="0" w:color="auto"/>
+        <w:bottom w:val="single" w:sz="4" w:space="0" w:color="auto"/>
+        <w:right w:val="single" w:sz="4" w:space="0" w:color="auto"/>
+        <w:insideH w:val="single" w:sz="4" w:space="0" w:color="auto"/>
+        <w:insideV w:val="single" w:sz="4" w:space="0" w:color="auto"/>
       </w:tblBorders>
     </w:tblPr>
   </w:style>
   <w:style w:type="table" w:customStyle="1" w:styleId="2">
     <w:name w:val="표 구분선2"/>
     <w:basedOn w:val="TableNormal"/>
-    <w:pPr>
-      <w:spacing w:after="0" w:line="240" w:lineRule="auto"/>
-    </w:pPr>
     <w:tblPr>
       <w:tblBorders>
-        <w:top w:val="single" w:color="auto" w:sz="4" w:space="0"/>
-        <w:left w:val="single" w:color="auto" w:sz="4" w:space="0"/>
-        <w:bottom w:val="single" w:color="auto" w:sz="4" w:space="0"/>
-        <w:right w:val="single" w:color="auto" w:sz="4" w:space="0"/>
-        <w:insideH w:val="single" w:color="auto" w:sz="4" w:space="0"/>
-        <w:insideV w:val="single" w:color="auto" w:sz="4" w:space="0"/>
+        <w:top w:val="single" w:sz="4" w:space="0" w:color="auto"/>
+        <w:left w:val="single" w:sz="4" w:space="0" w:color="auto"/>
+        <w:bottom w:val="single" w:sz="4" w:space="0" w:color="auto"/>
+        <w:right w:val="single" w:sz="4" w:space="0" w:color="auto"/>
+        <w:insideH w:val="single" w:sz="4" w:space="0" w:color="auto"/>
+        <w:insideV w:val="single" w:sz="4" w:space="0" w:color="auto"/>
       </w:tblBorders>
     </w:tblPr>
   </w:style>

--- a/작업일지/21주차.docx
+++ b/작업일지/21주차.docx
@@ -1,53 +1,75 @@
 
 <file path=word/document.xml><?xml version="1.0" encoding="utf-8"?>
-<w:document xmlns:wpc="http://schemas.microsoft.com/office/word/2010/wordprocessingCanvas" xmlns:cx="http://schemas.microsoft.com/office/drawing/2014/chartex" xmlns:cx1="http://schemas.microsoft.com/office/drawing/2015/9/8/chartex" xmlns:cx2="http://schemas.microsoft.com/office/drawing/2015/10/21/chartex" xmlns:cx3="http://schemas.microsoft.com/office/drawing/2016/5/9/chartex" xmlns:cx4="http://schemas.microsoft.com/office/drawing/2016/5/10/chartex" xmlns:cx5="http://schemas.microsoft.com/office/drawing/2016/5/11/chartex" xmlns:cx6="http://schemas.microsoft.com/office/drawing/2016/5/12/chartex" xmlns:cx7="http://schemas.microsoft.com/office/drawing/2016/5/13/chartex" xmlns:cx8="http://schemas.microsoft.com/office/drawing/2016/5/14/chartex" xmlns:mc="http://schemas.openxmlformats.org/markup-compatibility/2006" xmlns:aink="http://schemas.microsoft.com/office/drawing/2016/ink" xmlns:am3d="http://schemas.microsoft.com/office/drawing/2017/model3d" xmlns:o="urn:schemas-microsoft-com:office:office" xmlns:oel="http://schemas.microsoft.com/office/2019/extlst" xmlns:r="http://schemas.openxmlformats.org/officeDocument/2006/relationships" xmlns:m="http://schemas.openxmlformats.org/officeDocument/2006/math" xmlns:v="urn:schemas-microsoft-com:vml" xmlns:wp14="http://schemas.microsoft.com/office/word/2010/wordprocessingDrawing" xmlns:wp="http://schemas.openxmlformats.org/drawingml/2006/wordprocessingDrawing" xmlns:w10="urn:schemas-microsoft-com:office:word" xmlns:w="http://schemas.openxmlformats.org/wordprocessingml/2006/main" xmlns:w14="http://schemas.microsoft.com/office/word/2010/wordml" xmlns:w15="http://schemas.microsoft.com/office/word/2012/wordml" xmlns:w16cex="http://schemas.microsoft.com/office/word/2018/wordml/cex" xmlns:w16cid="http://schemas.microsoft.com/office/word/2016/wordml/cid" xmlns:w16="http://schemas.microsoft.com/office/word/2018/wordml" xmlns:w16du="http://schemas.microsoft.com/office/word/2023/wordml/word16du" xmlns:w16sdtdh="http://schemas.microsoft.com/office/word/2020/wordml/sdtdatahash" xmlns:w16sdtfl="http://schemas.microsoft.com/office/word/2024/wordml/sdtformatlock" xmlns:w16se="http://schemas.microsoft.com/office/word/2015/wordml/symex" xmlns:wpg="http://schemas.microsoft.com/office/word/2010/wordprocessingGroup" xmlns:wpi="http://schemas.microsoft.com/office/word/2010/wordprocessingInk" xmlns:wne="http://schemas.microsoft.com/office/word/2006/wordml" xmlns:wps="http://schemas.microsoft.com/office/word/2010/wordprocessingShape" mc:Ignorable="w14 w15 w16se w16cid w16 w16cex w16sdtdh w16sdtfl w16du wp14">
+<w:document xmlns:o="urn:schemas-microsoft-com:office:office" xmlns:r="http://schemas.openxmlformats.org/officeDocument/2006/relationships" xmlns:v="urn:schemas-microsoft-com:vml" xmlns:w="http://schemas.openxmlformats.org/wordprocessingml/2006/main" xmlns:w10="urn:schemas-microsoft-com:office:word" xmlns:wp="http://schemas.openxmlformats.org/drawingml/2006/wordprocessingDrawing" xmlns:wps="http://schemas.microsoft.com/office/word/2010/wordprocessingShape" xmlns:wpg="http://schemas.microsoft.com/office/word/2010/wordprocessingGroup" xmlns:mc="http://schemas.openxmlformats.org/markup-compatibility/2006" xmlns:wp14="http://schemas.microsoft.com/office/word/2010/wordprocessingDrawing" xmlns:w14="http://schemas.microsoft.com/office/word/2010/wordml" mc:Ignorable="w14 wp14">
   <w:body>
     <w:tbl>
       <w:tblPr>
         <w:tblStyle w:val="10"/>
         <w:tblW w:w="10468" w:type="dxa"/>
+        <w:jc w:val="left"/>
         <w:tblInd w:w="5" w:type="dxa"/>
-        <w:tblLook w:val="04A0" w:firstRow="1" w:lastRow="0" w:firstColumn="1" w:lastColumn="0" w:noHBand="0" w:noVBand="1"/>
+        <w:tblCellMar>
+          <w:top w:w="0" w:type="dxa"/>
+          <w:left w:w="108" w:type="dxa"/>
+          <w:bottom w:w="0" w:type="dxa"/>
+          <w:right w:w="108" w:type="dxa"/>
+        </w:tblCellMar>
+        <w:tblLook w:firstRow="1" w:noVBand="1" w:lastRow="0" w:firstColumn="1" w:lastColumn="0" w:noHBand="0" w:val="04a0"/>
       </w:tblPr>
       <w:tblGrid>
-        <w:gridCol w:w="1740"/>
-        <w:gridCol w:w="1744"/>
-        <w:gridCol w:w="1043"/>
-        <w:gridCol w:w="2976"/>
-        <w:gridCol w:w="1214"/>
-        <w:gridCol w:w="1751"/>
+        <w:gridCol w:w="1738"/>
+        <w:gridCol w:w="1742"/>
+        <w:gridCol w:w="2"/>
+        <w:gridCol w:w="1041"/>
+        <w:gridCol w:w="2"/>
+        <w:gridCol w:w="2973"/>
+        <w:gridCol w:w="2"/>
+        <w:gridCol w:w="1211"/>
+        <w:gridCol w:w="2"/>
+        <w:gridCol w:w="1754"/>
       </w:tblGrid>
       <w:tr>
         <w:trPr>
-          <w:trHeight w:val="888"/>
+          <w:trHeight w:val="888" w:hRule="atLeast"/>
         </w:trPr>
         <w:tc>
           <w:tcPr>
-            <w:tcW w:w="3485" w:type="dxa"/>
-            <w:gridSpan w:val="2"/>
-            <w:shd w:val="clear" w:color="auto" w:fill="auto"/>
+            <w:tcW w:w="3482" w:type="dxa"/>
+            <w:gridSpan w:val="3"/>
+            <w:tcBorders/>
+            <w:shd w:color="auto" w:fill="auto" w:val="clear"/>
             <w:vAlign w:val="center"/>
           </w:tcPr>
           <w:p>
             <w:pPr>
-              <w:spacing w:after="0" w:line="240" w:lineRule="auto"/>
+              <w:pStyle w:val="Normal"/>
+              <w:spacing w:lineRule="auto" w:line="240" w:before="0" w:after="0"/>
               <w:rPr>
                 <w:color w:val="605E5C"/>
               </w:rPr>
             </w:pPr>
+            <w:r>
+              <w:rPr>
+                <w:color w:val="605E5C"/>
+              </w:rPr>
+            </w:r>
           </w:p>
         </w:tc>
         <w:tc>
           <w:tcPr>
             <w:tcW w:w="1043" w:type="dxa"/>
-            <w:shd w:val="clear" w:color="auto" w:fill="auto"/>
+            <w:gridSpan w:val="2"/>
+            <w:tcBorders/>
+            <w:shd w:color="auto" w:fill="auto" w:val="clear"/>
             <w:vAlign w:val="center"/>
           </w:tcPr>
           <w:p>
             <w:pPr>
-              <w:spacing w:after="0" w:line="240" w:lineRule="auto"/>
+              <w:pStyle w:val="Normal"/>
+              <w:spacing w:lineRule="auto" w:line="240" w:before="0" w:after="0"/>
               <w:jc w:val="center"/>
               <w:rPr>
+                <w:b/>
                 <w:b/>
                 <w:sz w:val="22"/>
               </w:rPr>
@@ -64,13 +86,16 @@
         </w:tc>
         <w:tc>
           <w:tcPr>
-            <w:tcW w:w="2976" w:type="dxa"/>
-            <w:shd w:val="clear" w:color="auto" w:fill="auto"/>
+            <w:tcW w:w="2975" w:type="dxa"/>
+            <w:gridSpan w:val="2"/>
+            <w:tcBorders/>
+            <w:shd w:color="auto" w:fill="auto" w:val="clear"/>
             <w:vAlign w:val="center"/>
           </w:tcPr>
           <w:p>
             <w:pPr>
-              <w:spacing w:after="0" w:line="240" w:lineRule="auto"/>
+              <w:pStyle w:val="Normal"/>
+              <w:spacing w:lineRule="auto" w:line="240" w:before="0" w:after="0"/>
               <w:jc w:val="center"/>
               <w:rPr>
                 <w:szCs w:val="20"/>
@@ -81,37 +106,62 @@
                 <w:color w:val="605E5C"/>
                 <w:szCs w:val="20"/>
               </w:rPr>
-              <w:t>2022180041 최재혁</w:t>
+              <w:t xml:space="preserve">2022180041 </w:t>
             </w:r>
             <w:r>
               <w:rPr>
                 <w:color w:val="605E5C"/>
                 <w:szCs w:val="20"/>
               </w:rPr>
+              <w:t>최재혁</w:t>
+            </w:r>
+            <w:r>
+              <w:rPr>
+                <w:color w:val="605E5C"/>
+                <w:szCs w:val="20"/>
+              </w:rPr>
               <w:br/>
-              <w:t>2022180003 김도엽</w:t>
+              <w:t xml:space="preserve">2022180003 </w:t>
             </w:r>
             <w:r>
               <w:rPr>
                 <w:color w:val="605E5C"/>
                 <w:szCs w:val="20"/>
               </w:rPr>
+              <w:t>김도엽</w:t>
+            </w:r>
+            <w:r>
+              <w:rPr>
+                <w:color w:val="605E5C"/>
+                <w:szCs w:val="20"/>
+              </w:rPr>
               <w:br/>
-              <w:t>2020184005 김나현</w:t>
+              <w:t xml:space="preserve">2020184005 </w:t>
+            </w:r>
+            <w:r>
+              <w:rPr>
+                <w:color w:val="605E5C"/>
+                <w:szCs w:val="20"/>
+              </w:rPr>
+              <w:t>김나현</w:t>
             </w:r>
           </w:p>
         </w:tc>
         <w:tc>
           <w:tcPr>
-            <w:tcW w:w="1214" w:type="dxa"/>
-            <w:shd w:val="clear" w:color="auto" w:fill="auto"/>
+            <w:tcW w:w="1213" w:type="dxa"/>
+            <w:gridSpan w:val="2"/>
+            <w:tcBorders/>
+            <w:shd w:color="auto" w:fill="auto" w:val="clear"/>
             <w:vAlign w:val="center"/>
           </w:tcPr>
           <w:p>
             <w:pPr>
-              <w:spacing w:after="0" w:line="240" w:lineRule="auto"/>
+              <w:pStyle w:val="Normal"/>
+              <w:spacing w:lineRule="auto" w:line="240" w:before="0" w:after="0"/>
               <w:jc w:val="center"/>
               <w:rPr>
+                <w:b/>
                 <w:b/>
                 <w:sz w:val="22"/>
               </w:rPr>
@@ -128,20 +178,21 @@
         </w:tc>
         <w:tc>
           <w:tcPr>
-            <w:tcW w:w="1749" w:type="dxa"/>
-            <w:shd w:val="clear" w:color="auto" w:fill="auto"/>
+            <w:tcW w:w="1754" w:type="dxa"/>
+            <w:tcBorders/>
+            <w:shd w:color="auto" w:fill="auto" w:val="clear"/>
             <w:vAlign w:val="center"/>
           </w:tcPr>
           <w:p>
             <w:pPr>
-              <w:spacing w:after="0" w:line="240" w:lineRule="auto"/>
+              <w:pStyle w:val="Normal"/>
+              <w:spacing w:lineRule="auto" w:line="240" w:before="0" w:after="0"/>
               <w:jc w:val="center"/>
               <w:rPr>
                 <w:sz w:val="24"/>
                 <w:szCs w:val="24"/>
               </w:rPr>
             </w:pPr>
-            <w:proofErr w:type="spellStart"/>
             <w:r>
               <w:rPr>
                 <w:color w:val="605E5C"/>
@@ -150,7 +201,6 @@
               </w:rPr>
               <w:t>zl</w:t>
             </w:r>
-            <w:proofErr w:type="spellEnd"/>
             <w:r>
               <w:rPr>
                 <w:color w:val="605E5C"/>
@@ -164,19 +214,22 @@
       </w:tr>
       <w:tr>
         <w:trPr>
-          <w:trHeight w:val="648"/>
+          <w:trHeight w:val="648" w:hRule="atLeast"/>
         </w:trPr>
         <w:tc>
           <w:tcPr>
-            <w:tcW w:w="1741" w:type="dxa"/>
-            <w:shd w:val="clear" w:color="auto" w:fill="auto"/>
+            <w:tcW w:w="1738" w:type="dxa"/>
+            <w:tcBorders/>
+            <w:shd w:color="auto" w:fill="auto" w:val="clear"/>
             <w:vAlign w:val="center"/>
           </w:tcPr>
           <w:p>
             <w:pPr>
-              <w:spacing w:after="0" w:line="240" w:lineRule="auto"/>
+              <w:pStyle w:val="Normal"/>
+              <w:spacing w:lineRule="auto" w:line="240" w:before="0" w:after="0"/>
               <w:jc w:val="center"/>
               <w:rPr>
+                <w:b/>
                 <w:b/>
                 <w:sz w:val="22"/>
               </w:rPr>
@@ -194,14 +247,17 @@
         <w:tc>
           <w:tcPr>
             <w:tcW w:w="1742" w:type="dxa"/>
-            <w:shd w:val="clear" w:color="auto" w:fill="auto"/>
+            <w:tcBorders/>
+            <w:shd w:color="auto" w:fill="auto" w:val="clear"/>
             <w:vAlign w:val="center"/>
           </w:tcPr>
           <w:p>
             <w:pPr>
-              <w:spacing w:after="0" w:line="240" w:lineRule="auto"/>
+              <w:pStyle w:val="Normal"/>
+              <w:spacing w:lineRule="auto" w:line="240" w:before="0" w:after="0"/>
               <w:jc w:val="center"/>
               <w:rPr>
+                <w:b/>
                 <w:b/>
                 <w:color w:val="605E5C"/>
               </w:rPr>
@@ -218,14 +274,18 @@
         <w:tc>
           <w:tcPr>
             <w:tcW w:w="1043" w:type="dxa"/>
-            <w:shd w:val="clear" w:color="auto" w:fill="auto"/>
+            <w:gridSpan w:val="2"/>
+            <w:tcBorders/>
+            <w:shd w:color="auto" w:fill="auto" w:val="clear"/>
             <w:vAlign w:val="center"/>
           </w:tcPr>
           <w:p>
             <w:pPr>
-              <w:spacing w:after="0" w:line="240" w:lineRule="auto"/>
+              <w:pStyle w:val="Normal"/>
+              <w:spacing w:lineRule="auto" w:line="240" w:before="0" w:after="0"/>
               <w:jc w:val="center"/>
               <w:rPr>
+                <w:b/>
                 <w:b/>
                 <w:sz w:val="22"/>
               </w:rPr>
@@ -242,15 +302,19 @@
         </w:tc>
         <w:tc>
           <w:tcPr>
-            <w:tcW w:w="2976" w:type="dxa"/>
-            <w:shd w:val="clear" w:color="auto" w:fill="auto"/>
+            <w:tcW w:w="2975" w:type="dxa"/>
+            <w:gridSpan w:val="2"/>
+            <w:tcBorders/>
+            <w:shd w:color="auto" w:fill="auto" w:val="clear"/>
             <w:vAlign w:val="center"/>
           </w:tcPr>
           <w:p>
             <w:pPr>
-              <w:spacing w:after="0" w:line="240" w:lineRule="auto"/>
+              <w:pStyle w:val="Normal"/>
+              <w:spacing w:lineRule="auto" w:line="240" w:before="0" w:after="0"/>
               <w:jc w:val="center"/>
               <w:rPr>
+                <w:b/>
                 <w:b/>
                 <w:color w:val="605E5C"/>
               </w:rPr>
@@ -268,15 +332,19 @@
         </w:tc>
         <w:tc>
           <w:tcPr>
-            <w:tcW w:w="1214" w:type="dxa"/>
-            <w:shd w:val="clear" w:color="auto" w:fill="auto"/>
+            <w:tcW w:w="1213" w:type="dxa"/>
+            <w:gridSpan w:val="2"/>
+            <w:tcBorders/>
+            <w:shd w:color="auto" w:fill="auto" w:val="clear"/>
             <w:vAlign w:val="center"/>
           </w:tcPr>
           <w:p>
             <w:pPr>
-              <w:spacing w:after="0" w:line="240" w:lineRule="auto"/>
+              <w:pStyle w:val="Normal"/>
+              <w:spacing w:lineRule="auto" w:line="240" w:before="0" w:after="0"/>
               <w:jc w:val="center"/>
               <w:rPr>
+                <w:b/>
                 <w:b/>
                 <w:sz w:val="22"/>
               </w:rPr>
@@ -293,13 +361,16 @@
         </w:tc>
         <w:tc>
           <w:tcPr>
-            <w:tcW w:w="1751" w:type="dxa"/>
-            <w:shd w:val="clear" w:color="auto" w:fill="auto"/>
+            <w:tcW w:w="1756" w:type="dxa"/>
+            <w:gridSpan w:val="2"/>
+            <w:tcBorders/>
+            <w:shd w:color="auto" w:fill="auto" w:val="clear"/>
             <w:vAlign w:val="center"/>
           </w:tcPr>
           <w:p>
             <w:pPr>
-              <w:spacing w:after="0" w:line="240" w:lineRule="auto"/>
+              <w:pStyle w:val="Normal"/>
+              <w:spacing w:lineRule="auto" w:line="240" w:before="0" w:after="0"/>
               <w:jc w:val="left"/>
               <w:rPr>
                 <w:color w:val="605E5C"/>
@@ -317,26 +388,41 @@
               <w:rPr>
                 <w:color w:val="605E5C"/>
               </w:rPr>
-              <w:t>(서명)</w:t>
+              <w:t>(</w:t>
+            </w:r>
+            <w:r>
+              <w:rPr>
+                <w:color w:val="605E5C"/>
+              </w:rPr>
+              <w:t>서명</w:t>
+            </w:r>
+            <w:r>
+              <w:rPr>
+                <w:color w:val="605E5C"/>
+              </w:rPr>
+              <w:t>)</w:t>
             </w:r>
           </w:p>
         </w:tc>
       </w:tr>
       <w:tr>
         <w:trPr>
-          <w:trHeight w:val="1266"/>
+          <w:trHeight w:val="1266" w:hRule="atLeast"/>
         </w:trPr>
         <w:tc>
           <w:tcPr>
-            <w:tcW w:w="1741" w:type="dxa"/>
-            <w:shd w:val="clear" w:color="auto" w:fill="auto"/>
+            <w:tcW w:w="1738" w:type="dxa"/>
+            <w:tcBorders/>
+            <w:shd w:color="auto" w:fill="auto" w:val="clear"/>
             <w:vAlign w:val="center"/>
           </w:tcPr>
           <w:p>
             <w:pPr>
-              <w:spacing w:after="0" w:line="240" w:lineRule="auto"/>
+              <w:pStyle w:val="Normal"/>
+              <w:spacing w:lineRule="auto" w:line="240" w:before="0" w:after="0"/>
               <w:jc w:val="center"/>
               <w:rPr>
+                <w:b/>
                 <w:b/>
                 <w:sz w:val="22"/>
               </w:rPr>
@@ -353,18 +439,18 @@
         </w:tc>
         <w:tc>
           <w:tcPr>
-            <w:tcW w:w="8726" w:type="dxa"/>
-            <w:gridSpan w:val="5"/>
-            <w:shd w:val="clear" w:color="auto" w:fill="auto"/>
+            <w:tcW w:w="8729" w:type="dxa"/>
+            <w:gridSpan w:val="9"/>
+            <w:tcBorders/>
+            <w:shd w:color="auto" w:fill="auto" w:val="clear"/>
             <w:vAlign w:val="center"/>
           </w:tcPr>
           <w:p>
             <w:pPr>
-              <w:spacing w:after="0" w:line="240" w:lineRule="auto"/>
+              <w:pStyle w:val="Normal"/>
+              <w:spacing w:lineRule="auto" w:line="240" w:before="0" w:after="0"/>
               <w:jc w:val="left"/>
-              <w:rPr>
-                <w:color w:val="605E5C"/>
-              </w:rPr>
+              <w:rPr/>
             </w:pPr>
             <w:r>
               <w:rPr>
@@ -372,15 +458,79 @@
                 <w:bCs/>
                 <w:color w:val="605E5C"/>
               </w:rPr>
-              <w:t xml:space="preserve">최재혁: </w:t>
+              <w:t>최재혁</w:t>
+            </w:r>
+            <w:r>
+              <w:rPr>
+                <w:b/>
+                <w:bCs/>
+                <w:color w:val="605E5C"/>
+              </w:rPr>
+              <w:t xml:space="preserve">: </w:t>
+            </w:r>
+            <w:r>
+              <w:rPr>
+                <w:b/>
+                <w:bCs/>
+                <w:color w:val="605E5C"/>
+              </w:rPr>
+              <w:t>클라이언트에서 서버 재접속 가능</w:t>
+            </w:r>
+            <w:r>
+              <w:rPr>
+                <w:b/>
+                <w:bCs/>
+                <w:color w:val="605E5C"/>
+              </w:rPr>
+              <w:t xml:space="preserve">, </w:t>
+            </w:r>
+            <w:r>
+              <w:rPr>
+                <w:b/>
+                <w:bCs/>
+                <w:color w:val="605E5C"/>
+              </w:rPr>
+              <w:t>파티퀘스트 시작 및 귀환위치 동기화</w:t>
+            </w:r>
+            <w:r>
+              <w:rPr>
+                <w:b/>
+                <w:bCs/>
+                <w:color w:val="605E5C"/>
+              </w:rPr>
+              <w:t xml:space="preserve">, </w:t>
+            </w:r>
+            <w:r>
+              <w:rPr>
+                <w:b/>
+                <w:bCs/>
+                <w:color w:val="605E5C"/>
+              </w:rPr>
+              <w:t>일반퀘스트 및 장비레시피테이블 자동화</w:t>
+            </w:r>
+            <w:r>
+              <w:rPr>
+                <w:b/>
+                <w:bCs/>
+                <w:color w:val="605E5C"/>
+              </w:rPr>
+              <w:t xml:space="preserve">, </w:t>
+            </w:r>
+            <w:r>
+              <w:rPr>
+                <w:b/>
+                <w:bCs/>
+                <w:color w:val="605E5C"/>
+              </w:rPr>
+              <w:t>지형 전환에 따른 지형데이터 변경</w:t>
             </w:r>
           </w:p>
           <w:p>
             <w:pPr>
-              <w:spacing w:after="0" w:line="240" w:lineRule="auto"/>
+              <w:pStyle w:val="Normal"/>
+              <w:spacing w:lineRule="auto" w:line="240" w:before="0" w:after="0"/>
               <w:jc w:val="left"/>
               <w:rPr>
-                <w:rFonts w:hint="eastAsia"/>
                 <w:color w:val="605E5C"/>
               </w:rPr>
             </w:pPr>
@@ -390,68 +540,77 @@
                 <w:bCs/>
                 <w:color w:val="605E5C"/>
               </w:rPr>
-              <w:t>김도엽:</w:t>
-            </w:r>
-            <w:r>
-              <w:rPr>
-                <w:rFonts w:hint="eastAsia"/>
+              <w:t>김도엽</w:t>
+            </w:r>
+            <w:r>
+              <w:rPr>
                 <w:b/>
                 <w:bCs/>
                 <w:color w:val="605E5C"/>
               </w:rPr>
-              <w:t xml:space="preserve"> Main / Game 씬 분리, </w:t>
-            </w:r>
-            <w:r>
-              <w:rPr>
-                <w:rFonts w:hint="eastAsia"/>
+              <w:t xml:space="preserve">: Main / Game </w:t>
+            </w:r>
+            <w:r>
+              <w:rPr>
                 <w:b/>
                 <w:bCs/>
                 <w:color w:val="605E5C"/>
               </w:rPr>
-              <w:t xml:space="preserve">마을 / </w:t>
-            </w:r>
-            <w:r>
-              <w:rPr>
-                <w:rFonts w:hint="eastAsia"/>
+              <w:t>씬 분리</w:t>
+            </w:r>
+            <w:r>
+              <w:rPr>
                 <w:b/>
                 <w:bCs/>
                 <w:color w:val="605E5C"/>
               </w:rPr>
-              <w:t xml:space="preserve">보스 맵 전환, </w:t>
-            </w:r>
-            <w:proofErr w:type="spellStart"/>
-            <w:r>
-              <w:rPr>
-                <w:rFonts w:hint="eastAsia"/>
+              <w:t xml:space="preserve">, </w:t>
+            </w:r>
+            <w:r>
+              <w:rPr>
                 <w:b/>
                 <w:bCs/>
                 <w:color w:val="605E5C"/>
               </w:rPr>
-              <w:t>ImGUI</w:t>
-            </w:r>
-            <w:proofErr w:type="spellEnd"/>
-            <w:r>
-              <w:rPr>
-                <w:rFonts w:hint="eastAsia"/>
+              <w:t xml:space="preserve">마을 </w:t>
+            </w:r>
+            <w:r>
+              <w:rPr>
                 <w:b/>
                 <w:bCs/>
                 <w:color w:val="605E5C"/>
               </w:rPr>
-              <w:t>를 활용한 디버깅</w:t>
-            </w:r>
-            <w:r>
-              <w:rPr>
-                <w:rFonts w:hint="eastAsia"/>
+              <w:t xml:space="preserve">/ </w:t>
+            </w:r>
+            <w:r>
+              <w:rPr>
                 <w:b/>
                 <w:bCs/>
                 <w:color w:val="605E5C"/>
               </w:rPr>
-              <w:t xml:space="preserve"> 툴 제작</w:t>
+              <w:t>보스 맵 전환</w:t>
+            </w:r>
+            <w:r>
+              <w:rPr>
+                <w:b/>
+                <w:bCs/>
+                <w:color w:val="605E5C"/>
+              </w:rPr>
+              <w:t>, ImGUI</w:t>
+            </w:r>
+            <w:r>
+              <w:rPr>
+                <w:b/>
+                <w:bCs/>
+                <w:color w:val="605E5C"/>
+              </w:rPr>
+              <w:t>를 활용한 디버깅 툴 제작</w:t>
             </w:r>
           </w:p>
           <w:p>
             <w:pPr>
-              <w:spacing w:after="0" w:line="240" w:lineRule="auto"/>
+              <w:pStyle w:val="Normal"/>
+              <w:spacing w:lineRule="auto" w:line="240" w:before="0" w:after="0"/>
               <w:jc w:val="left"/>
               <w:rPr>
                 <w:color w:val="605E5C"/>
@@ -463,7 +622,15 @@
                 <w:bCs/>
                 <w:color w:val="605E5C"/>
               </w:rPr>
-              <w:t xml:space="preserve">김나현: </w:t>
+              <w:t>김나현</w:t>
+            </w:r>
+            <w:r>
+              <w:rPr>
+                <w:b/>
+                <w:bCs/>
+                <w:color w:val="605E5C"/>
+              </w:rPr>
+              <w:t xml:space="preserve">: </w:t>
             </w:r>
           </w:p>
         </w:tc>
@@ -471,17 +638,33 @@
     </w:tbl>
     <w:p>
       <w:pPr>
+        <w:pStyle w:val="Normal"/>
         <w:rPr>
           <w:b/>
-          <w:sz w:val="22"/>
-        </w:rPr>
-      </w:pPr>
-      <w:r>
-        <w:rPr>
           <w:b/>
           <w:sz w:val="22"/>
         </w:rPr>
-        <w:t>&lt;상세 수행내용&gt;</w:t>
+      </w:pPr>
+      <w:r>
+        <w:rPr>
+          <w:b/>
+          <w:sz w:val="22"/>
+        </w:rPr>
+        <w:t>&lt;</w:t>
+      </w:r>
+      <w:r>
+        <w:rPr>
+          <w:b/>
+          <w:sz w:val="22"/>
+        </w:rPr>
+        <w:t>상세 수행내용</w:t>
+      </w:r>
+      <w:r>
+        <w:rPr>
+          <w:b/>
+          <w:sz w:val="22"/>
+        </w:rPr>
+        <w:t>&gt;</w:t>
       </w:r>
     </w:p>
     <w:p>
@@ -491,169 +674,22 @@
           <w:ilvl w:val="0"/>
           <w:numId w:val="1"/>
         </w:numPr>
-        <w:rPr>
-          <w:b/>
-          <w:sz w:val="22"/>
-        </w:rPr>
-      </w:pPr>
-      <w:r>
-        <w:rPr>
-          <w:bCs/>
-          <w:sz w:val="22"/>
-        </w:rPr>
-        <w:t>최재혁:</w:t>
-      </w:r>
-    </w:p>
-    <w:p>
-      <w:pPr>
-        <w:rPr>
-          <w:b/>
-          <w:sz w:val="22"/>
-        </w:rPr>
-      </w:pPr>
-    </w:p>
-    <w:p>
-      <w:pPr>
-        <w:pStyle w:val="ListParagraph"/>
-        <w:numPr>
-          <w:ilvl w:val="0"/>
-          <w:numId w:val="1"/>
-        </w:numPr>
-        <w:rPr>
-          <w:bCs/>
-          <w:sz w:val="22"/>
-        </w:rPr>
-      </w:pPr>
-      <w:r>
-        <w:rPr>
-          <w:bCs/>
-          <w:sz w:val="22"/>
-        </w:rPr>
-        <w:t>김도엽:</w:t>
-      </w:r>
-    </w:p>
-    <w:p>
-      <w:pPr>
-        <w:pStyle w:val="ListParagraph"/>
-        <w:numPr>
-          <w:ilvl w:val="1"/>
-          <w:numId w:val="1"/>
-        </w:numPr>
-        <w:rPr>
-          <w:bCs/>
-          <w:szCs w:val="20"/>
-        </w:rPr>
-      </w:pPr>
-      <w:r>
-        <w:rPr>
-          <w:rFonts w:hint="eastAsia"/>
-          <w:bCs/>
-          <w:szCs w:val="20"/>
-        </w:rPr>
-        <w:t>Main / Game 씬 분리</w:t>
-      </w:r>
-    </w:p>
-    <w:p>
-      <w:pPr>
-        <w:pStyle w:val="ListParagraph"/>
-        <w:numPr>
-          <w:ilvl w:val="2"/>
-          <w:numId w:val="1"/>
-        </w:numPr>
-        <w:rPr>
-          <w:bCs/>
-          <w:szCs w:val="20"/>
-        </w:rPr>
-      </w:pPr>
-      <w:r>
-        <w:rPr>
-          <w:rFonts w:hint="eastAsia"/>
-          <w:bCs/>
-          <w:szCs w:val="20"/>
-        </w:rPr>
-        <w:t xml:space="preserve">시작 화면과 게임 화면이 로직상으로 동일한 씬에서 재생되던 것을 별도의 씬으로 분리하여 </w:t>
-      </w:r>
-      <w:r>
-        <w:rPr>
-          <w:rFonts w:hint="eastAsia"/>
-          <w:bCs/>
-          <w:szCs w:val="20"/>
-        </w:rPr>
-        <w:t>퇴장 후 재진입이 용이하게 로직 구현</w:t>
-      </w:r>
-      <w:r>
-        <w:rPr>
-          <w:rFonts w:hint="eastAsia"/>
-          <w:bCs/>
-          <w:szCs w:val="20"/>
-        </w:rPr>
-        <w:t>.</w:t>
-      </w:r>
-    </w:p>
-    <w:p>
-      <w:pPr>
-        <w:pStyle w:val="ListParagraph"/>
-        <w:numPr>
-          <w:ilvl w:val="2"/>
-          <w:numId w:val="1"/>
-        </w:numPr>
-        <w:rPr>
-          <w:bCs/>
-          <w:szCs w:val="20"/>
-        </w:rPr>
-      </w:pPr>
-      <w:r>
-        <w:rPr>
-          <w:rFonts w:hint="eastAsia"/>
-          <w:bCs/>
-          <w:szCs w:val="20"/>
-        </w:rPr>
-        <w:t>시작 화면에서 게임 화면 진입 시 네트워크 연결, 게임 화면에서 시작 화면으로 나갈 시 네트워크 해제.</w:t>
-      </w:r>
-    </w:p>
-    <w:p>
-      <w:pPr>
-        <w:pStyle w:val="ListParagraph"/>
-        <w:numPr>
-          <w:ilvl w:val="1"/>
-          <w:numId w:val="1"/>
-        </w:numPr>
-        <w:rPr>
-          <w:bCs/>
-          <w:szCs w:val="20"/>
-        </w:rPr>
-      </w:pPr>
-      <w:r>
-        <w:rPr>
-          <w:rFonts w:hint="eastAsia"/>
-          <w:bCs/>
-          <w:szCs w:val="20"/>
-        </w:rPr>
-        <w:t>마을 / 보스 맵 전환</w:t>
-      </w:r>
-    </w:p>
-    <w:p>
-      <w:pPr>
-        <w:pStyle w:val="ListParagraph"/>
-        <w:numPr>
-          <w:ilvl w:val="1"/>
-          <w:numId w:val="1"/>
-        </w:numPr>
-        <w:rPr>
-          <w:bCs/>
-          <w:szCs w:val="20"/>
-        </w:rPr>
-      </w:pPr>
-      <w:r>
-        <w:rPr>
-          <w:noProof/>
-          <w:szCs w:val="20"/>
-        </w:rPr>
+        <w:rPr/>
+      </w:pPr>
+      <w:r>
         <w:drawing>
-          <wp:inline distT="0" distB="0" distL="0" distR="0" wp14:anchorId="3575A63D" wp14:editId="4D703782">
-            <wp:extent cx="5486400" cy="3089704"/>
+          <wp:anchor behindDoc="0" distT="0" distB="0" distL="0" distR="0" simplePos="0" locked="0" layoutInCell="1" allowOverlap="1" relativeHeight="3">
+            <wp:simplePos x="0" y="0"/>
+            <wp:positionH relativeFrom="column">
+              <wp:posOffset>3302635</wp:posOffset>
+            </wp:positionH>
+            <wp:positionV relativeFrom="paragraph">
+              <wp:posOffset>144145</wp:posOffset>
+            </wp:positionV>
+            <wp:extent cx="2057400" cy="2908300"/>
             <wp:effectExtent l="0" t="0" r="0" b="0"/>
-            <wp:docPr id="131574527" name="Picture 1" descr="A screenshot of a video game&#10;&#10;AI-generated content may be incorrect."/>
+            <wp:wrapSquare wrapText="largest"/>
+            <wp:docPr id="1" name="Image4" descr=""/>
             <wp:cNvGraphicFramePr>
               <a:graphicFrameLocks xmlns:a="http://schemas.openxmlformats.org/drawingml/2006/main" noChangeAspect="1"/>
             </wp:cNvGraphicFramePr>
@@ -661,8 +697,195 @@
               <a:graphicData uri="http://schemas.openxmlformats.org/drawingml/2006/picture">
                 <pic:pic xmlns:pic="http://schemas.openxmlformats.org/drawingml/2006/picture">
                   <pic:nvPicPr>
-                    <pic:cNvPr id="131574527" name="Picture 1" descr="A screenshot of a video game&#10;&#10;AI-generated content may be incorrect."/>
-                    <pic:cNvPicPr/>
+                    <pic:cNvPr id="1" name="Image4" descr=""/>
+                    <pic:cNvPicPr>
+                      <a:picLocks noChangeAspect="1" noChangeArrowheads="1"/>
+                    </pic:cNvPicPr>
+                  </pic:nvPicPr>
+                  <pic:blipFill>
+                    <a:blip r:embed="rId2"/>
+                    <a:stretch>
+                      <a:fillRect/>
+                    </a:stretch>
+                  </pic:blipFill>
+                  <pic:spPr bwMode="auto">
+                    <a:xfrm>
+                      <a:off x="0" y="0"/>
+                      <a:ext cx="2057400" cy="2908300"/>
+                    </a:xfrm>
+                    <a:prstGeom prst="rect">
+                      <a:avLst/>
+                    </a:prstGeom>
+                  </pic:spPr>
+                </pic:pic>
+              </a:graphicData>
+            </a:graphic>
+          </wp:anchor>
+        </w:drawing>
+      </w:r>
+      <w:r>
+        <w:rPr>
+          <w:bCs/>
+          <w:sz w:val="22"/>
+        </w:rPr>
+        <w:t>최</w:t>
+      </w:r>
+      <w:r>
+        <w:rPr>
+          <w:bCs/>
+          <w:sz w:val="22"/>
+        </w:rPr>
+        <w:t>재혁</w:t>
+      </w:r>
+      <w:r>
+        <w:rPr>
+          <w:bCs/>
+          <w:sz w:val="22"/>
+        </w:rPr>
+        <w:t>:</w:t>
+      </w:r>
+    </w:p>
+    <w:p>
+      <w:pPr>
+        <w:pStyle w:val="Normal"/>
+        <w:rPr>
+          <w:b/>
+          <w:b/>
+          <w:sz w:val="22"/>
+        </w:rPr>
+      </w:pPr>
+      <w:r>
+        <w:rPr>
+          <w:b/>
+          <w:sz w:val="22"/>
+        </w:rPr>
+        <w:drawing>
+          <wp:anchor behindDoc="0" distT="0" distB="0" distL="0" distR="0" simplePos="0" locked="0" layoutInCell="1" allowOverlap="1" relativeHeight="2">
+            <wp:simplePos x="0" y="0"/>
+            <wp:positionH relativeFrom="column">
+              <wp:posOffset>192405</wp:posOffset>
+            </wp:positionH>
+            <wp:positionV relativeFrom="paragraph">
+              <wp:posOffset>635</wp:posOffset>
+            </wp:positionV>
+            <wp:extent cx="3009265" cy="3361055"/>
+            <wp:effectExtent l="0" t="0" r="0" b="0"/>
+            <wp:wrapSquare wrapText="largest"/>
+            <wp:docPr id="2" name="Image3" descr=""/>
+            <wp:cNvGraphicFramePr>
+              <a:graphicFrameLocks xmlns:a="http://schemas.openxmlformats.org/drawingml/2006/main" noChangeAspect="1"/>
+            </wp:cNvGraphicFramePr>
+            <a:graphic xmlns:a="http://schemas.openxmlformats.org/drawingml/2006/main">
+              <a:graphicData uri="http://schemas.openxmlformats.org/drawingml/2006/picture">
+                <pic:pic xmlns:pic="http://schemas.openxmlformats.org/drawingml/2006/picture">
+                  <pic:nvPicPr>
+                    <pic:cNvPr id="2" name="Image3" descr=""/>
+                    <pic:cNvPicPr>
+                      <a:picLocks noChangeAspect="1" noChangeArrowheads="1"/>
+                    </pic:cNvPicPr>
+                  </pic:nvPicPr>
+                  <pic:blipFill>
+                    <a:blip r:embed="rId3"/>
+                    <a:stretch>
+                      <a:fillRect/>
+                    </a:stretch>
+                  </pic:blipFill>
+                  <pic:spPr bwMode="auto">
+                    <a:xfrm>
+                      <a:off x="0" y="0"/>
+                      <a:ext cx="3009265" cy="3361055"/>
+                    </a:xfrm>
+                    <a:prstGeom prst="rect">
+                      <a:avLst/>
+                    </a:prstGeom>
+                  </pic:spPr>
+                </pic:pic>
+              </a:graphicData>
+            </a:graphic>
+          </wp:anchor>
+        </w:drawing>
+      </w:r>
+    </w:p>
+    <w:p>
+      <w:pPr>
+        <w:pStyle w:val="ListParagraph"/>
+        <w:numPr>
+          <w:ilvl w:val="0"/>
+          <w:numId w:val="0"/>
+        </w:numPr>
+        <w:ind w:left="1520" w:hanging="0"/>
+        <w:rPr/>
+      </w:pPr>
+      <w:r>
+        <w:drawing>
+          <wp:anchor behindDoc="0" distT="0" distB="0" distL="0" distR="0" simplePos="0" locked="0" layoutInCell="1" allowOverlap="1" relativeHeight="4">
+            <wp:simplePos x="0" y="0"/>
+            <wp:positionH relativeFrom="column">
+              <wp:posOffset>142875</wp:posOffset>
+            </wp:positionH>
+            <wp:positionV relativeFrom="paragraph">
+              <wp:posOffset>2750820</wp:posOffset>
+            </wp:positionV>
+            <wp:extent cx="2766060" cy="1252220"/>
+            <wp:effectExtent l="0" t="0" r="0" b="0"/>
+            <wp:wrapSquare wrapText="largest"/>
+            <wp:docPr id="3" name="Image5" descr=""/>
+            <wp:cNvGraphicFramePr>
+              <a:graphicFrameLocks xmlns:a="http://schemas.openxmlformats.org/drawingml/2006/main" noChangeAspect="1"/>
+            </wp:cNvGraphicFramePr>
+            <a:graphic xmlns:a="http://schemas.openxmlformats.org/drawingml/2006/main">
+              <a:graphicData uri="http://schemas.openxmlformats.org/drawingml/2006/picture">
+                <pic:pic xmlns:pic="http://schemas.openxmlformats.org/drawingml/2006/picture">
+                  <pic:nvPicPr>
+                    <pic:cNvPr id="3" name="Image5" descr=""/>
+                    <pic:cNvPicPr>
+                      <a:picLocks noChangeAspect="1" noChangeArrowheads="1"/>
+                    </pic:cNvPicPr>
+                  </pic:nvPicPr>
+                  <pic:blipFill>
+                    <a:blip r:embed="rId4"/>
+                    <a:stretch>
+                      <a:fillRect/>
+                    </a:stretch>
+                  </pic:blipFill>
+                  <pic:spPr bwMode="auto">
+                    <a:xfrm>
+                      <a:off x="0" y="0"/>
+                      <a:ext cx="2766060" cy="1252220"/>
+                    </a:xfrm>
+                    <a:prstGeom prst="rect">
+                      <a:avLst/>
+                    </a:prstGeom>
+                  </pic:spPr>
+                </pic:pic>
+              </a:graphicData>
+            </a:graphic>
+          </wp:anchor>
+        </w:drawing>
+        <w:drawing>
+          <wp:anchor behindDoc="0" distT="0" distB="0" distL="0" distR="0" simplePos="0" locked="0" layoutInCell="1" allowOverlap="1" relativeHeight="5">
+            <wp:simplePos x="0" y="0"/>
+            <wp:positionH relativeFrom="column">
+              <wp:posOffset>2966720</wp:posOffset>
+            </wp:positionH>
+            <wp:positionV relativeFrom="paragraph">
+              <wp:posOffset>2717800</wp:posOffset>
+            </wp:positionV>
+            <wp:extent cx="3425825" cy="1273175"/>
+            <wp:effectExtent l="0" t="0" r="0" b="0"/>
+            <wp:wrapSquare wrapText="largest"/>
+            <wp:docPr id="4" name="Image6" descr=""/>
+            <wp:cNvGraphicFramePr>
+              <a:graphicFrameLocks xmlns:a="http://schemas.openxmlformats.org/drawingml/2006/main" noChangeAspect="1"/>
+            </wp:cNvGraphicFramePr>
+            <a:graphic xmlns:a="http://schemas.openxmlformats.org/drawingml/2006/main">
+              <a:graphicData uri="http://schemas.openxmlformats.org/drawingml/2006/picture">
+                <pic:pic xmlns:pic="http://schemas.openxmlformats.org/drawingml/2006/picture">
+                  <pic:nvPicPr>
+                    <pic:cNvPr id="4" name="Image6" descr=""/>
+                    <pic:cNvPicPr>
+                      <a:picLocks noChangeAspect="1" noChangeArrowheads="1"/>
+                    </pic:cNvPicPr>
                   </pic:nvPicPr>
                   <pic:blipFill>
                     <a:blip r:embed="rId5"/>
@@ -670,10 +893,452 @@
                       <a:fillRect/>
                     </a:stretch>
                   </pic:blipFill>
-                  <pic:spPr>
+                  <pic:spPr bwMode="auto">
                     <a:xfrm>
                       <a:off x="0" y="0"/>
-                      <a:ext cx="5486400" cy="3089704"/>
+                      <a:ext cx="3425825" cy="1273175"/>
+                    </a:xfrm>
+                    <a:prstGeom prst="rect">
+                      <a:avLst/>
+                    </a:prstGeom>
+                  </pic:spPr>
+                </pic:pic>
+              </a:graphicData>
+            </a:graphic>
+          </wp:anchor>
+        </w:drawing>
+      </w:r>
+      <w:r>
+        <w:rPr>
+          <w:bCs/>
+          <w:sz w:val="22"/>
+        </w:rPr>
+        <w:t>1</w:t>
+      </w:r>
+      <w:r>
+        <w:rPr>
+          <w:bCs/>
+          <w:sz w:val="22"/>
+        </w:rPr>
+        <w:t xml:space="preserve">. </w:t>
+      </w:r>
+      <w:r>
+        <w:rPr>
+          <w:bCs/>
+          <w:sz w:val="22"/>
+        </w:rPr>
+        <w:t>퀘스트 및 레시피에 대한 자동화 툴 제작</w:t>
+      </w:r>
+      <w:r>
+        <w:rPr>
+          <w:bCs/>
+          <w:sz w:val="22"/>
+        </w:rPr>
+        <w:t xml:space="preserve">, </w:t>
+      </w:r>
+      <w:r>
+        <w:rPr>
+          <w:bCs/>
+          <w:sz w:val="22"/>
+        </w:rPr>
+        <w:t xml:space="preserve">툴이 </w:t>
+      </w:r>
+      <w:r>
+        <w:rPr>
+          <w:bCs/>
+          <w:sz w:val="22"/>
+        </w:rPr>
+        <w:t xml:space="preserve">Item </w:t>
+      </w:r>
+      <w:r>
+        <w:rPr>
+          <w:bCs/>
+          <w:sz w:val="22"/>
+        </w:rPr>
+        <w:t xml:space="preserve">및 </w:t>
+      </w:r>
+      <w:r>
+        <w:rPr>
+          <w:bCs/>
+          <w:sz w:val="22"/>
+        </w:rPr>
+        <w:t>Monster</w:t>
+      </w:r>
+      <w:r>
+        <w:rPr>
+          <w:bCs/>
+          <w:sz w:val="22"/>
+        </w:rPr>
+        <w:t xml:space="preserve">의 </w:t>
+      </w:r>
+      <w:r>
+        <w:rPr>
+          <w:bCs/>
+          <w:sz w:val="22"/>
+        </w:rPr>
+        <w:t>Json</w:t>
+      </w:r>
+      <w:r>
+        <w:rPr>
+          <w:bCs/>
+          <w:sz w:val="22"/>
+        </w:rPr>
+        <w:t>을 읽어와서 제작 및 보상으로 사용 할 아이템들을 불러오고 갯수와 종류를 선택 가능하며 퀘스트 제공자와 어디로가야 달성 가능한지 지정 가능하도록 함</w:t>
+      </w:r>
+      <w:r>
+        <w:rPr>
+          <w:bCs/>
+          <w:sz w:val="22"/>
+        </w:rPr>
+        <w:t xml:space="preserve">. </w:t>
+      </w:r>
+      <w:r>
+        <w:rPr>
+          <w:bCs/>
+          <w:sz w:val="22"/>
+        </w:rPr>
+        <w:t xml:space="preserve">툴의 생성버튼을 클릭하면 </w:t>
+      </w:r>
+      <w:r>
+        <w:rPr>
+          <w:bCs/>
+          <w:sz w:val="22"/>
+        </w:rPr>
+        <w:t xml:space="preserve">json </w:t>
+      </w:r>
+      <w:r>
+        <w:rPr>
+          <w:bCs/>
+          <w:sz w:val="22"/>
+        </w:rPr>
+        <w:t xml:space="preserve">뿐만 아니라 </w:t>
+      </w:r>
+      <w:r>
+        <w:rPr>
+          <w:bCs/>
+          <w:sz w:val="22"/>
+        </w:rPr>
+        <w:t xml:space="preserve">cpp </w:t>
+      </w:r>
+      <w:r>
+        <w:rPr>
+          <w:bCs/>
+          <w:sz w:val="22"/>
+        </w:rPr>
+        <w:t xml:space="preserve">및 </w:t>
+      </w:r>
+      <w:r>
+        <w:rPr>
+          <w:bCs/>
+          <w:sz w:val="22"/>
+        </w:rPr>
+        <w:t xml:space="preserve">h </w:t>
+      </w:r>
+      <w:r>
+        <w:rPr>
+          <w:bCs/>
+          <w:sz w:val="22"/>
+        </w:rPr>
+        <w:t xml:space="preserve">까지 지정해둔 형식으로 코드 자체를 생성하게 하여 해당 </w:t>
+      </w:r>
+      <w:r>
+        <w:rPr>
+          <w:bCs/>
+          <w:sz w:val="22"/>
+        </w:rPr>
+        <w:t>gui</w:t>
+      </w:r>
+      <w:r>
+        <w:rPr>
+          <w:bCs/>
+          <w:sz w:val="22"/>
+        </w:rPr>
+        <w:t>툴로 코드작업 없이 퀘스트 및 레시피 양산 시스템 구축</w:t>
+      </w:r>
+    </w:p>
+    <w:p>
+      <w:pPr>
+        <w:pStyle w:val="ListParagraph"/>
+        <w:numPr>
+          <w:ilvl w:val="0"/>
+          <w:numId w:val="0"/>
+        </w:numPr>
+        <w:ind w:left="1520" w:hanging="0"/>
+        <w:rPr/>
+      </w:pPr>
+      <w:r>
+        <w:rPr>
+          <w:bCs/>
+          <w:sz w:val="22"/>
+        </w:rPr>
+        <w:t xml:space="preserve">2. </w:t>
+      </w:r>
+      <w:r>
+        <w:rPr>
+          <w:bCs/>
+          <w:sz w:val="22"/>
+        </w:rPr>
+        <w:t>파티퀘스트의 스타팅포인트를 다양하게 하고 퀘스트 시작 시 본인 및 모든 파티원의 위치를 해당 퀘스트의 스타팅포인트로 이동시키고 끝날 때 정해진 위치로 귀환시킴</w:t>
+      </w:r>
+    </w:p>
+    <w:p>
+      <w:pPr>
+        <w:pStyle w:val="ListParagraph"/>
+        <w:ind w:left="800" w:hanging="0"/>
+        <w:rPr/>
+      </w:pPr>
+      <w:r>
+        <w:rPr>
+          <w:bCs/>
+          <w:sz w:val="22"/>
+        </w:rPr>
+        <w:t xml:space="preserve">        </w:t>
+      </w:r>
+      <w:r>
+        <w:rPr>
+          <w:bCs/>
+          <w:sz w:val="22"/>
+        </w:rPr>
+        <w:t xml:space="preserve">3. </w:t>
+      </w:r>
+      <w:r>
+        <w:rPr>
+          <w:bCs/>
+          <w:sz w:val="22"/>
+        </w:rPr>
+        <w:t>클라이언트에서 인트로화면으로 나갈 시 서버와 연결을 종료하고 다시 입장할 때 재접속 하는 것이 가능하게 함</w:t>
+      </w:r>
+    </w:p>
+    <w:p>
+      <w:pPr>
+        <w:pStyle w:val="ListParagraph"/>
+        <w:ind w:left="800" w:hanging="0"/>
+        <w:rPr/>
+      </w:pPr>
+      <w:r>
+        <w:rPr>
+          <w:bCs/>
+          <w:sz w:val="22"/>
+        </w:rPr>
+        <w:tab/>
+        <w:t xml:space="preserve"> 4. </w:t>
+      </w:r>
+      <w:r>
+        <w:rPr>
+          <w:bCs/>
+          <w:sz w:val="22"/>
+        </w:rPr>
+        <w:t>보스 인스턴스 던전 입</w:t>
+      </w:r>
+      <w:r>
+        <w:rPr>
+          <w:bCs/>
+          <w:sz w:val="22"/>
+        </w:rPr>
+        <w:t>/</w:t>
+      </w:r>
+      <w:r>
+        <w:rPr>
+          <w:bCs/>
+          <w:sz w:val="22"/>
+        </w:rPr>
+        <w:t xml:space="preserve">퇴장 시 네비게이션 메쉬 등 달라져야할 정보를 전환시키도록 함 </w:t>
+      </w:r>
+    </w:p>
+    <w:p>
+      <w:pPr>
+        <w:pStyle w:val="ListParagraph"/>
+        <w:numPr>
+          <w:ilvl w:val="0"/>
+          <w:numId w:val="1"/>
+        </w:numPr>
+        <w:rPr/>
+      </w:pPr>
+      <w:r>
+        <w:rPr>
+          <w:bCs/>
+          <w:sz w:val="22"/>
+        </w:rPr>
+        <w:t>김도엽</w:t>
+      </w:r>
+      <w:r>
+        <w:rPr>
+          <w:bCs/>
+          <w:sz w:val="22"/>
+        </w:rPr>
+        <w:t>:</w:t>
+      </w:r>
+    </w:p>
+    <w:p>
+      <w:pPr>
+        <w:pStyle w:val="ListParagraph"/>
+        <w:numPr>
+          <w:ilvl w:val="1"/>
+          <w:numId w:val="1"/>
+        </w:numPr>
+        <w:rPr>
+          <w:bCs/>
+          <w:szCs w:val="20"/>
+        </w:rPr>
+      </w:pPr>
+      <w:r>
+        <w:rPr>
+          <w:bCs/>
+          <w:szCs w:val="20"/>
+        </w:rPr>
+        <w:t xml:space="preserve">Main / Game </w:t>
+      </w:r>
+      <w:r>
+        <w:rPr>
+          <w:bCs/>
+          <w:szCs w:val="20"/>
+        </w:rPr>
+        <w:t>씬 분리</w:t>
+      </w:r>
+    </w:p>
+    <w:p>
+      <w:pPr>
+        <w:pStyle w:val="ListParagraph"/>
+        <w:numPr>
+          <w:ilvl w:val="2"/>
+          <w:numId w:val="1"/>
+        </w:numPr>
+        <w:rPr>
+          <w:bCs/>
+          <w:szCs w:val="20"/>
+        </w:rPr>
+      </w:pPr>
+      <w:r>
+        <w:rPr>
+          <w:bCs/>
+          <w:szCs w:val="20"/>
+        </w:rPr>
+        <w:t>시작 화면과 게임 화면이 로직상으로 동일한 씬에서 재생되던 것을 별도의 씬으로 분리하여 퇴장 후 재진입이 용이하게 로직 구현</w:t>
+      </w:r>
+      <w:r>
+        <w:rPr>
+          <w:bCs/>
+          <w:szCs w:val="20"/>
+        </w:rPr>
+        <w:t>.</w:t>
+      </w:r>
+    </w:p>
+    <w:p>
+      <w:pPr>
+        <w:pStyle w:val="ListParagraph"/>
+        <w:numPr>
+          <w:ilvl w:val="2"/>
+          <w:numId w:val="1"/>
+        </w:numPr>
+        <w:rPr>
+          <w:bCs/>
+          <w:szCs w:val="20"/>
+        </w:rPr>
+      </w:pPr>
+      <w:r>
+        <w:rPr>
+          <w:bCs/>
+          <w:szCs w:val="20"/>
+        </w:rPr>
+        <w:t>시작 화면에서 게임 화면 진입 시 네트워크 연결</w:t>
+      </w:r>
+      <w:r>
+        <w:rPr>
+          <w:bCs/>
+          <w:szCs w:val="20"/>
+        </w:rPr>
+        <w:t xml:space="preserve">, </w:t>
+      </w:r>
+      <w:r>
+        <w:rPr>
+          <w:bCs/>
+          <w:szCs w:val="20"/>
+        </w:rPr>
+        <w:t>게임 화면에서 시작 화면으로 나갈 시 네트워크 해제</w:t>
+      </w:r>
+      <w:r>
+        <w:rPr>
+          <w:bCs/>
+          <w:szCs w:val="20"/>
+        </w:rPr>
+        <w:t>.</w:t>
+      </w:r>
+    </w:p>
+    <w:p>
+      <w:pPr>
+        <w:pStyle w:val="ListParagraph"/>
+        <w:numPr>
+          <w:ilvl w:val="1"/>
+          <w:numId w:val="1"/>
+        </w:numPr>
+        <w:rPr>
+          <w:bCs/>
+          <w:szCs w:val="20"/>
+        </w:rPr>
+      </w:pPr>
+      <w:r>
+        <w:rPr>
+          <w:bCs/>
+          <w:szCs w:val="20"/>
+        </w:rPr>
+        <w:t xml:space="preserve">마을 </w:t>
+      </w:r>
+      <w:r>
+        <w:rPr>
+          <w:bCs/>
+          <w:szCs w:val="20"/>
+        </w:rPr>
+        <w:t xml:space="preserve">/ </w:t>
+      </w:r>
+      <w:r>
+        <w:rPr>
+          <w:bCs/>
+          <w:szCs w:val="20"/>
+        </w:rPr>
+        <w:t>보스 맵 전환</w:t>
+      </w:r>
+    </w:p>
+    <w:p>
+      <w:pPr>
+        <w:pStyle w:val="ListParagraph"/>
+        <w:numPr>
+          <w:ilvl w:val="1"/>
+          <w:numId w:val="1"/>
+        </w:numPr>
+        <w:rPr>
+          <w:bCs/>
+          <w:szCs w:val="20"/>
+        </w:rPr>
+      </w:pPr>
+      <w:r>
+        <w:rPr/>
+        <w:drawing>
+          <wp:inline distT="0" distB="0" distL="0" distR="0">
+            <wp:extent cx="5486400" cy="3089910"/>
+            <wp:effectExtent l="0" t="0" r="0" b="0"/>
+            <wp:docPr id="5" name="Picture 1" descr="A screenshot of a video game&#10;&#10;AI-generated content may be incorrect."/>
+            <wp:cNvGraphicFramePr>
+              <a:graphicFrameLocks xmlns:a="http://schemas.openxmlformats.org/drawingml/2006/main" noChangeAspect="1"/>
+            </wp:cNvGraphicFramePr>
+            <a:graphic xmlns:a="http://schemas.openxmlformats.org/drawingml/2006/main">
+              <a:graphicData uri="http://schemas.openxmlformats.org/drawingml/2006/picture">
+                <pic:pic xmlns:pic="http://schemas.openxmlformats.org/drawingml/2006/picture">
+                  <pic:nvPicPr>
+                    <pic:cNvPr id="5" name="Picture 1" descr="A screenshot of a video game&#10;&#10;AI-generated content may be incorrect."/>
+                    <pic:cNvPicPr>
+                      <a:picLocks noChangeAspect="1" noChangeArrowheads="1"/>
+                    </pic:cNvPicPr>
+                  </pic:nvPicPr>
+                  <pic:blipFill>
+                    <a:blip r:embed="rId6"/>
+                    <a:stretch>
+                      <a:fillRect/>
+                    </a:stretch>
+                  </pic:blipFill>
+                  <pic:spPr bwMode="auto">
+                    <a:xfrm>
+                      <a:off x="0" y="0"/>
+                      <a:ext cx="5486400" cy="3089910"/>
                     </a:xfrm>
                     <a:prstGeom prst="rect">
                       <a:avLst/>
@@ -700,7 +1365,6 @@
       </w:pPr>
       <w:r>
         <w:rPr>
-          <w:rFonts w:hint="eastAsia"/>
           <w:bCs/>
           <w:szCs w:val="20"/>
         </w:rPr>
@@ -708,39 +1372,20 @@
       </w:r>
       <w:r>
         <w:rPr>
-          <w:rFonts w:hint="eastAsia"/>
-          <w:bCs/>
-          <w:szCs w:val="20"/>
-        </w:rPr>
-        <w:t>, 플레이어를</w:t>
-      </w:r>
-      <w:r>
-        <w:rPr>
-          <w:rFonts w:hint="eastAsia"/>
-          <w:bCs/>
-          <w:szCs w:val="20"/>
-        </w:rPr>
-        <w:t xml:space="preserve"> 특정 지점으로</w:t>
-      </w:r>
-      <w:r>
-        <w:rPr>
-          <w:rFonts w:hint="eastAsia"/>
-          <w:bCs/>
-          <w:szCs w:val="20"/>
-        </w:rPr>
-        <w:t xml:space="preserve"> 이동함과 동시에</w:t>
-      </w:r>
-      <w:r>
-        <w:rPr>
-          <w:rFonts w:hint="eastAsia"/>
-          <w:bCs/>
-          <w:szCs w:val="20"/>
-        </w:rPr>
-        <w:t xml:space="preserve"> 별도의 지형 메쉬와 네비메쉬를 가진 보스맵으로 전환</w:t>
-      </w:r>
-      <w:r>
-        <w:rPr>
-          <w:rFonts w:hint="eastAsia"/>
+          <w:bCs/>
+          <w:szCs w:val="20"/>
+        </w:rPr>
+        <w:t xml:space="preserve">, </w:t>
+      </w:r>
+      <w:r>
+        <w:rPr>
+          <w:bCs/>
+          <w:szCs w:val="20"/>
+        </w:rPr>
+        <w:t>플레이어를 특정 지점으로 이동함과 동시에 별도의 지형 메쉬와 네비메쉬를 가진 보스맵으로 전환</w:t>
+      </w:r>
+      <w:r>
+        <w:rPr>
           <w:bCs/>
           <w:szCs w:val="20"/>
         </w:rPr>
@@ -761,7 +1406,6 @@
       </w:pPr>
       <w:r>
         <w:rPr>
-          <w:rFonts w:hint="eastAsia"/>
           <w:bCs/>
           <w:szCs w:val="20"/>
         </w:rPr>
@@ -769,7 +1413,6 @@
       </w:r>
       <w:r>
         <w:rPr>
-          <w:rFonts w:hint="eastAsia"/>
           <w:bCs/>
           <w:szCs w:val="20"/>
         </w:rPr>
@@ -788,19 +1431,15 @@
           <w:szCs w:val="20"/>
         </w:rPr>
       </w:pPr>
-      <w:proofErr w:type="spellStart"/>
-      <w:r>
-        <w:rPr>
-          <w:rFonts w:hint="eastAsia"/>
+      <w:r>
+        <w:rPr>
           <w:bCs/>
           <w:szCs w:val="20"/>
         </w:rPr>
         <w:t>ImGUI</w:t>
       </w:r>
-      <w:proofErr w:type="spellEnd"/>
-      <w:r>
-        <w:rPr>
-          <w:rFonts w:hint="eastAsia"/>
+      <w:r>
+        <w:rPr>
           <w:bCs/>
           <w:szCs w:val="20"/>
         </w:rPr>
@@ -820,16 +1459,12 @@
         </w:rPr>
       </w:pPr>
       <w:r>
-        <w:rPr>
-          <w:noProof/>
-          <w:szCs w:val="20"/>
-        </w:rPr>
-        <w:lastRenderedPageBreak/>
+        <w:rPr/>
         <w:drawing>
-          <wp:inline distT="0" distB="0" distL="0" distR="0" wp14:anchorId="339E669F" wp14:editId="73FC8CFF">
-            <wp:extent cx="5486400" cy="3360722"/>
+          <wp:inline distT="0" distB="0" distL="0" distR="0">
+            <wp:extent cx="5486400" cy="3360420"/>
             <wp:effectExtent l="0" t="0" r="0" b="0"/>
-            <wp:docPr id="122686008" name="Picture 1" descr="A screenshot of a video game&#10;&#10;AI-generated content may be incorrect."/>
+            <wp:docPr id="6" name="Image1" descr="A screenshot of a video game&#10;&#10;AI-generated content may be incorrect."/>
             <wp:cNvGraphicFramePr>
               <a:graphicFrameLocks xmlns:a="http://schemas.openxmlformats.org/drawingml/2006/main" noChangeAspect="1"/>
             </wp:cNvGraphicFramePr>
@@ -837,19 +1472,21 @@
               <a:graphicData uri="http://schemas.openxmlformats.org/drawingml/2006/picture">
                 <pic:pic xmlns:pic="http://schemas.openxmlformats.org/drawingml/2006/picture">
                   <pic:nvPicPr>
-                    <pic:cNvPr id="122686008" name="Picture 1" descr="A screenshot of a video game&#10;&#10;AI-generated content may be incorrect."/>
-                    <pic:cNvPicPr/>
+                    <pic:cNvPr id="6" name="Image1" descr="A screenshot of a video game&#10;&#10;AI-generated content may be incorrect."/>
+                    <pic:cNvPicPr>
+                      <a:picLocks noChangeAspect="1" noChangeArrowheads="1"/>
+                    </pic:cNvPicPr>
                   </pic:nvPicPr>
                   <pic:blipFill>
-                    <a:blip r:embed="rId6"/>
+                    <a:blip r:embed="rId7"/>
                     <a:stretch>
                       <a:fillRect/>
                     </a:stretch>
                   </pic:blipFill>
-                  <pic:spPr>
+                  <pic:spPr bwMode="auto">
                     <a:xfrm>
                       <a:off x="0" y="0"/>
-                      <a:ext cx="5486400" cy="3360722"/>
+                      <a:ext cx="5486400" cy="3360420"/>
                     </a:xfrm>
                     <a:prstGeom prst="rect">
                       <a:avLst/>
@@ -875,15 +1512,12 @@
         </w:rPr>
       </w:pPr>
       <w:r>
-        <w:rPr>
-          <w:noProof/>
-          <w:szCs w:val="20"/>
-        </w:rPr>
+        <w:rPr/>
         <w:drawing>
-          <wp:inline distT="0" distB="0" distL="0" distR="0" wp14:anchorId="18308425" wp14:editId="1973132D">
-            <wp:extent cx="5486400" cy="3360721"/>
+          <wp:inline distT="0" distB="0" distL="0" distR="0">
+            <wp:extent cx="5486400" cy="3360420"/>
             <wp:effectExtent l="0" t="0" r="0" b="0"/>
-            <wp:docPr id="2139140228" name="Picture 1" descr="A screenshot of a computer&#10;&#10;AI-generated content may be incorrect."/>
+            <wp:docPr id="7" name="Image2" descr="A screenshot of a computer&#10;&#10;AI-generated content may be incorrect."/>
             <wp:cNvGraphicFramePr>
               <a:graphicFrameLocks xmlns:a="http://schemas.openxmlformats.org/drawingml/2006/main" noChangeAspect="1"/>
             </wp:cNvGraphicFramePr>
@@ -891,19 +1525,21 @@
               <a:graphicData uri="http://schemas.openxmlformats.org/drawingml/2006/picture">
                 <pic:pic xmlns:pic="http://schemas.openxmlformats.org/drawingml/2006/picture">
                   <pic:nvPicPr>
-                    <pic:cNvPr id="2139140228" name="Picture 1" descr="A screenshot of a computer&#10;&#10;AI-generated content may be incorrect."/>
-                    <pic:cNvPicPr/>
+                    <pic:cNvPr id="7" name="Image2" descr="A screenshot of a computer&#10;&#10;AI-generated content may be incorrect."/>
+                    <pic:cNvPicPr>
+                      <a:picLocks noChangeAspect="1" noChangeArrowheads="1"/>
+                    </pic:cNvPicPr>
                   </pic:nvPicPr>
                   <pic:blipFill>
-                    <a:blip r:embed="rId7"/>
+                    <a:blip r:embed="rId8"/>
                     <a:stretch>
                       <a:fillRect/>
                     </a:stretch>
                   </pic:blipFill>
-                  <pic:spPr>
+                  <pic:spPr bwMode="auto">
                     <a:xfrm>
                       <a:off x="0" y="0"/>
-                      <a:ext cx="5486400" cy="3360721"/>
+                      <a:ext cx="5486400" cy="3360420"/>
                     </a:xfrm>
                     <a:prstGeom prst="rect">
                       <a:avLst/>
@@ -930,20 +1566,11 @@
       </w:pPr>
       <w:r>
         <w:rPr>
-          <w:rFonts w:hint="eastAsia"/>
-          <w:bCs/>
-          <w:szCs w:val="20"/>
-        </w:rPr>
-        <w:t>확장성이</w:t>
-      </w:r>
-      <w:r>
-        <w:rPr>
-          <w:bCs/>
-          <w:szCs w:val="20"/>
-        </w:rPr>
-        <w:t xml:space="preserve"> 매우 용이한 </w:t>
-      </w:r>
-      <w:proofErr w:type="spellStart"/>
+          <w:bCs/>
+          <w:szCs w:val="20"/>
+        </w:rPr>
+        <w:t xml:space="preserve">확장성이 매우 용이한 </w:t>
+      </w:r>
       <w:r>
         <w:rPr>
           <w:bCs/>
@@ -951,7 +1578,6 @@
         </w:rPr>
         <w:t>ImGUI</w:t>
       </w:r>
-      <w:proofErr w:type="spellEnd"/>
       <w:r>
         <w:rPr>
           <w:bCs/>
@@ -961,22 +1587,20 @@
       </w:r>
       <w:r>
         <w:rPr>
-          <w:rFonts w:hint="eastAsia"/>
-          <w:bCs/>
-          <w:szCs w:val="20"/>
-        </w:rPr>
-        <w:t>, F12를 통해 디버깅 레이어를 활성화하여</w:t>
-      </w:r>
-      <w:r>
-        <w:rPr>
-          <w:bCs/>
-          <w:szCs w:val="20"/>
-        </w:rPr>
-        <w:t xml:space="preserve"> 다양한 정보를 확인하거나 수정 가능</w:t>
-      </w:r>
-      <w:r>
-        <w:rPr>
-          <w:rFonts w:hint="eastAsia"/>
+          <w:bCs/>
+          <w:szCs w:val="20"/>
+        </w:rPr>
+        <w:t>, F12</w:t>
+      </w:r>
+      <w:r>
+        <w:rPr>
+          <w:bCs/>
+          <w:szCs w:val="20"/>
+        </w:rPr>
+        <w:t>를 통해 디버깅 레이어를 활성화하여 다양한 정보를 확인하거나 수정 가능</w:t>
+      </w:r>
+      <w:r>
+        <w:rPr>
           <w:bCs/>
           <w:szCs w:val="20"/>
         </w:rPr>
@@ -997,11 +1621,17 @@
       </w:pPr>
       <w:r>
         <w:rPr>
-          <w:rFonts w:hint="eastAsia"/>
-          <w:bCs/>
-          <w:szCs w:val="20"/>
-        </w:rPr>
-        <w:t>디버깅 레이어 내용 :</w:t>
+          <w:bCs/>
+          <w:szCs w:val="20"/>
+        </w:rPr>
+        <w:t xml:space="preserve">디버깅 레이어 내용 </w:t>
+      </w:r>
+      <w:r>
+        <w:rPr>
+          <w:bCs/>
+          <w:szCs w:val="20"/>
+        </w:rPr>
+        <w:t>:</w:t>
       </w:r>
     </w:p>
     <w:p>
@@ -1018,11 +1648,45 @@
       </w:pPr>
       <w:r>
         <w:rPr>
-          <w:rFonts w:hint="eastAsia"/>
-          <w:bCs/>
-          <w:szCs w:val="20"/>
-        </w:rPr>
-        <w:t>프레임 시간 정보 (히스토리, 누적 히스토그램)</w:t>
+          <w:bCs/>
+          <w:szCs w:val="20"/>
+        </w:rPr>
+        <w:t xml:space="preserve">프레임 시간 정보 </w:t>
+      </w:r>
+      <w:r>
+        <w:rPr>
+          <w:bCs/>
+          <w:szCs w:val="20"/>
+        </w:rPr>
+        <w:t>(</w:t>
+      </w:r>
+      <w:r>
+        <w:rPr>
+          <w:bCs/>
+          <w:szCs w:val="20"/>
+        </w:rPr>
+        <w:t>히스토리</w:t>
+      </w:r>
+      <w:r>
+        <w:rPr>
+          <w:bCs/>
+          <w:szCs w:val="20"/>
+        </w:rPr>
+        <w:t xml:space="preserve">, </w:t>
+      </w:r>
+      <w:r>
+        <w:rPr>
+          <w:bCs/>
+          <w:szCs w:val="20"/>
+        </w:rPr>
+        <w:t>누적 히스토그램</w:t>
+      </w:r>
+      <w:r>
+        <w:rPr>
+          <w:bCs/>
+          <w:szCs w:val="20"/>
+        </w:rPr>
+        <w:t>)</w:t>
       </w:r>
     </w:p>
     <w:p>
@@ -1039,11 +1703,52 @@
       </w:pPr>
       <w:r>
         <w:rPr>
-          <w:rFonts w:hint="eastAsia"/>
-          <w:bCs/>
-          <w:szCs w:val="20"/>
-        </w:rPr>
-        <w:t>그림자 매핑, SSAO, 모션블러, FXAA, 아웃라인 활성화 / 비활성화 토글</w:t>
+          <w:bCs/>
+          <w:szCs w:val="20"/>
+        </w:rPr>
+        <w:t>그림자 매핑</w:t>
+      </w:r>
+      <w:r>
+        <w:rPr>
+          <w:bCs/>
+          <w:szCs w:val="20"/>
+        </w:rPr>
+        <w:t xml:space="preserve">, SSAO, </w:t>
+      </w:r>
+      <w:r>
+        <w:rPr>
+          <w:bCs/>
+          <w:szCs w:val="20"/>
+        </w:rPr>
+        <w:t>모션블러</w:t>
+      </w:r>
+      <w:r>
+        <w:rPr>
+          <w:bCs/>
+          <w:szCs w:val="20"/>
+        </w:rPr>
+        <w:t xml:space="preserve">, FXAA, </w:t>
+      </w:r>
+      <w:r>
+        <w:rPr>
+          <w:bCs/>
+          <w:szCs w:val="20"/>
+        </w:rPr>
+        <w:t xml:space="preserve">아웃라인 활성화 </w:t>
+      </w:r>
+      <w:r>
+        <w:rPr>
+          <w:bCs/>
+          <w:szCs w:val="20"/>
+        </w:rPr>
+        <w:t xml:space="preserve">/ </w:t>
+      </w:r>
+      <w:r>
+        <w:rPr>
+          <w:bCs/>
+          <w:szCs w:val="20"/>
+        </w:rPr>
+        <w:t>비활성화 토글</w:t>
       </w:r>
     </w:p>
     <w:p>
@@ -1060,7 +1765,6 @@
       </w:pPr>
       <w:r>
         <w:rPr>
-          <w:rFonts w:hint="eastAsia"/>
           <w:bCs/>
           <w:szCs w:val="20"/>
         </w:rPr>
@@ -1081,11 +1785,52 @@
       </w:pPr>
       <w:r>
         <w:rPr>
-          <w:rFonts w:hint="eastAsia"/>
-          <w:bCs/>
-          <w:szCs w:val="20"/>
-        </w:rPr>
-        <w:t>씬의 오브젝트 목록, 오브젝트 트랜스폼 정보, 컴포넌트 정보, 좌표축 기즈모</w:t>
+          <w:bCs/>
+          <w:szCs w:val="20"/>
+        </w:rPr>
+        <w:t>씬의 오브젝트 목록</w:t>
+      </w:r>
+      <w:r>
+        <w:rPr>
+          <w:bCs/>
+          <w:szCs w:val="20"/>
+        </w:rPr>
+        <w:t xml:space="preserve">, </w:t>
+      </w:r>
+      <w:r>
+        <w:rPr>
+          <w:bCs/>
+          <w:szCs w:val="20"/>
+        </w:rPr>
+        <w:t>오브젝트 트랜스폼 정보</w:t>
+      </w:r>
+      <w:r>
+        <w:rPr>
+          <w:bCs/>
+          <w:szCs w:val="20"/>
+        </w:rPr>
+        <w:t xml:space="preserve">, </w:t>
+      </w:r>
+      <w:r>
+        <w:rPr>
+          <w:bCs/>
+          <w:szCs w:val="20"/>
+        </w:rPr>
+        <w:t>컴포넌트 정보</w:t>
+      </w:r>
+      <w:r>
+        <w:rPr>
+          <w:bCs/>
+          <w:szCs w:val="20"/>
+        </w:rPr>
+        <w:t xml:space="preserve">, </w:t>
+      </w:r>
+      <w:r>
+        <w:rPr>
+          <w:bCs/>
+          <w:szCs w:val="20"/>
+        </w:rPr>
+        <w:t>좌표축 기즈모</w:t>
       </w:r>
     </w:p>
     <w:p>
@@ -1102,22 +1847,34 @@
       </w:pPr>
       <w:r>
         <w:rPr>
-          <w:rFonts w:hint="eastAsia"/>
-          <w:bCs/>
-          <w:szCs w:val="20"/>
-        </w:rPr>
-        <w:t>Skinned Mesh의 현재 뼈대 정보</w:t>
+          <w:bCs/>
+          <w:szCs w:val="20"/>
+        </w:rPr>
+        <w:t>Skinned Mesh</w:t>
+      </w:r>
+      <w:r>
+        <w:rPr>
+          <w:bCs/>
+          <w:szCs w:val="20"/>
+        </w:rPr>
+        <w:t>의 현재 뼈대 정보</w:t>
       </w:r>
     </w:p>
     <w:p>
       <w:pPr>
         <w:pStyle w:val="ListParagraph"/>
-        <w:ind w:left="1440"/>
-        <w:rPr>
-          <w:bCs/>
-          <w:szCs w:val="20"/>
-        </w:rPr>
-      </w:pPr>
+        <w:ind w:left="1440" w:hanging="0"/>
+        <w:rPr>
+          <w:bCs/>
+          <w:szCs w:val="20"/>
+        </w:rPr>
+      </w:pPr>
+      <w:r>
+        <w:rPr>
+          <w:bCs/>
+          <w:szCs w:val="20"/>
+        </w:rPr>
+      </w:r>
     </w:p>
     <w:p>
       <w:pPr>
@@ -1136,52 +1893,84 @@
           <w:bCs/>
           <w:sz w:val="22"/>
         </w:rPr>
-        <w:t xml:space="preserve">김나현: </w:t>
+        <w:t>김나현</w:t>
+      </w:r>
+      <w:r>
+        <w:rPr>
+          <w:bCs/>
+          <w:sz w:val="22"/>
+        </w:rPr>
+        <w:t xml:space="preserve">: </w:t>
       </w:r>
     </w:p>
     <w:p>
       <w:pPr>
-        <w:rPr>
-          <w:bCs/>
-          <w:sz w:val="22"/>
-        </w:rPr>
-      </w:pPr>
+        <w:pStyle w:val="Normal"/>
+        <w:rPr>
+          <w:bCs/>
+          <w:sz w:val="22"/>
+        </w:rPr>
+      </w:pPr>
+      <w:r>
+        <w:rPr>
+          <w:bCs/>
+          <w:sz w:val="22"/>
+        </w:rPr>
+      </w:r>
     </w:p>
     <w:p>
       <w:pPr>
-        <w:rPr>
-          <w:bCs/>
-          <w:sz w:val="22"/>
-        </w:rPr>
-      </w:pPr>
+        <w:pStyle w:val="Normal"/>
+        <w:rPr>
+          <w:bCs/>
+          <w:sz w:val="22"/>
+        </w:rPr>
+      </w:pPr>
+      <w:r>
+        <w:rPr>
+          <w:bCs/>
+          <w:sz w:val="22"/>
+        </w:rPr>
+      </w:r>
     </w:p>
     <w:tbl>
       <w:tblPr>
         <w:tblStyle w:val="10"/>
         <w:tblW w:w="10456" w:type="dxa"/>
-        <w:tblLook w:val="04A0" w:firstRow="1" w:lastRow="0" w:firstColumn="1" w:lastColumn="0" w:noHBand="0" w:noVBand="1"/>
+        <w:jc w:val="left"/>
+        <w:tblInd w:w="0" w:type="dxa"/>
+        <w:tblCellMar>
+          <w:top w:w="0" w:type="dxa"/>
+          <w:left w:w="108" w:type="dxa"/>
+          <w:bottom w:w="0" w:type="dxa"/>
+          <w:right w:w="108" w:type="dxa"/>
+        </w:tblCellMar>
+        <w:tblLook w:firstRow="1" w:noVBand="1" w:lastRow="0" w:firstColumn="1" w:lastColumn="0" w:noHBand="0" w:val="04a0"/>
       </w:tblPr>
       <w:tblGrid>
-        <w:gridCol w:w="1554"/>
-        <w:gridCol w:w="3968"/>
-        <w:gridCol w:w="1558"/>
-        <w:gridCol w:w="3376"/>
+        <w:gridCol w:w="1552"/>
+        <w:gridCol w:w="3967"/>
+        <w:gridCol w:w="1557"/>
+        <w:gridCol w:w="3379"/>
       </w:tblGrid>
       <w:tr>
         <w:trPr>
-          <w:trHeight w:val="875"/>
+          <w:trHeight w:val="875" w:hRule="atLeast"/>
         </w:trPr>
         <w:tc>
           <w:tcPr>
-            <w:tcW w:w="1553" w:type="dxa"/>
-            <w:shd w:val="clear" w:color="auto" w:fill="auto"/>
+            <w:tcW w:w="1552" w:type="dxa"/>
+            <w:tcBorders/>
+            <w:shd w:color="auto" w:fill="auto" w:val="clear"/>
             <w:vAlign w:val="center"/>
           </w:tcPr>
           <w:p>
             <w:pPr>
-              <w:spacing w:after="0" w:line="240" w:lineRule="auto"/>
+              <w:pStyle w:val="Normal"/>
+              <w:spacing w:lineRule="auto" w:line="240" w:before="0" w:after="0"/>
               <w:jc w:val="center"/>
               <w:rPr>
+                <w:b/>
                 <w:b/>
                 <w:sz w:val="22"/>
               </w:rPr>
@@ -1198,31 +1987,41 @@
         </w:tc>
         <w:tc>
           <w:tcPr>
-            <w:tcW w:w="3968" w:type="dxa"/>
-            <w:shd w:val="clear" w:color="auto" w:fill="auto"/>
+            <w:tcW w:w="3967" w:type="dxa"/>
+            <w:tcBorders/>
+            <w:shd w:color="auto" w:fill="auto" w:val="clear"/>
             <w:vAlign w:val="center"/>
           </w:tcPr>
           <w:p>
             <w:pPr>
-              <w:spacing w:after="0" w:line="240" w:lineRule="auto"/>
+              <w:pStyle w:val="Normal"/>
+              <w:spacing w:lineRule="auto" w:line="240" w:before="0" w:after="0"/>
               <w:jc w:val="left"/>
               <w:rPr>
                 <w:color w:val="605E5C"/>
               </w:rPr>
             </w:pPr>
+            <w:r>
+              <w:rPr>
+                <w:color w:val="605E5C"/>
+              </w:rPr>
+            </w:r>
           </w:p>
         </w:tc>
         <w:tc>
           <w:tcPr>
-            <w:tcW w:w="1558" w:type="dxa"/>
-            <w:shd w:val="clear" w:color="auto" w:fill="auto"/>
+            <w:tcW w:w="1557" w:type="dxa"/>
+            <w:tcBorders/>
+            <w:shd w:color="auto" w:fill="auto" w:val="clear"/>
             <w:vAlign w:val="center"/>
           </w:tcPr>
           <w:p>
             <w:pPr>
-              <w:spacing w:after="0" w:line="240" w:lineRule="auto"/>
+              <w:pStyle w:val="Normal"/>
+              <w:spacing w:lineRule="auto" w:line="240" w:before="0" w:after="0"/>
               <w:jc w:val="center"/>
               <w:rPr>
+                <w:b/>
                 <w:b/>
                 <w:sz w:val="22"/>
               </w:rPr>
@@ -1239,36 +2038,46 @@
         </w:tc>
         <w:tc>
           <w:tcPr>
-            <w:tcW w:w="3376" w:type="dxa"/>
-            <w:shd w:val="clear" w:color="auto" w:fill="auto"/>
+            <w:tcW w:w="3379" w:type="dxa"/>
+            <w:tcBorders/>
+            <w:shd w:color="auto" w:fill="auto" w:val="clear"/>
             <w:vAlign w:val="center"/>
           </w:tcPr>
           <w:p>
             <w:pPr>
-              <w:spacing w:after="0" w:line="240" w:lineRule="auto"/>
+              <w:pStyle w:val="Normal"/>
+              <w:spacing w:lineRule="auto" w:line="240" w:before="0" w:after="0"/>
               <w:jc w:val="left"/>
               <w:rPr>
                 <w:color w:val="605E5C"/>
               </w:rPr>
             </w:pPr>
+            <w:r>
+              <w:rPr>
+                <w:color w:val="605E5C"/>
+              </w:rPr>
+            </w:r>
           </w:p>
         </w:tc>
       </w:tr>
       <w:tr>
         <w:trPr>
-          <w:trHeight w:val="590"/>
+          <w:trHeight w:val="590" w:hRule="atLeast"/>
         </w:trPr>
         <w:tc>
           <w:tcPr>
-            <w:tcW w:w="1553" w:type="dxa"/>
-            <w:shd w:val="clear" w:color="auto" w:fill="auto"/>
+            <w:tcW w:w="1552" w:type="dxa"/>
+            <w:tcBorders/>
+            <w:shd w:color="auto" w:fill="auto" w:val="clear"/>
             <w:vAlign w:val="center"/>
           </w:tcPr>
           <w:p>
             <w:pPr>
-              <w:spacing w:after="0" w:line="240" w:lineRule="auto"/>
+              <w:pStyle w:val="Normal"/>
+              <w:spacing w:lineRule="auto" w:line="240" w:before="0" w:after="0"/>
               <w:jc w:val="center"/>
               <w:rPr>
+                <w:b/>
                 <w:b/>
                 <w:sz w:val="22"/>
               </w:rPr>
@@ -1285,15 +2094,18 @@
         </w:tc>
         <w:tc>
           <w:tcPr>
-            <w:tcW w:w="3968" w:type="dxa"/>
-            <w:shd w:val="clear" w:color="auto" w:fill="auto"/>
+            <w:tcW w:w="3967" w:type="dxa"/>
+            <w:tcBorders/>
+            <w:shd w:color="auto" w:fill="auto" w:val="clear"/>
             <w:vAlign w:val="center"/>
           </w:tcPr>
           <w:p>
             <w:pPr>
-              <w:spacing w:after="0" w:line="240" w:lineRule="auto"/>
+              <w:pStyle w:val="Normal"/>
+              <w:spacing w:lineRule="auto" w:line="240" w:before="0" w:after="0"/>
               <w:jc w:val="center"/>
               <w:rPr>
+                <w:b/>
                 <w:b/>
                 <w:color w:val="605E5C"/>
                 <w:sz w:val="22"/>
@@ -1311,15 +2123,18 @@
         </w:tc>
         <w:tc>
           <w:tcPr>
-            <w:tcW w:w="1558" w:type="dxa"/>
-            <w:shd w:val="clear" w:color="auto" w:fill="auto"/>
+            <w:tcW w:w="1557" w:type="dxa"/>
+            <w:tcBorders/>
+            <w:shd w:color="auto" w:fill="auto" w:val="clear"/>
             <w:vAlign w:val="center"/>
           </w:tcPr>
           <w:p>
             <w:pPr>
-              <w:spacing w:after="0" w:line="240" w:lineRule="auto"/>
+              <w:pStyle w:val="Normal"/>
+              <w:spacing w:lineRule="auto" w:line="240" w:before="0" w:after="0"/>
               <w:jc w:val="center"/>
               <w:rPr>
+                <w:b/>
                 <w:b/>
                 <w:sz w:val="22"/>
               </w:rPr>
@@ -1336,15 +2151,18 @@
         </w:tc>
         <w:tc>
           <w:tcPr>
-            <w:tcW w:w="3376" w:type="dxa"/>
-            <w:shd w:val="clear" w:color="auto" w:fill="auto"/>
+            <w:tcW w:w="3379" w:type="dxa"/>
+            <w:tcBorders/>
+            <w:shd w:color="auto" w:fill="auto" w:val="clear"/>
             <w:vAlign w:val="center"/>
           </w:tcPr>
           <w:p>
             <w:pPr>
-              <w:spacing w:after="0" w:line="240" w:lineRule="auto"/>
+              <w:pStyle w:val="Normal"/>
+              <w:spacing w:lineRule="auto" w:line="240" w:before="0" w:after="0"/>
               <w:jc w:val="center"/>
               <w:rPr>
+                <w:b/>
                 <w:b/>
                 <w:color w:val="605E5C"/>
               </w:rPr>
@@ -1361,19 +2179,22 @@
       </w:tr>
       <w:tr>
         <w:trPr>
-          <w:trHeight w:val="1520"/>
+          <w:trHeight w:val="1520" w:hRule="atLeast"/>
         </w:trPr>
         <w:tc>
           <w:tcPr>
-            <w:tcW w:w="1553" w:type="dxa"/>
-            <w:shd w:val="clear" w:color="auto" w:fill="auto"/>
+            <w:tcW w:w="1552" w:type="dxa"/>
+            <w:tcBorders/>
+            <w:shd w:color="auto" w:fill="auto" w:val="clear"/>
             <w:vAlign w:val="center"/>
           </w:tcPr>
           <w:p>
             <w:pPr>
-              <w:spacing w:after="0" w:line="240" w:lineRule="auto"/>
+              <w:pStyle w:val="Normal"/>
+              <w:spacing w:lineRule="auto" w:line="240" w:before="0" w:after="0"/>
               <w:jc w:val="center"/>
               <w:rPr>
+                <w:b/>
                 <w:b/>
                 <w:sz w:val="22"/>
               </w:rPr>
@@ -1390,54 +2211,147 @@
         </w:tc>
         <w:tc>
           <w:tcPr>
-            <w:tcW w:w="8902" w:type="dxa"/>
+            <w:tcW w:w="8903" w:type="dxa"/>
             <w:gridSpan w:val="3"/>
-            <w:shd w:val="clear" w:color="auto" w:fill="auto"/>
+            <w:tcBorders/>
+            <w:shd w:color="auto" w:fill="auto" w:val="clear"/>
             <w:vAlign w:val="center"/>
           </w:tcPr>
           <w:p>
             <w:pPr>
-              <w:spacing w:after="0" w:line="240" w:lineRule="auto"/>
-              <w:rPr>
-                <w:rFonts w:hint="eastAsia"/>
+              <w:pStyle w:val="Normal"/>
+              <w:spacing w:lineRule="auto" w:line="240" w:before="0" w:after="0"/>
+              <w:rPr/>
+            </w:pPr>
+            <w:r>
+              <w:rPr>
                 <w:color w:val="605E5C"/>
                 <w:szCs w:val="20"/>
               </w:rPr>
+              <w:t xml:space="preserve">NPC </w:t>
+            </w:r>
+            <w:r>
+              <w:rPr>
+                <w:color w:val="605E5C"/>
+                <w:szCs w:val="20"/>
+              </w:rPr>
+              <w:t>다이얼로그 시스템</w:t>
+            </w:r>
+            <w:r>
+              <w:rPr>
+                <w:color w:val="605E5C"/>
+                <w:szCs w:val="20"/>
+              </w:rPr>
+              <w:t xml:space="preserve">, </w:t>
+            </w:r>
+            <w:r>
+              <w:rPr>
+                <w:color w:val="605E5C"/>
+                <w:szCs w:val="20"/>
+              </w:rPr>
+              <w:t xml:space="preserve">전투 </w:t>
+            </w:r>
+            <w:r>
+              <w:rPr>
+                <w:color w:val="605E5C"/>
+                <w:szCs w:val="20"/>
+              </w:rPr>
+              <w:t xml:space="preserve">UX </w:t>
+            </w:r>
+            <w:r>
+              <w:rPr>
+                <w:color w:val="605E5C"/>
+                <w:szCs w:val="20"/>
+              </w:rPr>
+              <w:t>개선</w:t>
+            </w:r>
+            <w:r>
+              <w:rPr>
+                <w:color w:val="605E5C"/>
+                <w:szCs w:val="20"/>
+              </w:rPr>
+              <w:t xml:space="preserve">, </w:t>
+            </w:r>
+            <w:r>
+              <w:rPr>
+                <w:color w:val="605E5C"/>
+                <w:szCs w:val="20"/>
+              </w:rPr>
+              <w:t xml:space="preserve">이펙트 </w:t>
+            </w:r>
+            <w:r>
+              <w:rPr>
+                <w:color w:val="605E5C"/>
+                <w:szCs w:val="20"/>
+              </w:rPr>
+              <w:t xml:space="preserve">/ </w:t>
+            </w:r>
+            <w:r>
+              <w:rPr>
+                <w:color w:val="605E5C"/>
+                <w:szCs w:val="20"/>
+              </w:rPr>
+              <w:t>파티클 추가</w:t>
+            </w:r>
+          </w:p>
+          <w:p>
+            <w:pPr>
+              <w:pStyle w:val="Normal"/>
+              <w:spacing w:lineRule="auto" w:line="240" w:before="0" w:after="0"/>
+              <w:rPr>
+                <w:color w:val="605E5C"/>
+                <w:szCs w:val="20"/>
+              </w:rPr>
             </w:pPr>
             <w:r>
               <w:rPr>
-                <w:rFonts w:hint="eastAsia"/>
                 <w:color w:val="605E5C"/>
                 <w:szCs w:val="20"/>
               </w:rPr>
-              <w:t>NPC 다이얼로그 시스템</w:t>
-            </w:r>
-            <w:r>
-              <w:rPr>
-                <w:rFonts w:hint="eastAsia"/>
+              <w:t xml:space="preserve">DB, </w:t>
+            </w:r>
+            <w:r>
+              <w:rPr>
                 <w:color w:val="605E5C"/>
                 <w:szCs w:val="20"/>
               </w:rPr>
-              <w:t>, 전투 UX 개선, 이펙트 / 파티클 추가</w:t>
+              <w:t xml:space="preserve">보스 </w:t>
+            </w:r>
+            <w:r>
+              <w:rPr>
+                <w:color w:val="605E5C"/>
+                <w:szCs w:val="20"/>
+              </w:rPr>
+              <w:t xml:space="preserve">Script, </w:t>
+            </w:r>
+            <w:r>
+              <w:rPr>
+                <w:color w:val="605E5C"/>
+                <w:szCs w:val="20"/>
+              </w:rPr>
+              <w:t>스타팅포인트 파티원 갯수만큼 늘리기</w:t>
             </w:r>
           </w:p>
         </w:tc>
       </w:tr>
       <w:tr>
         <w:trPr>
-          <w:trHeight w:val="1963"/>
+          <w:trHeight w:val="1963" w:hRule="atLeast"/>
         </w:trPr>
         <w:tc>
           <w:tcPr>
-            <w:tcW w:w="1553" w:type="dxa"/>
-            <w:shd w:val="clear" w:color="auto" w:fill="F2F2F2"/>
+            <w:tcW w:w="1552" w:type="dxa"/>
+            <w:tcBorders/>
+            <w:shd w:color="auto" w:fill="F2F2F2" w:val="clear"/>
             <w:vAlign w:val="center"/>
           </w:tcPr>
           <w:p>
             <w:pPr>
-              <w:spacing w:after="0" w:line="240" w:lineRule="auto"/>
+              <w:pStyle w:val="Normal"/>
+              <w:spacing w:lineRule="auto" w:line="240" w:before="0" w:after="0"/>
               <w:jc w:val="center"/>
               <w:rPr>
+                <w:b/>
                 <w:b/>
                 <w:sz w:val="22"/>
               </w:rPr>
@@ -1453,9 +2367,11 @@
           </w:p>
           <w:p>
             <w:pPr>
-              <w:spacing w:after="0" w:line="240" w:lineRule="auto"/>
+              <w:pStyle w:val="Normal"/>
+              <w:spacing w:lineRule="auto" w:line="240" w:before="0" w:after="0"/>
               <w:jc w:val="center"/>
               <w:rPr>
+                <w:b/>
                 <w:b/>
                 <w:sz w:val="22"/>
               </w:rPr>
@@ -1472,41 +2388,184 @@
         </w:tc>
         <w:tc>
           <w:tcPr>
-            <w:tcW w:w="8902" w:type="dxa"/>
+            <w:tcW w:w="8903" w:type="dxa"/>
             <w:gridSpan w:val="3"/>
-            <w:shd w:val="clear" w:color="auto" w:fill="F2F2F2"/>
+            <w:tcBorders/>
+            <w:shd w:color="auto" w:fill="F2F2F2" w:val="clear"/>
             <w:vAlign w:val="center"/>
           </w:tcPr>
           <w:p>
             <w:pPr>
-              <w:spacing w:after="0" w:line="240" w:lineRule="auto"/>
+              <w:pStyle w:val="Normal"/>
+              <w:spacing w:lineRule="auto" w:line="240" w:before="0" w:after="0"/>
               <w:jc w:val="left"/>
               <w:rPr>
                 <w:color w:val="605E5C"/>
               </w:rPr>
             </w:pPr>
+            <w:r>
+              <w:rPr>
+                <w:color w:val="605E5C"/>
+              </w:rPr>
+            </w:r>
           </w:p>
         </w:tc>
       </w:tr>
     </w:tbl>
-    <w:p/>
+    <w:p>
+      <w:pPr>
+        <w:pStyle w:val="Normal"/>
+        <w:widowControl w:val="false"/>
+        <w:bidi w:val="0"/>
+        <w:spacing w:lineRule="auto" w:line="259" w:before="0" w:after="160"/>
+        <w:jc w:val="both"/>
+        <w:rPr/>
+      </w:pPr>
+      <w:r>
+        <w:rPr/>
+      </w:r>
+    </w:p>
     <w:sectPr>
+      <w:type w:val="nextPage"/>
       <w:pgSz w:w="11906" w:h="16838"/>
-      <w:pgMar w:top="720" w:right="720" w:bottom="720" w:left="720" w:header="0" w:footer="0" w:gutter="0"/>
-      <w:cols w:space="720"/>
-      <w:formProt w:val="0"/>
-      <w:docGrid w:linePitch="360" w:charSpace="8192"/>
+      <w:pgMar w:left="720" w:right="720" w:header="0" w:top="720" w:footer="0" w:bottom="720" w:gutter="0"/>
+      <w:pgNumType w:fmt="decimal"/>
+      <w:formProt w:val="false"/>
+      <w:textDirection w:val="lrTb"/>
+      <w:docGrid w:type="default" w:linePitch="360" w:charSpace="8192"/>
     </w:sectPr>
   </w:body>
 </w:document>
 </file>
 
 <file path=word/numbering.xml><?xml version="1.0" encoding="utf-8"?>
-<w:numbering xmlns:wpc="http://schemas.microsoft.com/office/word/2010/wordprocessingCanvas" xmlns:cx="http://schemas.microsoft.com/office/drawing/2014/chartex" xmlns:cx1="http://schemas.microsoft.com/office/drawing/2015/9/8/chartex" xmlns:cx2="http://schemas.microsoft.com/office/drawing/2015/10/21/chartex" xmlns:cx3="http://schemas.microsoft.com/office/drawing/2016/5/9/chartex" xmlns:cx4="http://schemas.microsoft.com/office/drawing/2016/5/10/chartex" xmlns:cx5="http://schemas.microsoft.com/office/drawing/2016/5/11/chartex" xmlns:cx6="http://schemas.microsoft.com/office/drawing/2016/5/12/chartex" xmlns:cx7="http://schemas.microsoft.com/office/drawing/2016/5/13/chartex" xmlns:cx8="http://schemas.microsoft.com/office/drawing/2016/5/14/chartex" xmlns:mc="http://schemas.openxmlformats.org/markup-compatibility/2006" xmlns:aink="http://schemas.microsoft.com/office/drawing/2016/ink" xmlns:am3d="http://schemas.microsoft.com/office/drawing/2017/model3d" xmlns:o="urn:schemas-microsoft-com:office:office" xmlns:oel="http://schemas.microsoft.com/office/2019/extlst" xmlns:r="http://schemas.openxmlformats.org/officeDocument/2006/relationships" xmlns:m="http://schemas.openxmlformats.org/officeDocument/2006/math" xmlns:v="urn:schemas-microsoft-com:vml" xmlns:wp14="http://schemas.microsoft.com/office/word/2010/wordprocessingDrawing" xmlns:wp="http://schemas.openxmlformats.org/drawingml/2006/wordprocessingDrawing" xmlns:w10="urn:schemas-microsoft-com:office:word" xmlns:w="http://schemas.openxmlformats.org/wordprocessingml/2006/main" xmlns:w14="http://schemas.microsoft.com/office/word/2010/wordml" xmlns:w15="http://schemas.microsoft.com/office/word/2012/wordml" xmlns:w16cex="http://schemas.microsoft.com/office/word/2018/wordml/cex" xmlns:w16cid="http://schemas.microsoft.com/office/word/2016/wordml/cid" xmlns:w16="http://schemas.microsoft.com/office/word/2018/wordml" xmlns:w16du="http://schemas.microsoft.com/office/word/2023/wordml/word16du" xmlns:w16sdtdh="http://schemas.microsoft.com/office/word/2020/wordml/sdtdatahash" xmlns:w16sdtfl="http://schemas.microsoft.com/office/word/2024/wordml/sdtformatlock" xmlns:w16se="http://schemas.microsoft.com/office/word/2015/wordml/symex" xmlns:wpg="http://schemas.microsoft.com/office/word/2010/wordprocessingGroup" xmlns:wpi="http://schemas.microsoft.com/office/word/2010/wordprocessingInk" xmlns:wne="http://schemas.microsoft.com/office/word/2006/wordml" xmlns:wps="http://schemas.microsoft.com/office/word/2010/wordprocessingShape" mc:Ignorable="w14 w15 w16se w16cid w16 w16cex w16sdtdh w16sdtfl w16du wp14">
-  <w:abstractNum w:abstractNumId="0" w15:restartNumberingAfterBreak="0">
-    <w:nsid w:val="370D312A"/>
-    <w:multiLevelType w:val="multilevel"/>
-    <w:tmpl w:val="A938482C"/>
+<w:numbering xmlns:w="http://schemas.openxmlformats.org/wordprocessingml/2006/main" xmlns:o="urn:schemas-microsoft-com:office:office" xmlns:r="http://schemas.openxmlformats.org/officeDocument/2006/relationships" xmlns:v="urn:schemas-microsoft-com:vml">
+  <w:abstractNum w:abstractNumId="1">
+    <w:lvl w:ilvl="0">
+      <w:start w:val="1"/>
+      <w:numFmt w:val="bullet"/>
+      <w:lvlText w:val=""/>
+      <w:lvlJc w:val="left"/>
+      <w:pPr>
+        <w:ind w:left="720" w:hanging="360"/>
+      </w:pPr>
+      <w:rPr>
+        <w:rFonts w:ascii="Symbol" w:hAnsi="Symbol" w:cs="Symbol" w:hint="default"/>
+        <w:sz w:val="22"/>
+        <w:b/>
+        <w:rFonts w:cs="Symbol"/>
+      </w:rPr>
+    </w:lvl>
+    <w:lvl w:ilvl="1">
+      <w:start w:val="1"/>
+      <w:numFmt w:val="bullet"/>
+      <w:lvlText w:val="o"/>
+      <w:lvlJc w:val="left"/>
+      <w:pPr>
+        <w:ind w:left="1440" w:hanging="360"/>
+      </w:pPr>
+      <w:rPr>
+        <w:rFonts w:ascii="Courier New" w:hAnsi="Courier New" w:cs="Courier New" w:hint="default"/>
+        <w:sz w:val="22"/>
+        <w:b/>
+        <w:rFonts w:cs="Courier New"/>
+      </w:rPr>
+    </w:lvl>
+    <w:lvl w:ilvl="2">
+      <w:start w:val="1"/>
+      <w:numFmt w:val="bullet"/>
+      <w:lvlText w:val=""/>
+      <w:lvlJc w:val="left"/>
+      <w:pPr>
+        <w:ind w:left="2160" w:hanging="360"/>
+      </w:pPr>
+      <w:rPr>
+        <w:rFonts w:ascii="Wingdings" w:hAnsi="Wingdings" w:cs="Wingdings" w:hint="default"/>
+        <w:b/>
+        <w:rFonts w:cs="Wingdings"/>
+      </w:rPr>
+    </w:lvl>
+    <w:lvl w:ilvl="3">
+      <w:start w:val="1"/>
+      <w:numFmt w:val="bullet"/>
+      <w:lvlText w:val=""/>
+      <w:lvlJc w:val="left"/>
+      <w:pPr>
+        <w:ind w:left="2880" w:hanging="360"/>
+      </w:pPr>
+      <w:rPr>
+        <w:rFonts w:ascii="Symbol" w:hAnsi="Symbol" w:cs="Symbol" w:hint="default"/>
+        <w:b/>
+        <w:rFonts w:cs="Symbol"/>
+      </w:rPr>
+    </w:lvl>
+    <w:lvl w:ilvl="4">
+      <w:start w:val="1"/>
+      <w:numFmt w:val="bullet"/>
+      <w:lvlText w:val="o"/>
+      <w:lvlJc w:val="left"/>
+      <w:pPr>
+        <w:ind w:left="3600" w:hanging="360"/>
+      </w:pPr>
+      <w:rPr>
+        <w:rFonts w:ascii="Courier New" w:hAnsi="Courier New" w:cs="Courier New" w:hint="default"/>
+        <w:rFonts w:cs="Courier New"/>
+      </w:rPr>
+    </w:lvl>
+    <w:lvl w:ilvl="5">
+      <w:start w:val="1"/>
+      <w:numFmt w:val="bullet"/>
+      <w:lvlText w:val=""/>
+      <w:lvlJc w:val="left"/>
+      <w:pPr>
+        <w:ind w:left="4320" w:hanging="360"/>
+      </w:pPr>
+      <w:rPr>
+        <w:rFonts w:ascii="Wingdings" w:hAnsi="Wingdings" w:cs="Wingdings" w:hint="default"/>
+        <w:rFonts w:cs="Wingdings"/>
+      </w:rPr>
+    </w:lvl>
+    <w:lvl w:ilvl="6">
+      <w:start w:val="1"/>
+      <w:numFmt w:val="bullet"/>
+      <w:lvlText w:val=""/>
+      <w:lvlJc w:val="left"/>
+      <w:pPr>
+        <w:ind w:left="5040" w:hanging="360"/>
+      </w:pPr>
+      <w:rPr>
+        <w:rFonts w:ascii="Symbol" w:hAnsi="Symbol" w:cs="Symbol" w:hint="default"/>
+        <w:rFonts w:cs="Symbol"/>
+      </w:rPr>
+    </w:lvl>
+    <w:lvl w:ilvl="7">
+      <w:start w:val="1"/>
+      <w:numFmt w:val="bullet"/>
+      <w:lvlText w:val="o"/>
+      <w:lvlJc w:val="left"/>
+      <w:pPr>
+        <w:ind w:left="5760" w:hanging="360"/>
+      </w:pPr>
+      <w:rPr>
+        <w:rFonts w:ascii="Courier New" w:hAnsi="Courier New" w:cs="Courier New" w:hint="default"/>
+        <w:rFonts w:cs="Courier New"/>
+      </w:rPr>
+    </w:lvl>
+    <w:lvl w:ilvl="8">
+      <w:start w:val="1"/>
+      <w:numFmt w:val="bullet"/>
+      <w:lvlText w:val=""/>
+      <w:lvlJc w:val="left"/>
+      <w:pPr>
+        <w:ind w:left="6480" w:hanging="360"/>
+      </w:pPr>
+      <w:rPr>
+        <w:rFonts w:ascii="Wingdings" w:hAnsi="Wingdings" w:cs="Wingdings" w:hint="default"/>
+        <w:rFonts w:cs="Wingdings"/>
+      </w:rPr>
+    </w:lvl>
+  </w:abstractNum>
+  <w:abstractNum w:abstractNumId="2">
     <w:lvl w:ilvl="0">
       <w:start w:val="1"/>
       <w:numFmt w:val="none"/>
@@ -1514,7 +2573,7 @@
       <w:lvlText w:val=""/>
       <w:lvlJc w:val="left"/>
       <w:pPr>
-        <w:ind w:left="0" w:firstLine="0"/>
+        <w:ind w:left="0" w:hanging="0"/>
       </w:pPr>
     </w:lvl>
     <w:lvl w:ilvl="1">
@@ -1524,7 +2583,7 @@
       <w:lvlText w:val=""/>
       <w:lvlJc w:val="left"/>
       <w:pPr>
-        <w:ind w:left="0" w:firstLine="0"/>
+        <w:ind w:left="0" w:hanging="0"/>
       </w:pPr>
     </w:lvl>
     <w:lvl w:ilvl="2">
@@ -1534,7 +2593,7 @@
       <w:lvlText w:val=""/>
       <w:lvlJc w:val="left"/>
       <w:pPr>
-        <w:ind w:left="0" w:firstLine="0"/>
+        <w:ind w:left="0" w:hanging="0"/>
       </w:pPr>
     </w:lvl>
     <w:lvl w:ilvl="3">
@@ -1544,7 +2603,7 @@
       <w:lvlText w:val=""/>
       <w:lvlJc w:val="left"/>
       <w:pPr>
-        <w:ind w:left="0" w:firstLine="0"/>
+        <w:ind w:left="0" w:hanging="0"/>
       </w:pPr>
     </w:lvl>
     <w:lvl w:ilvl="4">
@@ -1554,7 +2613,7 @@
       <w:lvlText w:val=""/>
       <w:lvlJc w:val="left"/>
       <w:pPr>
-        <w:ind w:left="0" w:firstLine="0"/>
+        <w:ind w:left="0" w:hanging="0"/>
       </w:pPr>
     </w:lvl>
     <w:lvl w:ilvl="5">
@@ -1564,7 +2623,7 @@
       <w:lvlText w:val=""/>
       <w:lvlJc w:val="left"/>
       <w:pPr>
-        <w:ind w:left="0" w:firstLine="0"/>
+        <w:ind w:left="0" w:hanging="0"/>
       </w:pPr>
     </w:lvl>
     <w:lvl w:ilvl="6">
@@ -1574,7 +2633,7 @@
       <w:lvlText w:val=""/>
       <w:lvlJc w:val="left"/>
       <w:pPr>
-        <w:ind w:left="0" w:firstLine="0"/>
+        <w:ind w:left="0" w:hanging="0"/>
       </w:pPr>
     </w:lvl>
     <w:lvl w:ilvl="7">
@@ -1584,7 +2643,7 @@
       <w:lvlText w:val=""/>
       <w:lvlJc w:val="left"/>
       <w:pPr>
-        <w:ind w:left="0" w:firstLine="0"/>
+        <w:ind w:left="0" w:hanging="0"/>
       </w:pPr>
     </w:lvl>
     <w:lvl w:ilvl="8">
@@ -1594,161 +2653,48 @@
       <w:lvlText w:val=""/>
       <w:lvlJc w:val="left"/>
       <w:pPr>
-        <w:ind w:left="0" w:firstLine="0"/>
+        <w:ind w:left="0" w:hanging="0"/>
       </w:pPr>
     </w:lvl>
   </w:abstractNum>
-  <w:abstractNum w:abstractNumId="1" w15:restartNumberingAfterBreak="0">
-    <w:nsid w:val="535E0322"/>
-    <w:multiLevelType w:val="multilevel"/>
-    <w:tmpl w:val="79F08A16"/>
-    <w:lvl w:ilvl="0">
-      <w:start w:val="1"/>
-      <w:numFmt w:val="bullet"/>
-      <w:lvlText w:val=""/>
-      <w:lvlJc w:val="left"/>
-      <w:pPr>
-        <w:ind w:left="720" w:hanging="360"/>
-      </w:pPr>
-      <w:rPr>
-        <w:rFonts w:ascii="Symbol" w:hAnsi="Symbol" w:cs="Symbol" w:hint="default"/>
-        <w:b/>
-        <w:sz w:val="22"/>
-      </w:rPr>
-    </w:lvl>
-    <w:lvl w:ilvl="1">
-      <w:start w:val="1"/>
-      <w:numFmt w:val="bullet"/>
-      <w:lvlText w:val="o"/>
-      <w:lvlJc w:val="left"/>
-      <w:pPr>
-        <w:ind w:left="1440" w:hanging="360"/>
-      </w:pPr>
-      <w:rPr>
-        <w:rFonts w:ascii="Courier New" w:hAnsi="Courier New" w:cs="Courier New" w:hint="default"/>
-        <w:b/>
-        <w:sz w:val="22"/>
-      </w:rPr>
-    </w:lvl>
-    <w:lvl w:ilvl="2">
-      <w:start w:val="1"/>
-      <w:numFmt w:val="bullet"/>
-      <w:lvlText w:val=""/>
-      <w:lvlJc w:val="left"/>
-      <w:pPr>
-        <w:ind w:left="2160" w:hanging="360"/>
-      </w:pPr>
-      <w:rPr>
-        <w:rFonts w:ascii="Wingdings" w:hAnsi="Wingdings" w:cs="Wingdings" w:hint="default"/>
-      </w:rPr>
-    </w:lvl>
-    <w:lvl w:ilvl="3">
-      <w:start w:val="1"/>
-      <w:numFmt w:val="bullet"/>
-      <w:lvlText w:val=""/>
-      <w:lvlJc w:val="left"/>
-      <w:pPr>
-        <w:ind w:left="2880" w:hanging="360"/>
-      </w:pPr>
-      <w:rPr>
-        <w:rFonts w:ascii="Symbol" w:hAnsi="Symbol" w:cs="Symbol" w:hint="default"/>
-      </w:rPr>
-    </w:lvl>
-    <w:lvl w:ilvl="4">
-      <w:start w:val="1"/>
-      <w:numFmt w:val="bullet"/>
-      <w:lvlText w:val="o"/>
-      <w:lvlJc w:val="left"/>
-      <w:pPr>
-        <w:ind w:left="3600" w:hanging="360"/>
-      </w:pPr>
-      <w:rPr>
-        <w:rFonts w:ascii="Courier New" w:hAnsi="Courier New" w:cs="Courier New" w:hint="default"/>
-      </w:rPr>
-    </w:lvl>
-    <w:lvl w:ilvl="5">
-      <w:start w:val="1"/>
-      <w:numFmt w:val="bullet"/>
-      <w:lvlText w:val=""/>
-      <w:lvlJc w:val="left"/>
-      <w:pPr>
-        <w:ind w:left="4320" w:hanging="360"/>
-      </w:pPr>
-      <w:rPr>
-        <w:rFonts w:ascii="Wingdings" w:hAnsi="Wingdings" w:cs="Wingdings" w:hint="default"/>
-      </w:rPr>
-    </w:lvl>
-    <w:lvl w:ilvl="6">
-      <w:start w:val="1"/>
-      <w:numFmt w:val="bullet"/>
-      <w:lvlText w:val=""/>
-      <w:lvlJc w:val="left"/>
-      <w:pPr>
-        <w:ind w:left="5040" w:hanging="360"/>
-      </w:pPr>
-      <w:rPr>
-        <w:rFonts w:ascii="Symbol" w:hAnsi="Symbol" w:cs="Symbol" w:hint="default"/>
-      </w:rPr>
-    </w:lvl>
-    <w:lvl w:ilvl="7">
-      <w:start w:val="1"/>
-      <w:numFmt w:val="bullet"/>
-      <w:lvlText w:val="o"/>
-      <w:lvlJc w:val="left"/>
-      <w:pPr>
-        <w:ind w:left="5760" w:hanging="360"/>
-      </w:pPr>
-      <w:rPr>
-        <w:rFonts w:ascii="Courier New" w:hAnsi="Courier New" w:cs="Courier New" w:hint="default"/>
-      </w:rPr>
-    </w:lvl>
-    <w:lvl w:ilvl="8">
-      <w:start w:val="1"/>
-      <w:numFmt w:val="bullet"/>
-      <w:lvlText w:val=""/>
-      <w:lvlJc w:val="left"/>
-      <w:pPr>
-        <w:ind w:left="6480" w:hanging="360"/>
-      </w:pPr>
-      <w:rPr>
-        <w:rFonts w:ascii="Wingdings" w:hAnsi="Wingdings" w:cs="Wingdings" w:hint="default"/>
-      </w:rPr>
-    </w:lvl>
-  </w:abstractNum>
-  <w:num w:numId="1" w16cid:durableId="1776559677">
+  <w:num w:numId="1">
     <w:abstractNumId w:val="1"/>
   </w:num>
-  <w:num w:numId="2" w16cid:durableId="1072897918">
-    <w:abstractNumId w:val="0"/>
+  <w:num w:numId="2">
+    <w:abstractNumId w:val="2"/>
   </w:num>
 </w:numbering>
 </file>
 
 <file path=word/styles.xml><?xml version="1.0" encoding="utf-8"?>
-<w:styles xmlns:mc="http://schemas.openxmlformats.org/markup-compatibility/2006" xmlns:r="http://schemas.openxmlformats.org/officeDocument/2006/relationships" xmlns:w="http://schemas.openxmlformats.org/wordprocessingml/2006/main" xmlns:w14="http://schemas.microsoft.com/office/word/2010/wordml" xmlns:w15="http://schemas.microsoft.com/office/word/2012/wordml" xmlns:w16cex="http://schemas.microsoft.com/office/word/2018/wordml/cex" xmlns:w16cid="http://schemas.microsoft.com/office/word/2016/wordml/cid" xmlns:w16="http://schemas.microsoft.com/office/word/2018/wordml" xmlns:w16du="http://schemas.microsoft.com/office/word/2023/wordml/word16du" xmlns:w16sdtdh="http://schemas.microsoft.com/office/word/2020/wordml/sdtdatahash" xmlns:w16sdtfl="http://schemas.microsoft.com/office/word/2024/wordml/sdtformatlock" xmlns:w16se="http://schemas.microsoft.com/office/word/2015/wordml/symex" mc:Ignorable="w14 w15 w16se w16cid w16 w16cex w16sdtdh w16sdtfl w16du">
+<w:styles xmlns:w="http://schemas.openxmlformats.org/wordprocessingml/2006/main" xmlns:w14="http://schemas.microsoft.com/office/word/2010/wordml" xmlns:mc="http://schemas.openxmlformats.org/markup-compatibility/2006" mc:Ignorable="w14">
   <w:docDefaults>
     <w:rPrDefault>
       <w:rPr>
-        <w:rFonts w:ascii="바탕" w:eastAsia="바탕" w:hAnsi="바탕" w:cstheme="minorBidi"/>
+        <w:rFonts w:ascii="바탕" w:hAnsi="바탕" w:eastAsia="바탕" w:cs="Arial" w:cstheme="minorBidi"/>
         <w:kern w:val="2"/>
         <w:sz w:val="24"/>
         <w:szCs w:val="24"/>
         <w:lang w:val="en-US" w:eastAsia="ko-KR" w:bidi="hi-IN"/>
       </w:rPr>
     </w:rPrDefault>
-    <w:pPrDefault/>
+    <w:pPrDefault>
+      <w:pPr>
+        <w:widowControl/>
+      </w:pPr>
+    </w:pPrDefault>
   </w:docDefaults>
   <w:latentStyles w:defLockedState="0" w:defUIPriority="0" w:defSemiHidden="0" w:defUnhideWhenUsed="0" w:defQFormat="0" w:count="376">
     <w:lsdException w:name="Normal" w:qFormat="1"/>
     <w:lsdException w:name="heading 1" w:uiPriority="9" w:qFormat="1"/>
-    <w:lsdException w:name="heading 2" w:semiHidden="1" w:uiPriority="9" w:unhideWhenUsed="1" w:qFormat="1"/>
-    <w:lsdException w:name="heading 3" w:semiHidden="1" w:uiPriority="9" w:unhideWhenUsed="1" w:qFormat="1"/>
-    <w:lsdException w:name="heading 4" w:semiHidden="1" w:uiPriority="9" w:unhideWhenUsed="1" w:qFormat="1"/>
-    <w:lsdException w:name="heading 5" w:semiHidden="1" w:uiPriority="9" w:unhideWhenUsed="1" w:qFormat="1"/>
-    <w:lsdException w:name="heading 6" w:semiHidden="1" w:uiPriority="9" w:unhideWhenUsed="1" w:qFormat="1"/>
-    <w:lsdException w:name="heading 7" w:semiHidden="1" w:uiPriority="9" w:unhideWhenUsed="1" w:qFormat="1"/>
-    <w:lsdException w:name="heading 8" w:semiHidden="1" w:uiPriority="9" w:unhideWhenUsed="1" w:qFormat="1"/>
-    <w:lsdException w:name="heading 9" w:semiHidden="1" w:uiPriority="9" w:unhideWhenUsed="1" w:qFormat="1"/>
+    <w:lsdException w:name="heading 2" w:uiPriority="9" w:semiHidden="1" w:unhideWhenUsed="1" w:qFormat="1"/>
+    <w:lsdException w:name="heading 3" w:uiPriority="9" w:semiHidden="1" w:unhideWhenUsed="1" w:qFormat="1"/>
+    <w:lsdException w:name="heading 4" w:uiPriority="9" w:semiHidden="1" w:unhideWhenUsed="1" w:qFormat="1"/>
+    <w:lsdException w:name="heading 5" w:uiPriority="9" w:semiHidden="1" w:unhideWhenUsed="1" w:qFormat="1"/>
+    <w:lsdException w:name="heading 6" w:uiPriority="9" w:semiHidden="1" w:unhideWhenUsed="1" w:qFormat="1"/>
+    <w:lsdException w:name="heading 7" w:uiPriority="9" w:semiHidden="1" w:unhideWhenUsed="1" w:qFormat="1"/>
+    <w:lsdException w:name="heading 8" w:uiPriority="9" w:semiHidden="1" w:unhideWhenUsed="1" w:qFormat="1"/>
+    <w:lsdException w:name="heading 9" w:uiPriority="9" w:semiHidden="1" w:unhideWhenUsed="1" w:qFormat="1"/>
     <w:lsdException w:name="index 1" w:semiHidden="1" w:unhideWhenUsed="1"/>
     <w:lsdException w:name="index 2" w:semiHidden="1" w:unhideWhenUsed="1"/>
     <w:lsdException w:name="index 3" w:semiHidden="1" w:unhideWhenUsed="1"/>
@@ -1804,7 +2750,7 @@
     <w:lsdException w:name="Title" w:qFormat="1"/>
     <w:lsdException w:name="Closing" w:semiHidden="1" w:unhideWhenUsed="1"/>
     <w:lsdException w:name="Signature" w:semiHidden="1" w:unhideWhenUsed="1"/>
-    <w:lsdException w:name="Default Paragraph Font" w:semiHidden="1" w:uiPriority="1" w:unhideWhenUsed="1"/>
+    <w:lsdException w:name="Default Paragraph Font" w:uiPriority="1" w:semiHidden="1" w:unhideWhenUsed="1"/>
     <w:lsdException w:name="Body Text" w:semiHidden="1" w:unhideWhenUsed="1"/>
     <w:lsdException w:name="Body Text Indent" w:semiHidden="1" w:unhideWhenUsed="1"/>
     <w:lsdException w:name="List Continue" w:semiHidden="1" w:unhideWhenUsed="1"/>
@@ -2011,26 +2957,489 @@
     <w:lsdException w:name="Unresolved Mention" w:semiHidden="1" w:unhideWhenUsed="1"/>
     <w:lsdException w:name="Smart Link" w:semiHidden="1" w:unhideWhenUsed="1"/>
   </w:latentStyles>
-  <w:style w:type="paragraph" w:default="1" w:styleId="Normal">
+  <w:style w:type="paragraph" w:styleId="Normal" w:default="1">
     <w:name w:val="Normal"/>
     <w:qFormat/>
     <w:pPr>
-      <w:widowControl w:val="0"/>
-      <w:spacing w:after="160" w:line="259" w:lineRule="auto"/>
+      <w:widowControl w:val="false"/>
+      <w:kinsoku w:val="true"/>
+      <w:overflowPunct w:val="true"/>
+      <w:autoSpaceDE w:val="true"/>
+      <w:bidi w:val="0"/>
+      <w:spacing w:lineRule="auto" w:line="259" w:before="0" w:after="160"/>
       <w:jc w:val="both"/>
     </w:pPr>
     <w:rPr>
-      <w:rFonts w:asciiTheme="minorHAnsi" w:eastAsiaTheme="minorEastAsia" w:hAnsiTheme="minorHAnsi"/>
+      <w:rFonts w:ascii="맑은 고딕" w:hAnsi="맑은 고딕" w:eastAsia="맑은 고딕" w:cs="Arial" w:asciiTheme="minorHAnsi" w:eastAsiaTheme="minorEastAsia" w:hAnsiTheme="minorHAnsi"/>
+      <w:color w:val="auto"/>
+      <w:kern w:val="2"/>
       <w:sz w:val="20"/>
       <w:szCs w:val="22"/>
-      <w:lang w:bidi="ar-SA"/>
-    </w:rPr>
-  </w:style>
-  <w:style w:type="character" w:default="1" w:styleId="DefaultParagraphFont">
+      <w:lang w:val="en-US" w:eastAsia="ko-KR" w:bidi="ar-SA"/>
+    </w:rPr>
+  </w:style>
+  <w:style w:type="character" w:styleId="DefaultParagraphFont" w:default="1">
     <w:name w:val="Default Paragraph Font"/>
     <w:uiPriority w:val="1"/>
     <w:semiHidden/>
     <w:unhideWhenUsed/>
+    <w:qFormat/>
+    <w:rPr/>
+  </w:style>
+  <w:style w:type="character" w:styleId="HeaderChar" w:customStyle="1">
+    <w:name w:val="Header Char"/>
+    <w:basedOn w:val="DefaultParagraphFont"/>
+    <w:link w:val="Header"/>
+    <w:uiPriority w:val="99"/>
+    <w:qFormat/>
+    <w:rPr/>
+  </w:style>
+  <w:style w:type="character" w:styleId="FooterChar" w:customStyle="1">
+    <w:name w:val="Footer Char"/>
+    <w:basedOn w:val="DefaultParagraphFont"/>
+    <w:link w:val="Footer"/>
+    <w:uiPriority w:val="99"/>
+    <w:qFormat/>
+    <w:rPr/>
+  </w:style>
+  <w:style w:type="character" w:styleId="InternetLink" w:customStyle="1">
+    <w:name w:val="Internet Link"/>
+    <w:basedOn w:val="DefaultParagraphFont"/>
+    <w:unhideWhenUsed/>
+    <w:rPr>
+      <w:color w:val="0563C1"/>
+      <w:u w:val="single"/>
+    </w:rPr>
+  </w:style>
+  <w:style w:type="character" w:styleId="1" w:customStyle="1">
+    <w:name w:val="확인되지 않은 멘션1"/>
+    <w:basedOn w:val="DefaultParagraphFont"/>
+    <w:semiHidden/>
+    <w:unhideWhenUsed/>
+    <w:qFormat/>
+    <w:rPr>
+      <w:color w:val="605E5C"/>
+      <w:shd w:fill="E1DFDD" w:val="clear"/>
+    </w:rPr>
+  </w:style>
+  <w:style w:type="character" w:styleId="ListLabel1" w:customStyle="1">
+    <w:name w:val="ListLabel 1"/>
+    <w:qFormat/>
+    <w:rPr>
+      <w:rFonts w:cs="Courier New"/>
+      <w:b/>
+      <w:sz w:val="22"/>
+    </w:rPr>
+  </w:style>
+  <w:style w:type="character" w:styleId="ListLabel2" w:customStyle="1">
+    <w:name w:val="ListLabel 2"/>
+    <w:qFormat/>
+    <w:rPr>
+      <w:rFonts w:cs="Courier New"/>
+    </w:rPr>
+  </w:style>
+  <w:style w:type="character" w:styleId="ListLabel3" w:customStyle="1">
+    <w:name w:val="ListLabel 3"/>
+    <w:qFormat/>
+    <w:rPr>
+      <w:rFonts w:cs="Courier New"/>
+    </w:rPr>
+  </w:style>
+  <w:style w:type="character" w:styleId="ListLabel4" w:customStyle="1">
+    <w:name w:val="ListLabel 4"/>
+    <w:qFormat/>
+    <w:rPr>
+      <w:rFonts w:cs="Symbol"/>
+      <w:b/>
+      <w:sz w:val="22"/>
+    </w:rPr>
+  </w:style>
+  <w:style w:type="character" w:styleId="ListLabel5" w:customStyle="1">
+    <w:name w:val="ListLabel 5"/>
+    <w:qFormat/>
+    <w:rPr>
+      <w:rFonts w:cs="Courier New"/>
+      <w:b/>
+      <w:sz w:val="22"/>
+    </w:rPr>
+  </w:style>
+  <w:style w:type="character" w:styleId="ListLabel6" w:customStyle="1">
+    <w:name w:val="ListLabel 6"/>
+    <w:qFormat/>
+    <w:rPr>
+      <w:rFonts w:cs="Wingdings"/>
+    </w:rPr>
+  </w:style>
+  <w:style w:type="character" w:styleId="ListLabel7" w:customStyle="1">
+    <w:name w:val="ListLabel 7"/>
+    <w:qFormat/>
+    <w:rPr>
+      <w:rFonts w:cs="Symbol"/>
+    </w:rPr>
+  </w:style>
+  <w:style w:type="character" w:styleId="ListLabel8" w:customStyle="1">
+    <w:name w:val="ListLabel 8"/>
+    <w:qFormat/>
+    <w:rPr>
+      <w:rFonts w:cs="Courier New"/>
+    </w:rPr>
+  </w:style>
+  <w:style w:type="character" w:styleId="ListLabel9" w:customStyle="1">
+    <w:name w:val="ListLabel 9"/>
+    <w:qFormat/>
+    <w:rPr>
+      <w:rFonts w:cs="Wingdings"/>
+    </w:rPr>
+  </w:style>
+  <w:style w:type="character" w:styleId="ListLabel10" w:customStyle="1">
+    <w:name w:val="ListLabel 10"/>
+    <w:qFormat/>
+    <w:rPr>
+      <w:rFonts w:cs="Symbol"/>
+    </w:rPr>
+  </w:style>
+  <w:style w:type="character" w:styleId="ListLabel11" w:customStyle="1">
+    <w:name w:val="ListLabel 11"/>
+    <w:qFormat/>
+    <w:rPr>
+      <w:rFonts w:cs="Courier New"/>
+    </w:rPr>
+  </w:style>
+  <w:style w:type="character" w:styleId="ListLabel12" w:customStyle="1">
+    <w:name w:val="ListLabel 12"/>
+    <w:qFormat/>
+    <w:rPr>
+      <w:rFonts w:cs="Wingdings"/>
+    </w:rPr>
+  </w:style>
+  <w:style w:type="character" w:styleId="ListLabel13">
+    <w:name w:val="ListLabel 13"/>
+    <w:qFormat/>
+    <w:rPr>
+      <w:rFonts w:cs="Symbol"/>
+      <w:b/>
+      <w:sz w:val="22"/>
+    </w:rPr>
+  </w:style>
+  <w:style w:type="character" w:styleId="ListLabel14">
+    <w:name w:val="ListLabel 14"/>
+    <w:qFormat/>
+    <w:rPr>
+      <w:rFonts w:cs="Courier New"/>
+      <w:b/>
+      <w:sz w:val="22"/>
+    </w:rPr>
+  </w:style>
+  <w:style w:type="character" w:styleId="ListLabel15">
+    <w:name w:val="ListLabel 15"/>
+    <w:qFormat/>
+    <w:rPr>
+      <w:rFonts w:cs="Wingdings"/>
+      <w:b/>
+    </w:rPr>
+  </w:style>
+  <w:style w:type="character" w:styleId="ListLabel16">
+    <w:name w:val="ListLabel 16"/>
+    <w:qFormat/>
+    <w:rPr>
+      <w:rFonts w:cs="Symbol"/>
+      <w:b/>
+    </w:rPr>
+  </w:style>
+  <w:style w:type="character" w:styleId="ListLabel17">
+    <w:name w:val="ListLabel 17"/>
+    <w:qFormat/>
+    <w:rPr>
+      <w:rFonts w:cs="Courier New"/>
+    </w:rPr>
+  </w:style>
+  <w:style w:type="character" w:styleId="ListLabel18">
+    <w:name w:val="ListLabel 18"/>
+    <w:qFormat/>
+    <w:rPr>
+      <w:rFonts w:cs="Wingdings"/>
+    </w:rPr>
+  </w:style>
+  <w:style w:type="character" w:styleId="ListLabel19">
+    <w:name w:val="ListLabel 19"/>
+    <w:qFormat/>
+    <w:rPr>
+      <w:rFonts w:cs="Symbol"/>
+    </w:rPr>
+  </w:style>
+  <w:style w:type="character" w:styleId="ListLabel20">
+    <w:name w:val="ListLabel 20"/>
+    <w:qFormat/>
+    <w:rPr>
+      <w:rFonts w:cs="Courier New"/>
+    </w:rPr>
+  </w:style>
+  <w:style w:type="character" w:styleId="ListLabel21">
+    <w:name w:val="ListLabel 21"/>
+    <w:qFormat/>
+    <w:rPr>
+      <w:rFonts w:cs="Wingdings"/>
+    </w:rPr>
+  </w:style>
+  <w:style w:type="character" w:styleId="ListLabel22">
+    <w:name w:val="ListLabel 22"/>
+    <w:qFormat/>
+    <w:rPr>
+      <w:rFonts w:cs="Symbol"/>
+      <w:b/>
+      <w:sz w:val="22"/>
+    </w:rPr>
+  </w:style>
+  <w:style w:type="character" w:styleId="ListLabel23">
+    <w:name w:val="ListLabel 23"/>
+    <w:qFormat/>
+    <w:rPr>
+      <w:rFonts w:cs="Courier New"/>
+      <w:b/>
+      <w:sz w:val="22"/>
+    </w:rPr>
+  </w:style>
+  <w:style w:type="character" w:styleId="ListLabel24">
+    <w:name w:val="ListLabel 24"/>
+    <w:qFormat/>
+    <w:rPr>
+      <w:rFonts w:cs="Wingdings"/>
+      <w:b/>
+    </w:rPr>
+  </w:style>
+  <w:style w:type="character" w:styleId="ListLabel25">
+    <w:name w:val="ListLabel 25"/>
+    <w:qFormat/>
+    <w:rPr>
+      <w:rFonts w:cs="Symbol"/>
+      <w:b/>
+    </w:rPr>
+  </w:style>
+  <w:style w:type="character" w:styleId="ListLabel26">
+    <w:name w:val="ListLabel 26"/>
+    <w:qFormat/>
+    <w:rPr>
+      <w:rFonts w:cs="Courier New"/>
+    </w:rPr>
+  </w:style>
+  <w:style w:type="character" w:styleId="ListLabel27">
+    <w:name w:val="ListLabel 27"/>
+    <w:qFormat/>
+    <w:rPr>
+      <w:rFonts w:cs="Wingdings"/>
+    </w:rPr>
+  </w:style>
+  <w:style w:type="character" w:styleId="ListLabel28">
+    <w:name w:val="ListLabel 28"/>
+    <w:qFormat/>
+    <w:rPr>
+      <w:rFonts w:cs="Symbol"/>
+    </w:rPr>
+  </w:style>
+  <w:style w:type="character" w:styleId="ListLabel29">
+    <w:name w:val="ListLabel 29"/>
+    <w:qFormat/>
+    <w:rPr>
+      <w:rFonts w:cs="Courier New"/>
+    </w:rPr>
+  </w:style>
+  <w:style w:type="character" w:styleId="ListLabel30">
+    <w:name w:val="ListLabel 30"/>
+    <w:qFormat/>
+    <w:rPr>
+      <w:rFonts w:cs="Wingdings"/>
+    </w:rPr>
+  </w:style>
+  <w:style w:type="character" w:styleId="ListLabel39">
+    <w:name w:val="ListLabel 39"/>
+    <w:qFormat/>
+    <w:rPr>
+      <w:rFonts w:cs="Wingdings"/>
+    </w:rPr>
+  </w:style>
+  <w:style w:type="character" w:styleId="ListLabel38">
+    <w:name w:val="ListLabel 38"/>
+    <w:qFormat/>
+    <w:rPr>
+      <w:rFonts w:cs="Courier New"/>
+    </w:rPr>
+  </w:style>
+  <w:style w:type="character" w:styleId="ListLabel37">
+    <w:name w:val="ListLabel 37"/>
+    <w:qFormat/>
+    <w:rPr>
+      <w:rFonts w:cs="Symbol"/>
+    </w:rPr>
+  </w:style>
+  <w:style w:type="character" w:styleId="ListLabel36">
+    <w:name w:val="ListLabel 36"/>
+    <w:qFormat/>
+    <w:rPr>
+      <w:rFonts w:cs="Wingdings"/>
+    </w:rPr>
+  </w:style>
+  <w:style w:type="character" w:styleId="ListLabel35">
+    <w:name w:val="ListLabel 35"/>
+    <w:qFormat/>
+    <w:rPr>
+      <w:rFonts w:cs="Courier New"/>
+    </w:rPr>
+  </w:style>
+  <w:style w:type="character" w:styleId="ListLabel34">
+    <w:name w:val="ListLabel 34"/>
+    <w:qFormat/>
+    <w:rPr>
+      <w:rFonts w:cs="Symbol"/>
+    </w:rPr>
+  </w:style>
+  <w:style w:type="character" w:styleId="ListLabel33">
+    <w:name w:val="ListLabel 33"/>
+    <w:qFormat/>
+    <w:rPr>
+      <w:rFonts w:cs="Wingdings"/>
+      <w:b/>
+    </w:rPr>
+  </w:style>
+  <w:style w:type="character" w:styleId="ListLabel32">
+    <w:name w:val="ListLabel 32"/>
+    <w:qFormat/>
+    <w:rPr>
+      <w:rFonts w:cs="Courier New"/>
+      <w:b/>
+      <w:sz w:val="22"/>
+    </w:rPr>
+  </w:style>
+  <w:style w:type="character" w:styleId="ListLabel31">
+    <w:name w:val="ListLabel 31"/>
+    <w:qFormat/>
+    <w:rPr>
+      <w:rFonts w:cs="Symbol"/>
+      <w:b/>
+      <w:sz w:val="22"/>
+    </w:rPr>
+  </w:style>
+  <w:style w:type="paragraph" w:styleId="Heading" w:customStyle="1">
+    <w:name w:val="Heading"/>
+    <w:basedOn w:val="Normal"/>
+    <w:next w:val="TextBody"/>
+    <w:qFormat/>
+    <w:pPr>
+      <w:keepNext w:val="true"/>
+      <w:spacing w:before="240" w:after="120"/>
+    </w:pPr>
+    <w:rPr>
+      <w:rFonts w:ascii="Arial" w:hAnsi="Arial" w:eastAsia="바탕" w:cs="Arial"/>
+      <w:sz w:val="28"/>
+      <w:szCs w:val="28"/>
+    </w:rPr>
+  </w:style>
+  <w:style w:type="paragraph" w:styleId="TextBody">
+    <w:name w:val="Body Text"/>
+    <w:basedOn w:val="Normal"/>
+    <w:pPr>
+      <w:spacing w:lineRule="auto" w:line="276" w:before="0" w:after="140"/>
+    </w:pPr>
+    <w:rPr/>
+  </w:style>
+  <w:style w:type="paragraph" w:styleId="List">
+    <w:name w:val="List"/>
+    <w:basedOn w:val="TextBody"/>
+    <w:pPr/>
+    <w:rPr>
+      <w:rFonts w:cs="Arial"/>
+    </w:rPr>
+  </w:style>
+  <w:style w:type="paragraph" w:styleId="Caption">
+    <w:name w:val="Caption"/>
+    <w:basedOn w:val="Normal"/>
+    <w:qFormat/>
+    <w:pPr>
+      <w:suppressLineNumbers/>
+      <w:spacing w:before="120" w:after="120"/>
+    </w:pPr>
+    <w:rPr>
+      <w:rFonts w:cs="Arial"/>
+      <w:i/>
+      <w:iCs/>
+      <w:sz w:val="24"/>
+      <w:szCs w:val="24"/>
+    </w:rPr>
+  </w:style>
+  <w:style w:type="paragraph" w:styleId="Index" w:customStyle="1">
+    <w:name w:val="Index"/>
+    <w:basedOn w:val="Normal"/>
+    <w:qFormat/>
+    <w:pPr>
+      <w:suppressLineNumbers/>
+    </w:pPr>
+    <w:rPr>
+      <w:rFonts w:cs="Arial"/>
+    </w:rPr>
+  </w:style>
+  <w:style w:type="paragraph" w:styleId="Caption1">
+    <w:name w:val="caption"/>
+    <w:basedOn w:val="Normal"/>
+    <w:qFormat/>
+    <w:pPr>
+      <w:suppressLineNumbers/>
+      <w:spacing w:before="120" w:after="120"/>
+    </w:pPr>
+    <w:rPr>
+      <w:rFonts w:cs="Arial"/>
+      <w:i/>
+      <w:iCs/>
+      <w:sz w:val="24"/>
+      <w:szCs w:val="24"/>
+    </w:rPr>
+  </w:style>
+  <w:style w:type="paragraph" w:styleId="ListParagraph">
+    <w:name w:val="List Paragraph"/>
+    <w:basedOn w:val="Normal"/>
+    <w:uiPriority w:val="34"/>
+    <w:qFormat/>
+    <w:pPr>
+      <w:ind w:left="800" w:hanging="0"/>
+    </w:pPr>
+    <w:rPr/>
+  </w:style>
+  <w:style w:type="paragraph" w:styleId="Header">
+    <w:name w:val="Header"/>
+    <w:basedOn w:val="Normal"/>
+    <w:link w:val="HeaderChar"/>
+    <w:uiPriority w:val="99"/>
+    <w:unhideWhenUsed/>
+    <w:pPr>
+      <w:tabs>
+        <w:tab w:val="clear" w:pos="709"/>
+        <w:tab w:val="center" w:pos="4513" w:leader="none"/>
+        <w:tab w:val="right" w:pos="9026" w:leader="none"/>
+      </w:tabs>
+      <w:snapToGrid w:val="false"/>
+    </w:pPr>
+    <w:rPr/>
+  </w:style>
+  <w:style w:type="paragraph" w:styleId="Footer">
+    <w:name w:val="Footer"/>
+    <w:basedOn w:val="Normal"/>
+    <w:link w:val="FooterChar"/>
+    <w:uiPriority w:val="99"/>
+    <w:unhideWhenUsed/>
+    <w:pPr>
+      <w:tabs>
+        <w:tab w:val="clear" w:pos="709"/>
+        <w:tab w:val="center" w:pos="4513" w:leader="none"/>
+        <w:tab w:val="right" w:pos="9026" w:leader="none"/>
+      </w:tabs>
+      <w:snapToGrid w:val="false"/>
+    </w:pPr>
+    <w:rPr/>
+  </w:style>
+  <w:style w:type="numbering" w:styleId="NoList" w:default="1">
+    <w:name w:val="No List"/>
+    <w:uiPriority w:val="99"/>
+    <w:semiHidden/>
+    <w:unhideWhenUsed/>
+    <w:qFormat/>
   </w:style>
   <w:style w:type="table" w:default="1" w:styleId="TableNormal">
     <w:name w:val="Normal Table"/>
@@ -2047,241 +3456,18 @@
       </w:tblCellMar>
     </w:tblPr>
   </w:style>
-  <w:style w:type="numbering" w:default="1" w:styleId="NoList">
-    <w:name w:val="No List"/>
-    <w:uiPriority w:val="99"/>
-    <w:semiHidden/>
-    <w:unhideWhenUsed/>
-  </w:style>
-  <w:style w:type="character" w:customStyle="1" w:styleId="HeaderChar">
-    <w:name w:val="Header Char"/>
-    <w:basedOn w:val="DefaultParagraphFont"/>
-    <w:link w:val="Header"/>
-    <w:uiPriority w:val="99"/>
-    <w:qFormat/>
-  </w:style>
-  <w:style w:type="character" w:customStyle="1" w:styleId="FooterChar">
-    <w:name w:val="Footer Char"/>
-    <w:basedOn w:val="DefaultParagraphFont"/>
-    <w:link w:val="Footer"/>
-    <w:uiPriority w:val="99"/>
-    <w:qFormat/>
-  </w:style>
-  <w:style w:type="character" w:customStyle="1" w:styleId="InternetLink">
-    <w:name w:val="Internet Link"/>
-    <w:basedOn w:val="DefaultParagraphFont"/>
-    <w:unhideWhenUsed/>
-    <w:rPr>
-      <w:color w:val="0563C1"/>
-      <w:u w:val="single"/>
-    </w:rPr>
-  </w:style>
-  <w:style w:type="character" w:customStyle="1" w:styleId="1">
-    <w:name w:val="확인되지 않은 멘션1"/>
-    <w:basedOn w:val="DefaultParagraphFont"/>
-    <w:semiHidden/>
-    <w:unhideWhenUsed/>
-    <w:qFormat/>
-    <w:rPr>
-      <w:color w:val="605E5C"/>
-      <w:shd w:val="clear" w:color="auto" w:fill="E1DFDD"/>
-    </w:rPr>
-  </w:style>
-  <w:style w:type="character" w:customStyle="1" w:styleId="ListLabel1">
-    <w:name w:val="ListLabel 1"/>
-    <w:qFormat/>
-    <w:rPr>
-      <w:rFonts w:cs="Courier New"/>
-      <w:b/>
-      <w:sz w:val="22"/>
-    </w:rPr>
-  </w:style>
-  <w:style w:type="character" w:customStyle="1" w:styleId="ListLabel2">
-    <w:name w:val="ListLabel 2"/>
-    <w:qFormat/>
-    <w:rPr>
-      <w:rFonts w:cs="Courier New"/>
-    </w:rPr>
-  </w:style>
-  <w:style w:type="character" w:customStyle="1" w:styleId="ListLabel3">
-    <w:name w:val="ListLabel 3"/>
-    <w:qFormat/>
-    <w:rPr>
-      <w:rFonts w:cs="Courier New"/>
-    </w:rPr>
-  </w:style>
-  <w:style w:type="character" w:customStyle="1" w:styleId="ListLabel4">
-    <w:name w:val="ListLabel 4"/>
-    <w:qFormat/>
-    <w:rPr>
-      <w:rFonts w:cs="Symbol"/>
-      <w:b/>
-      <w:sz w:val="22"/>
-    </w:rPr>
-  </w:style>
-  <w:style w:type="character" w:customStyle="1" w:styleId="ListLabel5">
-    <w:name w:val="ListLabel 5"/>
-    <w:qFormat/>
-    <w:rPr>
-      <w:rFonts w:cs="Courier New"/>
-      <w:b/>
-      <w:sz w:val="22"/>
-    </w:rPr>
-  </w:style>
-  <w:style w:type="character" w:customStyle="1" w:styleId="ListLabel6">
-    <w:name w:val="ListLabel 6"/>
-    <w:qFormat/>
-    <w:rPr>
-      <w:rFonts w:cs="Wingdings"/>
-    </w:rPr>
-  </w:style>
-  <w:style w:type="character" w:customStyle="1" w:styleId="ListLabel7">
-    <w:name w:val="ListLabel 7"/>
-    <w:qFormat/>
-    <w:rPr>
-      <w:rFonts w:cs="Symbol"/>
-    </w:rPr>
-  </w:style>
-  <w:style w:type="character" w:customStyle="1" w:styleId="ListLabel8">
-    <w:name w:val="ListLabel 8"/>
-    <w:qFormat/>
-    <w:rPr>
-      <w:rFonts w:cs="Courier New"/>
-    </w:rPr>
-  </w:style>
-  <w:style w:type="character" w:customStyle="1" w:styleId="ListLabel9">
-    <w:name w:val="ListLabel 9"/>
-    <w:qFormat/>
-    <w:rPr>
-      <w:rFonts w:cs="Wingdings"/>
-    </w:rPr>
-  </w:style>
-  <w:style w:type="character" w:customStyle="1" w:styleId="ListLabel10">
-    <w:name w:val="ListLabel 10"/>
-    <w:qFormat/>
-    <w:rPr>
-      <w:rFonts w:cs="Symbol"/>
-    </w:rPr>
-  </w:style>
-  <w:style w:type="character" w:customStyle="1" w:styleId="ListLabel11">
-    <w:name w:val="ListLabel 11"/>
-    <w:qFormat/>
-    <w:rPr>
-      <w:rFonts w:cs="Courier New"/>
-    </w:rPr>
-  </w:style>
-  <w:style w:type="character" w:customStyle="1" w:styleId="ListLabel12">
-    <w:name w:val="ListLabel 12"/>
-    <w:qFormat/>
-    <w:rPr>
-      <w:rFonts w:cs="Wingdings"/>
-    </w:rPr>
-  </w:style>
-  <w:style w:type="paragraph" w:customStyle="1" w:styleId="Heading">
-    <w:name w:val="Heading"/>
-    <w:basedOn w:val="Normal"/>
-    <w:next w:val="BodyText"/>
-    <w:qFormat/>
-    <w:pPr>
-      <w:keepNext/>
-      <w:spacing w:before="240" w:after="120"/>
-    </w:pPr>
-    <w:rPr>
-      <w:rFonts w:ascii="Arial" w:eastAsia="바탕" w:hAnsi="Arial" w:cs="Arial"/>
-      <w:sz w:val="28"/>
-      <w:szCs w:val="28"/>
-    </w:rPr>
-  </w:style>
-  <w:style w:type="paragraph" w:styleId="BodyText">
-    <w:name w:val="Body Text"/>
-    <w:basedOn w:val="Normal"/>
-    <w:pPr>
-      <w:spacing w:after="140" w:line="276" w:lineRule="auto"/>
-    </w:pPr>
-  </w:style>
-  <w:style w:type="paragraph" w:styleId="List">
-    <w:name w:val="List"/>
-    <w:basedOn w:val="BodyText"/>
-    <w:rPr>
-      <w:rFonts w:cs="Arial"/>
-    </w:rPr>
-  </w:style>
-  <w:style w:type="paragraph" w:styleId="Caption">
-    <w:name w:val="caption"/>
-    <w:basedOn w:val="Normal"/>
-    <w:qFormat/>
-    <w:pPr>
-      <w:suppressLineNumbers/>
-      <w:spacing w:before="120" w:after="120"/>
-    </w:pPr>
-    <w:rPr>
-      <w:rFonts w:cs="Arial"/>
-      <w:i/>
-      <w:iCs/>
-      <w:sz w:val="24"/>
-      <w:szCs w:val="24"/>
-    </w:rPr>
-  </w:style>
-  <w:style w:type="paragraph" w:customStyle="1" w:styleId="Index">
-    <w:name w:val="Index"/>
-    <w:basedOn w:val="Normal"/>
-    <w:qFormat/>
-    <w:pPr>
-      <w:suppressLineNumbers/>
-    </w:pPr>
-    <w:rPr>
-      <w:rFonts w:cs="Arial"/>
-    </w:rPr>
-  </w:style>
-  <w:style w:type="paragraph" w:styleId="ListParagraph">
-    <w:name w:val="List Paragraph"/>
-    <w:basedOn w:val="Normal"/>
-    <w:uiPriority w:val="34"/>
-    <w:qFormat/>
-    <w:pPr>
-      <w:ind w:left="800"/>
-    </w:pPr>
-  </w:style>
-  <w:style w:type="paragraph" w:styleId="Header">
-    <w:name w:val="header"/>
-    <w:basedOn w:val="Normal"/>
-    <w:link w:val="HeaderChar"/>
-    <w:uiPriority w:val="99"/>
-    <w:unhideWhenUsed/>
-    <w:pPr>
-      <w:tabs>
-        <w:tab w:val="center" w:pos="4513"/>
-        <w:tab w:val="right" w:pos="9026"/>
-      </w:tabs>
-      <w:snapToGrid w:val="0"/>
-    </w:pPr>
-  </w:style>
-  <w:style w:type="paragraph" w:styleId="Footer">
-    <w:name w:val="footer"/>
-    <w:basedOn w:val="Normal"/>
-    <w:link w:val="FooterChar"/>
-    <w:uiPriority w:val="99"/>
-    <w:unhideWhenUsed/>
-    <w:pPr>
-      <w:tabs>
-        <w:tab w:val="center" w:pos="4513"/>
-        <w:tab w:val="right" w:pos="9026"/>
-      </w:tabs>
-      <w:snapToGrid w:val="0"/>
-    </w:pPr>
-  </w:style>
   <w:style w:type="table" w:customStyle="1" w:styleId="10">
     <w:name w:val="표 구분선1"/>
     <w:basedOn w:val="TableNormal"/>
     <w:uiPriority w:val="39"/>
     <w:tblPr>
       <w:tblBorders>
-        <w:top w:val="single" w:sz="4" w:space="0" w:color="auto"/>
-        <w:left w:val="single" w:sz="4" w:space="0" w:color="auto"/>
-        <w:bottom w:val="single" w:sz="4" w:space="0" w:color="auto"/>
-        <w:right w:val="single" w:sz="4" w:space="0" w:color="auto"/>
-        <w:insideH w:val="single" w:sz="4" w:space="0" w:color="auto"/>
-        <w:insideV w:val="single" w:sz="4" w:space="0" w:color="auto"/>
+        <w:top w:val="single" w:color="auto" w:sz="4" w:space="0"/>
+        <w:left w:val="single" w:color="auto" w:sz="4" w:space="0"/>
+        <w:bottom w:val="single" w:color="auto" w:sz="4" w:space="0"/>
+        <w:right w:val="single" w:color="auto" w:sz="4" w:space="0"/>
+        <w:insideH w:val="single" w:color="auto" w:sz="4" w:space="0"/>
+        <w:insideV w:val="single" w:color="auto" w:sz="4" w:space="0"/>
       </w:tblBorders>
     </w:tblPr>
   </w:style>
@@ -2290,12 +3476,12 @@
     <w:basedOn w:val="TableNormal"/>
     <w:tblPr>
       <w:tblBorders>
-        <w:top w:val="single" w:sz="4" w:space="0" w:color="auto"/>
-        <w:left w:val="single" w:sz="4" w:space="0" w:color="auto"/>
-        <w:bottom w:val="single" w:sz="4" w:space="0" w:color="auto"/>
-        <w:right w:val="single" w:sz="4" w:space="0" w:color="auto"/>
-        <w:insideH w:val="single" w:sz="4" w:space="0" w:color="auto"/>
-        <w:insideV w:val="single" w:sz="4" w:space="0" w:color="auto"/>
+        <w:top w:val="single" w:color="auto" w:sz="4" w:space="0"/>
+        <w:left w:val="single" w:color="auto" w:sz="4" w:space="0"/>
+        <w:bottom w:val="single" w:color="auto" w:sz="4" w:space="0"/>
+        <w:right w:val="single" w:color="auto" w:sz="4" w:space="0"/>
+        <w:insideH w:val="single" w:color="auto" w:sz="4" w:space="0"/>
+        <w:insideV w:val="single" w:color="auto" w:sz="4" w:space="0"/>
       </w:tblBorders>
     </w:tblPr>
   </w:style>
